--- a/BystrovMD_1431z_CP.docx
+++ b/BystrovMD_1431z_CP.docx
@@ -537,7 +537,7 @@
                 <w:sz w:val="28"/>
                 <w:szCs w:val="28"/>
               </w:rPr>
-              <w:t>АДМИНИСТРИРОВАНИЕ ВЫЧИСЛИТЕЛЬНЫХ СЕТЕЙ</w:t>
+              <w:t>РАЗВЁРТЫВАНИЕ И АДМИНИСТРИРОВАНИЕ МАРШРУТИЗИРУЕМОЙ ВЫЧИСЛИТЕЛЬНОЙ СЕТИ</w:t>
             </w:r>
           </w:p>
           <w:p>
@@ -1335,18 +1335,7 @@
                 <w:sz w:val="28"/>
                 <w:szCs w:val="28"/>
               </w:rPr>
-              <w:t>Настройка и ко</w:t>
-            </w:r>
-            <w:bookmarkStart w:id="0" w:name="_GoBack"/>
-            <w:bookmarkEnd w:id="0"/>
-            <w:r>
-              <w:rPr>
-                <w:rStyle w:val="ab"/>
-                <w:noProof/>
-                <w:sz w:val="28"/>
-                <w:szCs w:val="28"/>
-              </w:rPr>
-              <w:t>нфигурирование сетевых сервисов</w:t>
+              <w:t>Настройка и конфигурирование сетевых сервисов</w:t>
             </w:r>
             <w:r>
               <w:rPr>
@@ -1792,12 +1781,12 @@
         <w:pStyle w:val="1"/>
         <w:spacing w:line="360" w:lineRule="auto"/>
       </w:pPr>
-      <w:bookmarkStart w:id="1" w:name="_Toc222690149"/>
+      <w:bookmarkStart w:id="0" w:name="_Toc222690149"/>
       <w:r>
         <w:lastRenderedPageBreak/>
         <w:t>ВВЕДЕНИЕ</w:t>
       </w:r>
-      <w:bookmarkEnd w:id="1"/>
+      <w:bookmarkEnd w:id="0"/>
     </w:p>
     <w:p>
       <w:pPr>
@@ -2171,7 +2160,6 @@
         </w:rPr>
         <w:t xml:space="preserve">, </w:t>
       </w:r>
-      <w:proofErr w:type="spellStart"/>
       <w:r>
         <w:rPr>
           <w:sz w:val="28"/>
@@ -2180,7 +2168,6 @@
         </w:rPr>
         <w:t>OpenLDAP</w:t>
       </w:r>
-      <w:proofErr w:type="spellEnd"/>
       <w:r>
         <w:rPr>
           <w:sz w:val="28"/>
@@ -2188,7 +2175,6 @@
         </w:rPr>
         <w:t xml:space="preserve">, </w:t>
       </w:r>
-      <w:proofErr w:type="spellStart"/>
       <w:r>
         <w:rPr>
           <w:sz w:val="28"/>
@@ -2197,7 +2183,6 @@
         </w:rPr>
         <w:t>FreeIpa</w:t>
       </w:r>
-      <w:proofErr w:type="spellEnd"/>
       <w:r>
         <w:rPr>
           <w:sz w:val="28"/>
@@ -2382,23 +2367,7 @@
           <w:sz w:val="28"/>
           <w:szCs w:val="28"/>
         </w:rPr>
-        <w:t>причин. В качестве примеров сетевых сервисов можно привести: сервера кодовых баз (репозиториев), системы трекинга задач (</w:t>
-      </w:r>
-      <w:proofErr w:type="spellStart"/>
-      <w:r>
-        <w:rPr>
-          <w:sz w:val="28"/>
-          <w:szCs w:val="28"/>
-        </w:rPr>
-        <w:t>таск-трекеры</w:t>
-      </w:r>
-      <w:proofErr w:type="spellEnd"/>
-      <w:r>
-        <w:rPr>
-          <w:sz w:val="28"/>
-          <w:szCs w:val="28"/>
-        </w:rPr>
-        <w:t xml:space="preserve">), почтовые сервера, службы виртуальных рабочих столов, </w:t>
+        <w:t xml:space="preserve">причин. В качестве примеров сетевых сервисов можно привести: сервера кодовых баз (репозиториев), системы трекинга задач (таск-трекеры), почтовые сервера, службы виртуальных рабочих столов, </w:t>
       </w:r>
       <w:r>
         <w:rPr>
@@ -2480,16 +2449,8 @@
         <w:rPr>
           <w:rStyle w:val="default10"/>
         </w:rPr>
-        <w:t xml:space="preserve"> В данном курсовом проекте решается задача создания и настройки локальной вычислительной сети с использованием службы каталога, централизированной аутентификации и сетевых сервисов на основе виртуальных машин, функционирующих под управлением ОС семейства </w:t>
-      </w:r>
-      <w:proofErr w:type="spellStart"/>
-      <w:r>
-        <w:rPr>
-          <w:rStyle w:val="default10"/>
-        </w:rPr>
-        <w:t>Linux</w:t>
-      </w:r>
-      <w:proofErr w:type="spellEnd"/>
+        <w:t xml:space="preserve"> В данном курсовом проекте решается задача создания и настройки локальной вычислительной сети с использованием службы каталога, централизированной аутентификации и сетевых сервисов на основе виртуальных машин, функционирующих под управлением ОС семейства Linux</w:t>
+      </w:r>
       <w:r>
         <w:rPr>
           <w:sz w:val="28"/>
@@ -2559,33 +2520,20 @@
         <w:spacing w:line="360" w:lineRule="auto"/>
         <w:ind w:firstLine="709"/>
       </w:pPr>
-      <w:bookmarkStart w:id="2" w:name="_Toc222690150"/>
+      <w:bookmarkStart w:id="1" w:name="_Toc222690150"/>
       <w:r>
         <w:lastRenderedPageBreak/>
         <w:t>Задание на курсовой проект</w:t>
       </w:r>
-      <w:bookmarkEnd w:id="2"/>
+      <w:bookmarkEnd w:id="1"/>
     </w:p>
     <w:p>
       <w:pPr>
         <w:pStyle w:val="default1"/>
       </w:pPr>
       <w:r>
-        <w:t xml:space="preserve">В рамках курсового проекта необходимо создать локальную вычислительную сеть типа «клиент–сервер» с использованием технологию виртуальных машин, которая должна состоять из двух машин, функционирующих под управлением ОС </w:t>
-      </w:r>
-      <w:proofErr w:type="spellStart"/>
-      <w:r>
-        <w:t>Rocky</w:t>
-      </w:r>
-      <w:proofErr w:type="spellEnd"/>
-      <w:r>
-        <w:t xml:space="preserve"> </w:t>
-      </w:r>
-      <w:proofErr w:type="spellStart"/>
-      <w:r>
-        <w:t>Linux</w:t>
-      </w:r>
-      <w:proofErr w:type="spellEnd"/>
+        <w:t>В рамках курсового проекта необходимо создать локальную вычислительную сеть типа «клиент–сервер» с использованием технологию виртуальных машин, которая должна состоять из двух машин, функционирующих под управлением ОС Rocky Linux</w:t>
+      </w:r>
       <w:r>
         <w:t xml:space="preserve"> 10</w:t>
       </w:r>
@@ -2617,15 +2565,7 @@
         <w:pStyle w:val="default1"/>
       </w:pPr>
       <w:r>
-        <w:t xml:space="preserve">• интерфейс с доступом в сеть Интернет (NAT или </w:t>
-      </w:r>
-      <w:proofErr w:type="spellStart"/>
-      <w:r>
-        <w:t>Bridged</w:t>
-      </w:r>
-      <w:proofErr w:type="spellEnd"/>
-      <w:r>
-        <w:t xml:space="preserve">); </w:t>
+        <w:t xml:space="preserve">• интерфейс с доступом в сеть Интернет (NAT или Bridged); </w:t>
       </w:r>
     </w:p>
     <w:p>
@@ -2673,15 +2613,7 @@
         <w:pStyle w:val="default1"/>
       </w:pPr>
       <w:r>
-        <w:t xml:space="preserve">• сервер службы каталога </w:t>
-      </w:r>
-      <w:proofErr w:type="spellStart"/>
-      <w:r>
-        <w:t>FreeIPA</w:t>
-      </w:r>
-      <w:proofErr w:type="spellEnd"/>
-      <w:r>
-        <w:t xml:space="preserve">; </w:t>
+        <w:t xml:space="preserve">• сервер службы каталога FreeIPA; </w:t>
       </w:r>
     </w:p>
     <w:p>
@@ -2713,15 +2645,7 @@
         <w:pStyle w:val="default1"/>
       </w:pPr>
       <w:r>
-        <w:t xml:space="preserve">• Развернуть и сконфигурировать </w:t>
-      </w:r>
-      <w:proofErr w:type="spellStart"/>
-      <w:r>
-        <w:t>FreeIPA</w:t>
-      </w:r>
-      <w:proofErr w:type="spellEnd"/>
-      <w:r>
-        <w:t xml:space="preserve">-сервер. </w:t>
+        <w:t xml:space="preserve">• Развернуть и сконфигурировать FreeIPA-сервер. </w:t>
       </w:r>
     </w:p>
     <w:p>
@@ -2769,161 +2693,119 @@
         <w:pStyle w:val="default1"/>
       </w:pPr>
       <w:r>
-        <w:t xml:space="preserve">• Настроить разрешение имён узлов домена через DNS </w:t>
-      </w:r>
-      <w:proofErr w:type="spellStart"/>
-      <w:r>
-        <w:t>FreeIPA</w:t>
-      </w:r>
-      <w:proofErr w:type="spellEnd"/>
+        <w:t xml:space="preserve">• Настроить разрешение имён узлов домена через DNS FreeIPA. </w:t>
+      </w:r>
+    </w:p>
+    <w:p>
+      <w:pPr>
+        <w:pStyle w:val="default1"/>
+      </w:pPr>
+      <w:r>
+        <w:t xml:space="preserve">Виртуальная машина №2 (ПК2 — сервер приложений) </w:t>
+      </w:r>
+    </w:p>
+    <w:p>
+      <w:pPr>
+        <w:pStyle w:val="default1"/>
+      </w:pPr>
+      <w:r>
+        <w:t xml:space="preserve">ПК2 должен иметь один сетевой интерфейс, подключённый только к внутренней сети. </w:t>
+      </w:r>
+    </w:p>
+    <w:p>
+      <w:pPr>
+        <w:pStyle w:val="default1"/>
+      </w:pPr>
+      <w:r>
+        <w:t xml:space="preserve">ПК2 выполняет следующие функции: </w:t>
+      </w:r>
+    </w:p>
+    <w:p>
+      <w:pPr>
+        <w:pStyle w:val="default1"/>
+      </w:pPr>
+      <w:r>
+        <w:lastRenderedPageBreak/>
+        <w:t xml:space="preserve">• клиент домена FreeIPA; </w:t>
+      </w:r>
+    </w:p>
+    <w:p>
+      <w:pPr>
+        <w:pStyle w:val="default1"/>
+      </w:pPr>
+      <w:r>
+        <w:t xml:space="preserve">• сервер прикладного сервиса. </w:t>
+      </w:r>
+    </w:p>
+    <w:p>
+      <w:pPr>
+        <w:pStyle w:val="default1"/>
+      </w:pPr>
+      <w:r>
+        <w:t xml:space="preserve">Требования: </w:t>
+      </w:r>
+    </w:p>
+    <w:p>
+      <w:pPr>
+        <w:pStyle w:val="default1"/>
+      </w:pPr>
+      <w:r>
+        <w:t xml:space="preserve">• Ввести ПК2 в домен FreeIPA. </w:t>
+      </w:r>
+    </w:p>
+    <w:p>
+      <w:pPr>
+        <w:pStyle w:val="default1"/>
+      </w:pPr>
+      <w:r>
+        <w:t>•</w:t>
+      </w:r>
+      <w:r>
+        <w:t xml:space="preserve"> </w:t>
+      </w:r>
+      <w:r>
+        <w:t xml:space="preserve">Обеспечить аутентификацию пользователей домена при входе в систему ПК2. </w:t>
+      </w:r>
+    </w:p>
+    <w:p>
+      <w:pPr>
+        <w:pStyle w:val="default1"/>
+      </w:pPr>
+      <w:r>
+        <w:t>•</w:t>
+      </w:r>
+      <w:r>
+        <w:t xml:space="preserve"> </w:t>
+      </w:r>
+      <w:r>
+        <w:t>Развернуть сетевой сервис GitLab</w:t>
+      </w:r>
       <w:r>
         <w:t xml:space="preserve">. </w:t>
       </w:r>
+      <w:r>
+        <w:t>Сервис должен использовать авторизацию через службу каталога FreeIPA</w:t>
+      </w:r>
+      <w:r>
+        <w:t xml:space="preserve"> </w:t>
+      </w:r>
+      <w:r>
+        <w:t>по LDAP</w:t>
+      </w:r>
+      <w:r>
+        <w:t xml:space="preserve">. </w:t>
+      </w:r>
+      <w:r>
+        <w:t xml:space="preserve">Доступ к сервису должен быть разрешён только доменным пользователям. </w:t>
+      </w:r>
     </w:p>
     <w:p>
       <w:pPr>
         <w:pStyle w:val="default1"/>
       </w:pPr>
       <w:r>
-        <w:t xml:space="preserve">Виртуальная машина №2 (ПК2 — сервер приложений) </w:t>
-      </w:r>
-    </w:p>
-    <w:p>
-      <w:pPr>
-        <w:pStyle w:val="default1"/>
-      </w:pPr>
-      <w:r>
-        <w:t xml:space="preserve">ПК2 должен иметь один сетевой интерфейс, подключённый только к внутренней сети. </w:t>
-      </w:r>
-    </w:p>
-    <w:p>
-      <w:pPr>
-        <w:pStyle w:val="default1"/>
-      </w:pPr>
-      <w:r>
-        <w:t xml:space="preserve">ПК2 выполняет следующие функции: </w:t>
-      </w:r>
-    </w:p>
-    <w:p>
-      <w:pPr>
-        <w:pStyle w:val="default1"/>
-      </w:pPr>
-      <w:r>
-        <w:lastRenderedPageBreak/>
-        <w:t xml:space="preserve">• клиент домена </w:t>
-      </w:r>
-      <w:proofErr w:type="spellStart"/>
-      <w:r>
-        <w:t>FreeIPA</w:t>
-      </w:r>
-      <w:proofErr w:type="spellEnd"/>
-      <w:r>
-        <w:t xml:space="preserve">; </w:t>
-      </w:r>
-    </w:p>
-    <w:p>
-      <w:pPr>
-        <w:pStyle w:val="default1"/>
-      </w:pPr>
-      <w:r>
-        <w:t xml:space="preserve">• сервер прикладного сервиса. </w:t>
-      </w:r>
-    </w:p>
-    <w:p>
-      <w:pPr>
-        <w:pStyle w:val="default1"/>
-      </w:pPr>
-      <w:r>
-        <w:t xml:space="preserve">Требования: </w:t>
-      </w:r>
-    </w:p>
-    <w:p>
-      <w:pPr>
-        <w:pStyle w:val="default1"/>
-      </w:pPr>
-      <w:r>
-        <w:t xml:space="preserve">• Ввести ПК2 в домен </w:t>
-      </w:r>
-      <w:proofErr w:type="spellStart"/>
-      <w:r>
-        <w:t>FreeIPA</w:t>
-      </w:r>
-      <w:proofErr w:type="spellEnd"/>
-      <w:r>
-        <w:t xml:space="preserve">. </w:t>
-      </w:r>
-    </w:p>
-    <w:p>
-      <w:pPr>
-        <w:pStyle w:val="default1"/>
-      </w:pPr>
-      <w:r>
-        <w:t>•</w:t>
-      </w:r>
-      <w:r>
-        <w:t xml:space="preserve"> </w:t>
-      </w:r>
-      <w:r>
-        <w:t xml:space="preserve">Обеспечить аутентификацию пользователей домена при входе в систему ПК2. </w:t>
-      </w:r>
-    </w:p>
-    <w:p>
-      <w:pPr>
-        <w:pStyle w:val="default1"/>
-      </w:pPr>
-      <w:r>
-        <w:t>•</w:t>
-      </w:r>
-      <w:r>
-        <w:rPr>
-          <w:lang w:val="en-US"/>
-        </w:rPr>
-        <w:t xml:space="preserve"> </w:t>
-      </w:r>
-      <w:r>
-        <w:t xml:space="preserve">Развернуть сетевой сервис </w:t>
-      </w:r>
-      <w:proofErr w:type="spellStart"/>
-      <w:r>
-        <w:t>GitLab</w:t>
-      </w:r>
-      <w:proofErr w:type="spellEnd"/>
-      <w:r>
-        <w:t xml:space="preserve">. </w:t>
-      </w:r>
-      <w:r>
-        <w:t xml:space="preserve">Сервис должен использовать авторизацию через службу каталога </w:t>
-      </w:r>
-      <w:proofErr w:type="spellStart"/>
-      <w:r>
-        <w:t>FreeIPA</w:t>
-      </w:r>
-      <w:proofErr w:type="spellEnd"/>
-      <w:r>
-        <w:t xml:space="preserve"> </w:t>
-      </w:r>
-      <w:r>
-        <w:t>по LDAP</w:t>
-      </w:r>
-      <w:r>
-        <w:t xml:space="preserve">. </w:t>
-      </w:r>
-      <w:r>
-        <w:t xml:space="preserve">Доступ к сервису должен быть разрешён только доменным пользователям. </w:t>
-      </w:r>
-    </w:p>
-    <w:p>
-      <w:pPr>
-        <w:pStyle w:val="default1"/>
-      </w:pPr>
-      <w:r>
-        <w:t xml:space="preserve">Работа выполняется с использованием технологии виртуальных машин </w:t>
-      </w:r>
-      <w:proofErr w:type="spellStart"/>
-      <w:r>
-        <w:t>VirtualBox</w:t>
-      </w:r>
-      <w:proofErr w:type="spellEnd"/>
+        <w:t>Работа выполняется с использованием технологии виртуальных машин VirtualBox</w:t>
+      </w:r>
       <w:r>
         <w:t>.</w:t>
       </w:r>
@@ -2947,12 +2829,110 @@
         <w:pStyle w:val="1"/>
         <w:spacing w:line="360" w:lineRule="auto"/>
       </w:pPr>
-      <w:bookmarkStart w:id="3" w:name="_Toc222690151"/>
+      <w:bookmarkStart w:id="2" w:name="_Toc222690151"/>
       <w:r>
         <w:lastRenderedPageBreak/>
         <w:t>Проектирование вычислительной сети</w:t>
       </w:r>
-      <w:bookmarkEnd w:id="3"/>
+      <w:bookmarkEnd w:id="2"/>
+    </w:p>
+    <w:p>
+      <w:pPr>
+        <w:pStyle w:val="default1"/>
+      </w:pPr>
+      <w:r>
+        <w:t xml:space="preserve">Вычислительная сеть организована на стандартном стеке технологий, представляющего из себя </w:t>
+      </w:r>
+      <w:r>
+        <w:t xml:space="preserve">многоуровневую модель </w:t>
+      </w:r>
+      <w:r>
+        <w:t>(</w:t>
+      </w:r>
+      <w:r>
+        <w:t xml:space="preserve">модель </w:t>
+      </w:r>
+      <w:r>
+        <w:rPr>
+          <w:lang w:val="en-US"/>
+        </w:rPr>
+        <w:t>OSI</w:t>
+      </w:r>
+      <w:r>
+        <w:t xml:space="preserve"> [</w:t>
+      </w:r>
+      <w:r>
+        <w:t>1</w:t>
+      </w:r>
+      <w:r>
+        <w:t xml:space="preserve">, </w:t>
+      </w:r>
+      <w:r>
+        <w:t>с. 39</w:t>
+      </w:r>
+      <w:r>
+        <w:t>]</w:t>
+      </w:r>
+      <w:r>
+        <w:t>)</w:t>
+      </w:r>
+      <w:r>
+        <w:t>. При проектировании сети буд</w:t>
+      </w:r>
+      <w:r>
+        <w:t>у</w:t>
+      </w:r>
+      <w:r>
+        <w:t xml:space="preserve">т </w:t>
+      </w:r>
+      <w:r>
+        <w:t>рассматриваться</w:t>
+      </w:r>
+      <w:r>
+        <w:t xml:space="preserve"> уровни, начиная с сетевого, т.е. с протокола </w:t>
+      </w:r>
+      <w:r>
+        <w:rPr>
+          <w:lang w:val="en-US"/>
+        </w:rPr>
+        <w:t>IP</w:t>
+      </w:r>
+      <w:r>
+        <w:t xml:space="preserve"> </w:t>
+      </w:r>
+      <w:r>
+        <w:t xml:space="preserve">(а конкретно, </w:t>
+      </w:r>
+      <w:r>
+        <w:rPr>
+          <w:lang w:val="en-US"/>
+        </w:rPr>
+        <w:t>IPv</w:t>
+      </w:r>
+      <w:r>
+        <w:t>4)</w:t>
+      </w:r>
+      <w:r>
+        <w:t xml:space="preserve"> [</w:t>
+      </w:r>
+      <w:r>
+        <w:t>2</w:t>
+      </w:r>
+      <w:r>
+        <w:t xml:space="preserve">, </w:t>
+      </w:r>
+      <w:r>
+        <w:rPr>
+          <w:lang w:val="en-US"/>
+        </w:rPr>
+        <w:t>c</w:t>
+      </w:r>
+      <w:r>
+        <w:t>. 41</w:t>
+      </w:r>
+      <w:r>
+        <w:t>].</w:t>
+      </w:r>
     </w:p>
     <w:p>
       <w:pPr>
@@ -3060,6 +3040,7 @@
         <w:pStyle w:val="default1"/>
       </w:pPr>
       <w:r>
+        <w:lastRenderedPageBreak/>
         <w:t xml:space="preserve">Для построения сети используются две виртуальные машины: у первой ВМ два сетевых интерфейса, у второй ВМ один сетевой интерфейс (внутренний). Количество сетевых интерфейсов и их тип настраивается в ПО </w:t>
       </w:r>
       <w:r>
@@ -3080,7 +3061,9 @@
         <w:pStyle w:val="default1"/>
       </w:pPr>
       <w:r>
-        <w:lastRenderedPageBreak/>
+        <w:rPr>
+          <w:noProof/>
+        </w:rPr>
         <w:drawing>
           <wp:inline distT="0" distB="0" distL="0" distR="0" wp14:anchorId="60D448D4" wp14:editId="4AFAC68E">
             <wp:extent cx="5106113" cy="3238952"/>
@@ -3179,13 +3162,43 @@
         <w:t xml:space="preserve"> </w:t>
       </w:r>
       <w:r>
-        <w:t xml:space="preserve">сервера через </w:t>
+        <w:t>сервера</w:t>
+      </w:r>
+      <w:r>
+        <w:t xml:space="preserve"> [</w:t>
+      </w:r>
+      <w:r>
+        <w:t>3</w:t>
+      </w:r>
+      <w:r>
+        <w:t>, с. 658</w:t>
+      </w:r>
+      <w:r>
+        <w:t>]</w:t>
+      </w:r>
+      <w:r>
+        <w:t xml:space="preserve"> через </w:t>
       </w:r>
       <w:r>
         <w:rPr>
           <w:lang w:val="en-US"/>
         </w:rPr>
         <w:t>DHCP</w:t>
+      </w:r>
+      <w:r>
+        <w:t xml:space="preserve"> [</w:t>
+      </w:r>
+      <w:r>
+        <w:t>3</w:t>
+      </w:r>
+      <w:r>
+        <w:t xml:space="preserve">, </w:t>
+      </w:r>
+      <w:r>
+        <w:t>с. 519</w:t>
+      </w:r>
+      <w:r>
+        <w:t>]</w:t>
       </w:r>
       <w:r>
         <w:t xml:space="preserve">. </w:t>
@@ -3280,23 +3293,7 @@
           <w:sz w:val="28"/>
           <w:szCs w:val="28"/>
         </w:rPr>
-        <w:t xml:space="preserve">Для маршрутизации на первой ВМ будет использован </w:t>
-      </w:r>
-      <w:proofErr w:type="spellStart"/>
-      <w:r>
-        <w:rPr>
-          <w:sz w:val="28"/>
-          <w:szCs w:val="28"/>
-        </w:rPr>
-        <w:t>форвардинг</w:t>
-      </w:r>
-      <w:proofErr w:type="spellEnd"/>
-      <w:r>
-        <w:rPr>
-          <w:sz w:val="28"/>
-          <w:szCs w:val="28"/>
-        </w:rPr>
-        <w:t xml:space="preserve"> – принцип маршрутизации, когда хост перенаправляет </w:t>
+        <w:t xml:space="preserve">Для маршрутизации на первой ВМ будет использован форвардинг – принцип маршрутизации, когда хост перенаправляет </w:t>
       </w:r>
       <w:r>
         <w:rPr>
@@ -3327,6 +3324,41 @@
           <w:lang w:val="en-US"/>
         </w:rPr>
         <w:t>NAT</w:t>
+      </w:r>
+      <w:r>
+        <w:rPr>
+          <w:sz w:val="28"/>
+          <w:szCs w:val="28"/>
+        </w:rPr>
+        <w:t xml:space="preserve"> [</w:t>
+      </w:r>
+      <w:r>
+        <w:rPr>
+          <w:sz w:val="28"/>
+          <w:szCs w:val="28"/>
+        </w:rPr>
+        <w:t>4</w:t>
+      </w:r>
+      <w:r>
+        <w:rPr>
+          <w:sz w:val="28"/>
+          <w:szCs w:val="28"/>
+        </w:rPr>
+        <w:t xml:space="preserve">, </w:t>
+      </w:r>
+      <w:r>
+        <w:rPr>
+          <w:sz w:val="28"/>
+          <w:szCs w:val="28"/>
+        </w:rPr>
+        <w:t xml:space="preserve">с. </w:t>
+      </w:r>
+      <w:r>
+        <w:rPr>
+          <w:sz w:val="28"/>
+          <w:szCs w:val="28"/>
+        </w:rPr>
+        <w:t>881]</w:t>
       </w:r>
       <w:r>
         <w:rPr>
@@ -3362,7 +3394,15 @@
           <w:sz w:val="28"/>
           <w:szCs w:val="28"/>
         </w:rPr>
-        <w:t>Физически локальная сеть будет состоять всего из двух ВМ, соединенных между собой, как если бы два реальных ПК были связаны кабелем напрямую. Логически обе ВМ будут находиться в одной подсети с маской \24, т.е. 24 бита под сети, 8 бит (последний октет) под узлы подсети.</w:t>
+        <w:t xml:space="preserve">Физически локальная сеть будет состоять всего из двух ВМ, соединенных между собой, как если бы два реальных ПК были связаны </w:t>
+      </w:r>
+      <w:r>
+        <w:rPr>
+          <w:sz w:val="28"/>
+          <w:szCs w:val="28"/>
+        </w:rPr>
+        <w:lastRenderedPageBreak/>
+        <w:t>кабелем напрямую. Логически обе ВМ будут находиться в одной подсети с маской \24, т.е. 24 бита под сети, 8 бит (последний октет) под узлы подсети.</w:t>
       </w:r>
     </w:p>
     <w:p>
@@ -3422,8 +3462,6 @@
         </w:rPr>
         <w:t xml:space="preserve">1 – </w:t>
       </w:r>
-      <w:proofErr w:type="spellStart"/>
-      <w:proofErr w:type="gramStart"/>
       <w:r>
         <w:rPr>
           <w:sz w:val="28"/>
@@ -3432,7 +3470,6 @@
         </w:rPr>
         <w:t>bystrovmd</w:t>
       </w:r>
-      <w:proofErr w:type="spellEnd"/>
       <w:r>
         <w:rPr>
           <w:sz w:val="28"/>
@@ -3440,7 +3477,6 @@
         </w:rPr>
         <w:t>.1431.</w:t>
       </w:r>
-      <w:proofErr w:type="spellStart"/>
       <w:r>
         <w:rPr>
           <w:sz w:val="28"/>
@@ -3449,8 +3485,6 @@
         </w:rPr>
         <w:t>guap</w:t>
       </w:r>
-      <w:proofErr w:type="spellEnd"/>
-      <w:proofErr w:type="gramEnd"/>
       <w:r>
         <w:rPr>
           <w:sz w:val="28"/>
@@ -3480,7 +3514,6 @@
         </w:rPr>
         <w:t xml:space="preserve">Для второй – </w:t>
       </w:r>
-      <w:proofErr w:type="spellStart"/>
       <w:r>
         <w:rPr>
           <w:sz w:val="28"/>
@@ -3489,7 +3522,6 @@
         </w:rPr>
         <w:t>bystrovmd</w:t>
       </w:r>
-      <w:proofErr w:type="spellEnd"/>
       <w:r>
         <w:rPr>
           <w:sz w:val="28"/>
@@ -3497,7 +3529,6 @@
         </w:rPr>
         <w:t>2.1431.</w:t>
       </w:r>
-      <w:proofErr w:type="spellStart"/>
       <w:r>
         <w:rPr>
           <w:sz w:val="28"/>
@@ -3506,7 +3537,6 @@
         </w:rPr>
         <w:t>guap</w:t>
       </w:r>
-      <w:proofErr w:type="spellEnd"/>
       <w:r>
         <w:rPr>
           <w:sz w:val="28"/>
@@ -3545,12 +3575,12 @@
         <w:spacing w:line="360" w:lineRule="auto"/>
         <w:ind w:firstLine="709"/>
       </w:pPr>
-      <w:bookmarkStart w:id="4" w:name="_Toc222690152"/>
+      <w:bookmarkStart w:id="3" w:name="_Toc222690152"/>
       <w:r>
         <w:lastRenderedPageBreak/>
         <w:t>Настройка и конфигурирование сетевых сервисов</w:t>
       </w:r>
-      <w:bookmarkEnd w:id="4"/>
+      <w:bookmarkEnd w:id="3"/>
     </w:p>
     <w:p>
       <w:pPr>
@@ -3692,39 +3722,7 @@
           <w:sz w:val="28"/>
           <w:szCs w:val="28"/>
         </w:rPr>
-        <w:t>/</w:t>
-      </w:r>
-      <w:proofErr w:type="spellStart"/>
-      <w:r>
-        <w:rPr>
-          <w:sz w:val="28"/>
-          <w:szCs w:val="28"/>
-        </w:rPr>
-        <w:t>etc</w:t>
-      </w:r>
-      <w:proofErr w:type="spellEnd"/>
-      <w:r>
-        <w:rPr>
-          <w:sz w:val="28"/>
-          <w:szCs w:val="28"/>
-        </w:rPr>
-        <w:t>/</w:t>
-      </w:r>
-      <w:proofErr w:type="spellStart"/>
-      <w:r>
-        <w:rPr>
-          <w:sz w:val="28"/>
-          <w:szCs w:val="28"/>
-        </w:rPr>
-        <w:t>kea</w:t>
-      </w:r>
-      <w:proofErr w:type="spellEnd"/>
-      <w:r>
-        <w:rPr>
-          <w:sz w:val="28"/>
-          <w:szCs w:val="28"/>
-        </w:rPr>
-        <w:t>/kea-dhcp4.conf</w:t>
+        <w:t>/etc/kea/kea-dhcp4.conf</w:t>
       </w:r>
       <w:r>
         <w:rPr>
@@ -3912,9 +3910,65 @@
           <w:szCs w:val="22"/>
           <w:lang w:val="en-US"/>
         </w:rPr>
-        <w:t>"enp0s8</w:t>
-      </w:r>
-      <w:proofErr w:type="gramStart"/>
+        <w:t>"enp0s8"</w:t>
+      </w:r>
+      <w:r>
+        <w:rPr>
+          <w:rFonts w:ascii="Lucida Console" w:hAnsi="Lucida Console"/>
+          <w:color w:val="444444"/>
+          <w:sz w:val="22"/>
+          <w:szCs w:val="22"/>
+          <w:shd w:val="clear" w:color="auto" w:fill="F3F3F3"/>
+          <w:lang w:val="en-US"/>
+        </w:rPr>
+        <w:t xml:space="preserve"> ]</w:t>
+      </w:r>
+    </w:p>
+    <w:p>
+      <w:pPr>
+        <w:rPr>
+          <w:rFonts w:ascii="Lucida Console" w:hAnsi="Lucida Console"/>
+          <w:color w:val="444444"/>
+          <w:sz w:val="22"/>
+          <w:szCs w:val="22"/>
+          <w:shd w:val="clear" w:color="auto" w:fill="F3F3F3"/>
+          <w:lang w:val="en-US"/>
+        </w:rPr>
+      </w:pPr>
+      <w:r>
+        <w:rPr>
+          <w:rFonts w:ascii="Lucida Console" w:hAnsi="Lucida Console"/>
+          <w:color w:val="444444"/>
+          <w:sz w:val="22"/>
+          <w:szCs w:val="22"/>
+          <w:shd w:val="clear" w:color="auto" w:fill="F3F3F3"/>
+          <w:lang w:val="en-US"/>
+        </w:rPr>
+        <w:t xml:space="preserve">    },</w:t>
+      </w:r>
+    </w:p>
+    <w:p>
+      <w:pPr>
+        <w:rPr>
+          <w:rFonts w:ascii="Lucida Console" w:hAnsi="Lucida Console"/>
+          <w:color w:val="444444"/>
+          <w:sz w:val="22"/>
+          <w:szCs w:val="22"/>
+          <w:shd w:val="clear" w:color="auto" w:fill="F3F3F3"/>
+          <w:lang w:val="en-US"/>
+        </w:rPr>
+      </w:pPr>
+      <w:r>
+        <w:rPr>
+          <w:rFonts w:ascii="Lucida Console" w:hAnsi="Lucida Console"/>
+          <w:color w:val="444444"/>
+          <w:sz w:val="22"/>
+          <w:szCs w:val="22"/>
+          <w:shd w:val="clear" w:color="auto" w:fill="F3F3F3"/>
+          <w:lang w:val="en-US"/>
+        </w:rPr>
+        <w:t xml:space="preserve">    </w:t>
+      </w:r>
       <w:r>
         <w:rPr>
           <w:rFonts w:ascii="Lucida Console" w:hAnsi="Lucida Console"/>
@@ -3923,7 +3977,7 @@
           <w:szCs w:val="22"/>
           <w:lang w:val="en-US"/>
         </w:rPr>
-        <w:t>"</w:t>
+        <w:t>"subnet4"</w:t>
       </w:r>
       <w:r>
         <w:rPr>
@@ -3934,9 +3988,8 @@
           <w:shd w:val="clear" w:color="auto" w:fill="F3F3F3"/>
           <w:lang w:val="en-US"/>
         </w:rPr>
-        <w:t xml:space="preserve"> ]</w:t>
-      </w:r>
-      <w:proofErr w:type="gramEnd"/>
+        <w:t>: [</w:t>
+      </w:r>
     </w:p>
     <w:p>
       <w:pPr>
@@ -3958,7 +4011,7 @@
           <w:shd w:val="clear" w:color="auto" w:fill="F3F3F3"/>
           <w:lang w:val="en-US"/>
         </w:rPr>
-        <w:t xml:space="preserve">    },</w:t>
+        <w:t xml:space="preserve">        {</w:t>
       </w:r>
     </w:p>
     <w:p>
@@ -3981,7 +4034,7 @@
           <w:shd w:val="clear" w:color="auto" w:fill="F3F3F3"/>
           <w:lang w:val="en-US"/>
         </w:rPr>
-        <w:t xml:space="preserve">    </w:t>
+        <w:t xml:space="preserve">            </w:t>
       </w:r>
       <w:r>
         <w:rPr>
@@ -3991,7 +4044,7 @@
           <w:szCs w:val="22"/>
           <w:lang w:val="en-US"/>
         </w:rPr>
-        <w:t>"subnet4"</w:t>
+        <w:t>"id"</w:t>
       </w:r>
       <w:r>
         <w:rPr>
@@ -4002,11 +4055,19 @@
           <w:shd w:val="clear" w:color="auto" w:fill="F3F3F3"/>
           <w:lang w:val="en-US"/>
         </w:rPr>
-        <w:t>: [</w:t>
-      </w:r>
-    </w:p>
-    <w:p>
-      <w:pPr>
+        <w:t xml:space="preserve">: </w:t>
+      </w:r>
+      <w:r>
+        <w:rPr>
+          <w:rFonts w:ascii="Lucida Console" w:hAnsi="Lucida Console"/>
+          <w:color w:val="880000"/>
+          <w:sz w:val="22"/>
+          <w:szCs w:val="22"/>
+          <w:lang w:val="en-US"/>
+        </w:rPr>
+        <w:t>1</w:t>
+      </w:r>
+      <w:r>
         <w:rPr>
           <w:rFonts w:ascii="Lucida Console" w:hAnsi="Lucida Console"/>
           <w:color w:val="444444"/>
@@ -4015,8 +4076,11 @@
           <w:shd w:val="clear" w:color="auto" w:fill="F3F3F3"/>
           <w:lang w:val="en-US"/>
         </w:rPr>
-      </w:pPr>
-      <w:r>
+        <w:t>,</w:t>
+      </w:r>
+    </w:p>
+    <w:p>
+      <w:pPr>
         <w:rPr>
           <w:rFonts w:ascii="Lucida Console" w:hAnsi="Lucida Console"/>
           <w:color w:val="444444"/>
@@ -4025,11 +4089,8 @@
           <w:shd w:val="clear" w:color="auto" w:fill="F3F3F3"/>
           <w:lang w:val="en-US"/>
         </w:rPr>
-        <w:t xml:space="preserve">        {</w:t>
-      </w:r>
-    </w:p>
-    <w:p>
-      <w:pPr>
+      </w:pPr>
+      <w:r>
         <w:rPr>
           <w:rFonts w:ascii="Lucida Console" w:hAnsi="Lucida Console"/>
           <w:color w:val="444444"/>
@@ -4038,7 +4099,18 @@
           <w:shd w:val="clear" w:color="auto" w:fill="F3F3F3"/>
           <w:lang w:val="en-US"/>
         </w:rPr>
-      </w:pPr>
+        <w:t xml:space="preserve">            </w:t>
+      </w:r>
+      <w:r>
+        <w:rPr>
+          <w:rFonts w:ascii="Lucida Console" w:hAnsi="Lucida Console"/>
+          <w:color w:val="880000"/>
+          <w:sz w:val="22"/>
+          <w:szCs w:val="22"/>
+          <w:lang w:val="en-US"/>
+        </w:rPr>
+        <w:t>"subnet"</w:t>
+      </w:r>
       <w:r>
         <w:rPr>
           <w:rFonts w:ascii="Lucida Console" w:hAnsi="Lucida Console"/>
@@ -4048,6 +4120,50 @@
           <w:shd w:val="clear" w:color="auto" w:fill="F3F3F3"/>
           <w:lang w:val="en-US"/>
         </w:rPr>
+        <w:t xml:space="preserve">: </w:t>
+      </w:r>
+      <w:r>
+        <w:rPr>
+          <w:rFonts w:ascii="Lucida Console" w:hAnsi="Lucida Console"/>
+          <w:color w:val="880000"/>
+          <w:sz w:val="22"/>
+          <w:szCs w:val="22"/>
+          <w:lang w:val="en-US"/>
+        </w:rPr>
+        <w:t>"192.168.50.0/24"</w:t>
+      </w:r>
+      <w:r>
+        <w:rPr>
+          <w:rFonts w:ascii="Lucida Console" w:hAnsi="Lucida Console"/>
+          <w:color w:val="444444"/>
+          <w:sz w:val="22"/>
+          <w:szCs w:val="22"/>
+          <w:shd w:val="clear" w:color="auto" w:fill="F3F3F3"/>
+          <w:lang w:val="en-US"/>
+        </w:rPr>
+        <w:t>,</w:t>
+      </w:r>
+    </w:p>
+    <w:p>
+      <w:pPr>
+        <w:rPr>
+          <w:rFonts w:ascii="Lucida Console" w:hAnsi="Lucida Console"/>
+          <w:color w:val="444444"/>
+          <w:sz w:val="22"/>
+          <w:szCs w:val="22"/>
+          <w:shd w:val="clear" w:color="auto" w:fill="F3F3F3"/>
+          <w:lang w:val="en-US"/>
+        </w:rPr>
+      </w:pPr>
+      <w:r>
+        <w:rPr>
+          <w:rFonts w:ascii="Lucida Console" w:hAnsi="Lucida Console"/>
+          <w:color w:val="444444"/>
+          <w:sz w:val="22"/>
+          <w:szCs w:val="22"/>
+          <w:shd w:val="clear" w:color="auto" w:fill="F3F3F3"/>
+          <w:lang w:val="en-US"/>
+        </w:rPr>
         <w:t xml:space="preserve">            </w:t>
       </w:r>
       <w:r>
@@ -4058,7 +4174,7 @@
           <w:szCs w:val="22"/>
           <w:lang w:val="en-US"/>
         </w:rPr>
-        <w:t>"id"</w:t>
+        <w:t>"pools"</w:t>
       </w:r>
       <w:r>
         <w:rPr>
@@ -4069,7 +4185,7 @@
           <w:shd w:val="clear" w:color="auto" w:fill="F3F3F3"/>
           <w:lang w:val="en-US"/>
         </w:rPr>
-        <w:t xml:space="preserve">: </w:t>
+        <w:t xml:space="preserve">: [ { </w:t>
       </w:r>
       <w:r>
         <w:rPr>
@@ -4079,160 +4195,7 @@
           <w:szCs w:val="22"/>
           <w:lang w:val="en-US"/>
         </w:rPr>
-        <w:t>1</w:t>
-      </w:r>
-      <w:r>
-        <w:rPr>
-          <w:rFonts w:ascii="Lucida Console" w:hAnsi="Lucida Console"/>
-          <w:color w:val="444444"/>
-          <w:sz w:val="22"/>
-          <w:szCs w:val="22"/>
-          <w:shd w:val="clear" w:color="auto" w:fill="F3F3F3"/>
-          <w:lang w:val="en-US"/>
-        </w:rPr>
-        <w:t>,</w:t>
-      </w:r>
-    </w:p>
-    <w:p>
-      <w:pPr>
-        <w:rPr>
-          <w:rFonts w:ascii="Lucida Console" w:hAnsi="Lucida Console"/>
-          <w:color w:val="444444"/>
-          <w:sz w:val="22"/>
-          <w:szCs w:val="22"/>
-          <w:shd w:val="clear" w:color="auto" w:fill="F3F3F3"/>
-          <w:lang w:val="en-US"/>
-        </w:rPr>
-      </w:pPr>
-      <w:r>
-        <w:rPr>
-          <w:rFonts w:ascii="Lucida Console" w:hAnsi="Lucida Console"/>
-          <w:color w:val="444444"/>
-          <w:sz w:val="22"/>
-          <w:szCs w:val="22"/>
-          <w:shd w:val="clear" w:color="auto" w:fill="F3F3F3"/>
-          <w:lang w:val="en-US"/>
-        </w:rPr>
-        <w:t xml:space="preserve">            </w:t>
-      </w:r>
-      <w:r>
-        <w:rPr>
-          <w:rFonts w:ascii="Lucida Console" w:hAnsi="Lucida Console"/>
-          <w:color w:val="880000"/>
-          <w:sz w:val="22"/>
-          <w:szCs w:val="22"/>
-          <w:lang w:val="en-US"/>
-        </w:rPr>
-        <w:t>"subnet"</w:t>
-      </w:r>
-      <w:r>
-        <w:rPr>
-          <w:rFonts w:ascii="Lucida Console" w:hAnsi="Lucida Console"/>
-          <w:color w:val="444444"/>
-          <w:sz w:val="22"/>
-          <w:szCs w:val="22"/>
-          <w:shd w:val="clear" w:color="auto" w:fill="F3F3F3"/>
-          <w:lang w:val="en-US"/>
-        </w:rPr>
-        <w:t xml:space="preserve">: </w:t>
-      </w:r>
-      <w:r>
-        <w:rPr>
-          <w:rFonts w:ascii="Lucida Console" w:hAnsi="Lucida Console"/>
-          <w:color w:val="880000"/>
-          <w:sz w:val="22"/>
-          <w:szCs w:val="22"/>
-          <w:lang w:val="en-US"/>
-        </w:rPr>
-        <w:t>"192.168.50.0/24"</w:t>
-      </w:r>
-      <w:r>
-        <w:rPr>
-          <w:rFonts w:ascii="Lucida Console" w:hAnsi="Lucida Console"/>
-          <w:color w:val="444444"/>
-          <w:sz w:val="22"/>
-          <w:szCs w:val="22"/>
-          <w:shd w:val="clear" w:color="auto" w:fill="F3F3F3"/>
-          <w:lang w:val="en-US"/>
-        </w:rPr>
-        <w:t>,</w:t>
-      </w:r>
-    </w:p>
-    <w:p>
-      <w:pPr>
-        <w:rPr>
-          <w:rFonts w:ascii="Lucida Console" w:hAnsi="Lucida Console"/>
-          <w:color w:val="444444"/>
-          <w:sz w:val="22"/>
-          <w:szCs w:val="22"/>
-          <w:shd w:val="clear" w:color="auto" w:fill="F3F3F3"/>
-          <w:lang w:val="en-US"/>
-        </w:rPr>
-      </w:pPr>
-      <w:r>
-        <w:rPr>
-          <w:rFonts w:ascii="Lucida Console" w:hAnsi="Lucida Console"/>
-          <w:color w:val="444444"/>
-          <w:sz w:val="22"/>
-          <w:szCs w:val="22"/>
-          <w:shd w:val="clear" w:color="auto" w:fill="F3F3F3"/>
-          <w:lang w:val="en-US"/>
-        </w:rPr>
-        <w:t xml:space="preserve">            </w:t>
-      </w:r>
-      <w:r>
-        <w:rPr>
-          <w:rFonts w:ascii="Lucida Console" w:hAnsi="Lucida Console"/>
-          <w:color w:val="880000"/>
-          <w:sz w:val="22"/>
-          <w:szCs w:val="22"/>
-          <w:lang w:val="en-US"/>
-        </w:rPr>
-        <w:t>"pools"</w:t>
-      </w:r>
-      <w:r>
-        <w:rPr>
-          <w:rFonts w:ascii="Lucida Console" w:hAnsi="Lucida Console"/>
-          <w:color w:val="444444"/>
-          <w:sz w:val="22"/>
-          <w:szCs w:val="22"/>
-          <w:shd w:val="clear" w:color="auto" w:fill="F3F3F3"/>
-          <w:lang w:val="en-US"/>
-        </w:rPr>
-        <w:t xml:space="preserve">: [ </w:t>
-      </w:r>
-      <w:proofErr w:type="gramStart"/>
-      <w:r>
-        <w:rPr>
-          <w:rFonts w:ascii="Lucida Console" w:hAnsi="Lucida Console"/>
-          <w:color w:val="444444"/>
-          <w:sz w:val="22"/>
-          <w:szCs w:val="22"/>
-          <w:shd w:val="clear" w:color="auto" w:fill="F3F3F3"/>
-          <w:lang w:val="en-US"/>
-        </w:rPr>
-        <w:t xml:space="preserve">{ </w:t>
-      </w:r>
-      <w:r>
-        <w:rPr>
-          <w:rFonts w:ascii="Lucida Console" w:hAnsi="Lucida Console"/>
-          <w:color w:val="880000"/>
-          <w:sz w:val="22"/>
-          <w:szCs w:val="22"/>
-          <w:lang w:val="en-US"/>
-        </w:rPr>
-        <w:t>"</w:t>
-      </w:r>
-      <w:proofErr w:type="gramEnd"/>
-      <w:r>
-        <w:rPr>
-          <w:rFonts w:ascii="Lucida Console" w:hAnsi="Lucida Console"/>
-          <w:color w:val="880000"/>
-          <w:sz w:val="22"/>
-          <w:szCs w:val="22"/>
-          <w:lang w:val="en-US"/>
-        </w:rPr>
-        <w:t>pool"</w:t>
+        <w:t>"pool"</w:t>
       </w:r>
       <w:r>
         <w:rPr>
@@ -4770,6 +4733,7 @@
           <w:sz w:val="22"/>
           <w:szCs w:val="22"/>
           <w:shd w:val="clear" w:color="auto" w:fill="F3F3F3"/>
+          <w:lang w:val="en-US"/>
         </w:rPr>
         <w:t xml:space="preserve">     </w:t>
       </w:r>
@@ -4802,31 +4766,7 @@
           <w:szCs w:val="22"/>
           <w:lang w:val="en-US"/>
         </w:rPr>
-        <w:t>"</w:t>
-      </w:r>
-      <w:proofErr w:type="spellStart"/>
-      <w:proofErr w:type="gramStart"/>
-      <w:r>
-        <w:rPr>
-          <w:rFonts w:ascii="Lucida Console" w:hAnsi="Lucida Console"/>
-          <w:color w:val="880000"/>
-          <w:sz w:val="22"/>
-          <w:szCs w:val="22"/>
-          <w:lang w:val="en-US"/>
-        </w:rPr>
-        <w:t>guap.local</w:t>
-      </w:r>
-      <w:proofErr w:type="spellEnd"/>
-      <w:proofErr w:type="gramEnd"/>
-      <w:r>
-        <w:rPr>
-          <w:rFonts w:ascii="Lucida Console" w:hAnsi="Lucida Console"/>
-          <w:color w:val="880000"/>
-          <w:sz w:val="22"/>
-          <w:szCs w:val="22"/>
-          <w:lang w:val="en-US"/>
-        </w:rPr>
-        <w:t>"</w:t>
+        <w:t>"guap.local"</w:t>
       </w:r>
     </w:p>
     <w:p>
@@ -4837,6 +4777,7 @@
           <w:sz w:val="22"/>
           <w:szCs w:val="22"/>
           <w:shd w:val="clear" w:color="auto" w:fill="F3F3F3"/>
+          <w:lang w:val="en-US"/>
         </w:rPr>
       </w:pPr>
       <w:r>
@@ -4857,6 +4798,7 @@
           <w:sz w:val="22"/>
           <w:szCs w:val="22"/>
           <w:shd w:val="clear" w:color="auto" w:fill="F3F3F3"/>
+          <w:lang w:val="en-US"/>
         </w:rPr>
         <w:t>}</w:t>
       </w:r>
@@ -4878,8 +4820,19 @@
           <w:sz w:val="22"/>
           <w:szCs w:val="22"/>
           <w:shd w:val="clear" w:color="auto" w:fill="F3F3F3"/>
-        </w:rPr>
-        <w:t xml:space="preserve">            ]</w:t>
+          <w:lang w:val="en-US"/>
+        </w:rPr>
+        <w:t xml:space="preserve">            </w:t>
+      </w:r>
+      <w:r>
+        <w:rPr>
+          <w:rFonts w:ascii="Lucida Console" w:hAnsi="Lucida Console"/>
+          <w:color w:val="444444"/>
+          <w:sz w:val="22"/>
+          <w:szCs w:val="22"/>
+          <w:shd w:val="clear" w:color="auto" w:fill="F3F3F3"/>
+        </w:rPr>
+        <w:t>]</w:t>
       </w:r>
     </w:p>
     <w:p>
@@ -5054,7 +5007,6 @@
         </w:rPr>
         <w:t xml:space="preserve">необходимо установить пакеты </w:t>
       </w:r>
-      <w:proofErr w:type="spellStart"/>
       <w:r>
         <w:rPr>
           <w:sz w:val="28"/>
@@ -5063,7 +5015,6 @@
         </w:rPr>
         <w:t>ipa</w:t>
       </w:r>
-      <w:proofErr w:type="spellEnd"/>
       <w:r>
         <w:rPr>
           <w:sz w:val="28"/>
@@ -5093,7 +5044,6 @@
         </w:rPr>
         <w:t xml:space="preserve">и </w:t>
       </w:r>
-      <w:proofErr w:type="spellStart"/>
       <w:r>
         <w:rPr>
           <w:sz w:val="28"/>
@@ -5102,7 +5052,6 @@
         </w:rPr>
         <w:t>ipa</w:t>
       </w:r>
-      <w:proofErr w:type="spellEnd"/>
       <w:r>
         <w:rPr>
           <w:sz w:val="28"/>
@@ -5125,7 +5074,6 @@
         </w:rPr>
         <w:t>-</w:t>
       </w:r>
-      <w:proofErr w:type="spellStart"/>
       <w:r>
         <w:rPr>
           <w:sz w:val="28"/>
@@ -5134,7 +5082,6 @@
         </w:rPr>
         <w:t>dns</w:t>
       </w:r>
-      <w:proofErr w:type="spellEnd"/>
       <w:r>
         <w:rPr>
           <w:sz w:val="28"/>
@@ -5221,7 +5168,15 @@
           <w:sz w:val="28"/>
           <w:szCs w:val="28"/>
         </w:rPr>
-        <w:t>команд:</w:t>
+        <w:t>команд</w:t>
+      </w:r>
+      <w:r>
+        <w:rPr>
+          <w:sz w:val="28"/>
+          <w:szCs w:val="28"/>
+          <w:lang w:val="en-US"/>
+        </w:rPr>
+        <w:t>:</w:t>
       </w:r>
     </w:p>
     <w:p>
@@ -5238,77 +5193,13 @@
           <w:lang w:val="en-US"/>
         </w:rPr>
       </w:pPr>
-      <w:proofErr w:type="spellStart"/>
-      <w:r>
-        <w:rPr>
-          <w:sz w:val="28"/>
-          <w:szCs w:val="28"/>
-          <w:lang w:val="en-US"/>
-        </w:rPr>
-        <w:t>dnf</w:t>
-      </w:r>
-      <w:proofErr w:type="spellEnd"/>
-      <w:r>
-        <w:rPr>
-          <w:sz w:val="28"/>
-          <w:szCs w:val="28"/>
-          <w:lang w:val="en-US"/>
-        </w:rPr>
-        <w:t xml:space="preserve"> install </w:t>
-      </w:r>
-      <w:proofErr w:type="spellStart"/>
-      <w:r>
-        <w:rPr>
-          <w:sz w:val="28"/>
-          <w:szCs w:val="28"/>
-          <w:lang w:val="en-US"/>
-        </w:rPr>
-        <w:t>ipa</w:t>
-      </w:r>
-      <w:proofErr w:type="spellEnd"/>
-      <w:r>
-        <w:rPr>
-          <w:sz w:val="28"/>
-          <w:szCs w:val="28"/>
-          <w:lang w:val="en-US"/>
-        </w:rPr>
-        <w:t xml:space="preserve">-server </w:t>
-      </w:r>
-      <w:proofErr w:type="spellStart"/>
-      <w:r>
-        <w:rPr>
-          <w:sz w:val="28"/>
-          <w:szCs w:val="28"/>
-          <w:lang w:val="en-US"/>
-        </w:rPr>
-        <w:t>ipa</w:t>
-      </w:r>
-      <w:proofErr w:type="spellEnd"/>
-      <w:r>
-        <w:rPr>
-          <w:sz w:val="28"/>
-          <w:szCs w:val="28"/>
-          <w:lang w:val="en-US"/>
-        </w:rPr>
-        <w:t>-server-</w:t>
-      </w:r>
-      <w:proofErr w:type="spellStart"/>
-      <w:r>
-        <w:rPr>
-          <w:sz w:val="28"/>
-          <w:szCs w:val="28"/>
-          <w:lang w:val="en-US"/>
-        </w:rPr>
-        <w:t>dns</w:t>
-      </w:r>
-      <w:proofErr w:type="spellEnd"/>
-      <w:r>
-        <w:rPr>
-          <w:sz w:val="28"/>
-          <w:szCs w:val="28"/>
-          <w:lang w:val="en-US"/>
-        </w:rPr>
-        <w:t xml:space="preserve"> -y</w:t>
+      <w:r>
+        <w:rPr>
+          <w:sz w:val="28"/>
+          <w:szCs w:val="28"/>
+          <w:lang w:val="en-US"/>
+        </w:rPr>
+        <w:t>dnf install ipa-server ipa-server-dns -y</w:t>
       </w:r>
     </w:p>
     <w:p>
@@ -5325,41 +5216,13 @@
           <w:lang w:val="en-US"/>
         </w:rPr>
       </w:pPr>
-      <w:proofErr w:type="spellStart"/>
-      <w:r>
-        <w:rPr>
-          <w:sz w:val="28"/>
-          <w:szCs w:val="28"/>
-          <w:lang w:val="en-US"/>
-        </w:rPr>
-        <w:t>ipa</w:t>
-      </w:r>
-      <w:proofErr w:type="spellEnd"/>
-      <w:r>
-        <w:rPr>
-          <w:sz w:val="28"/>
-          <w:szCs w:val="28"/>
-          <w:lang w:val="en-US"/>
-        </w:rPr>
-        <w:t>-server-install --setup-</w:t>
-      </w:r>
-      <w:proofErr w:type="spellStart"/>
-      <w:r>
-        <w:rPr>
-          <w:sz w:val="28"/>
-          <w:szCs w:val="28"/>
-          <w:lang w:val="en-US"/>
-        </w:rPr>
-        <w:t>dns</w:t>
-      </w:r>
-      <w:proofErr w:type="spellEnd"/>
-      <w:r>
-        <w:rPr>
-          <w:sz w:val="28"/>
-          <w:szCs w:val="28"/>
-          <w:lang w:val="en-US"/>
-        </w:rPr>
-        <w:t xml:space="preserve"> --auto-reverse \</w:t>
+      <w:r>
+        <w:rPr>
+          <w:sz w:val="28"/>
+          <w:szCs w:val="28"/>
+          <w:lang w:val="en-US"/>
+        </w:rPr>
+        <w:t>ipa-server-install --setup-dns --auto-reverse \</w:t>
       </w:r>
     </w:p>
     <w:p>
@@ -5382,27 +5245,7 @@
           <w:szCs w:val="28"/>
           <w:lang w:val="en-US"/>
         </w:rPr>
-        <w:t xml:space="preserve">  -r GUAP.LOCAL -n </w:t>
-      </w:r>
-      <w:proofErr w:type="spellStart"/>
-      <w:proofErr w:type="gramStart"/>
-      <w:r>
-        <w:rPr>
-          <w:sz w:val="28"/>
-          <w:szCs w:val="28"/>
-          <w:lang w:val="en-US"/>
-        </w:rPr>
-        <w:t>guap.local</w:t>
-      </w:r>
-      <w:proofErr w:type="spellEnd"/>
-      <w:proofErr w:type="gramEnd"/>
-      <w:r>
-        <w:rPr>
-          <w:sz w:val="28"/>
-          <w:szCs w:val="28"/>
-          <w:lang w:val="en-US"/>
-        </w:rPr>
-        <w:t xml:space="preserve"> -p </w:t>
+        <w:t xml:space="preserve">  -r GUAP.LOCAL -n guap.local -p </w:t>
       </w:r>
       <w:r>
         <w:rPr>
@@ -5457,43 +5300,7 @@
           <w:szCs w:val="28"/>
           <w:lang w:val="en-US"/>
         </w:rPr>
-        <w:t xml:space="preserve">  --hostname=</w:t>
-      </w:r>
-      <w:proofErr w:type="gramStart"/>
-      <w:r>
-        <w:rPr>
-          <w:sz w:val="28"/>
-          <w:szCs w:val="28"/>
-          <w:lang w:val="en-US"/>
-        </w:rPr>
-        <w:t>bystrovmd.1431.guap</w:t>
-      </w:r>
-      <w:proofErr w:type="gramEnd"/>
-      <w:r>
-        <w:rPr>
-          <w:sz w:val="28"/>
-          <w:szCs w:val="28"/>
-          <w:lang w:val="en-US"/>
-        </w:rPr>
-        <w:t>.local --no-</w:t>
-      </w:r>
-      <w:proofErr w:type="spellStart"/>
-      <w:r>
-        <w:rPr>
-          <w:sz w:val="28"/>
-          <w:szCs w:val="28"/>
-          <w:lang w:val="en-US"/>
-        </w:rPr>
-        <w:t>ntp</w:t>
-      </w:r>
-      <w:proofErr w:type="spellEnd"/>
-      <w:r>
-        <w:rPr>
-          <w:sz w:val="28"/>
-          <w:szCs w:val="28"/>
-          <w:lang w:val="en-US"/>
-        </w:rPr>
-        <w:t xml:space="preserve"> </w:t>
+        <w:t xml:space="preserve">  --hostname=bystrovmd.1431.guap.local --no-ntp </w:t>
       </w:r>
       <w:r>
         <w:rPr>
@@ -5519,14 +5326,12 @@
       <w:r>
         <w:t xml:space="preserve">После выполнения команды </w:t>
       </w:r>
-      <w:proofErr w:type="spellStart"/>
       <w:r>
         <w:rPr>
           <w:lang w:val="en-US"/>
         </w:rPr>
         <w:t>ipa</w:t>
       </w:r>
-      <w:proofErr w:type="spellEnd"/>
       <w:r>
         <w:t>-</w:t>
       </w:r>
@@ -5589,8 +5394,11 @@
       <w:pPr>
         <w:pStyle w:val="default1"/>
       </w:pPr>
-      <w:bookmarkStart w:id="5" w:name="_Hlk222688102"/>
-      <w:r>
+      <w:bookmarkStart w:id="4" w:name="_Hlk222688102"/>
+      <w:r>
+        <w:rPr>
+          <w:noProof/>
+        </w:rPr>
         <w:drawing>
           <wp:inline distT="0" distB="0" distL="0" distR="0" wp14:anchorId="3C2C72B7" wp14:editId="434C4579">
             <wp:extent cx="5019675" cy="4406499"/>
@@ -5650,20 +5458,30 @@
           <w:iCs/>
           <w:lang w:val="en-US"/>
         </w:rPr>
-        <w:t xml:space="preserve">FreeIPA </w:t>
+        <w:t>FreeIPA</w:t>
       </w:r>
       <w:r>
         <w:rPr>
           <w:i/>
           <w:iCs/>
         </w:rPr>
+        <w:t xml:space="preserve"> </w:t>
+      </w:r>
+      <w:r>
+        <w:rPr>
+          <w:i/>
+          <w:iCs/>
+        </w:rPr>
         <w:t>после установки</w:t>
       </w:r>
     </w:p>
-    <w:bookmarkEnd w:id="5"/>
+    <w:bookmarkEnd w:id="4"/>
     <w:p>
       <w:pPr>
         <w:pStyle w:val="default1"/>
+        <w:rPr>
+          <w:lang w:val="en-US"/>
+        </w:rPr>
       </w:pPr>
       <w:r>
         <w:t>Добавление пользователей и групп доступно в разделах «Идентификация» -</w:t>
@@ -5682,6 +5500,9 @@
       </w:r>
       <w:r>
         <w:t>. Создание пользователя показано на рисунке 4</w:t>
+      </w:r>
+      <w:r>
+        <w:t>.</w:t>
       </w:r>
     </w:p>
     <w:p>
@@ -5690,6 +5511,9 @@
         <w:ind w:left="-1134" w:firstLine="141"/>
       </w:pPr>
       <w:r>
+        <w:rPr>
+          <w:noProof/>
+        </w:rPr>
         <w:lastRenderedPageBreak/>
         <w:drawing>
           <wp:inline distT="0" distB="0" distL="0" distR="0" wp14:anchorId="4765EF53" wp14:editId="240DE4C0">
@@ -5736,7 +5560,6 @@
         <w:rPr>
           <w:i/>
           <w:iCs/>
-          <w:lang w:val="en-US"/>
         </w:rPr>
       </w:pPr>
       <w:r>
@@ -5769,6 +5592,9 @@
         <w:ind w:left="-1276" w:firstLine="283"/>
       </w:pPr>
       <w:r>
+        <w:rPr>
+          <w:noProof/>
+        </w:rPr>
         <w:drawing>
           <wp:inline distT="0" distB="0" distL="0" distR="0" wp14:anchorId="2972FE2F" wp14:editId="669EEE2F">
             <wp:extent cx="6856503" cy="2865120"/>
@@ -5835,57 +5661,60 @@
     <w:p>
       <w:pPr>
         <w:pStyle w:val="default1"/>
-        <w:rPr>
-          <w:lang w:val="en-US"/>
-        </w:rPr>
-      </w:pPr>
-      <w:proofErr w:type="spellStart"/>
+      </w:pPr>
       <w:r>
         <w:rPr>
           <w:lang w:val="en-US"/>
         </w:rPr>
         <w:t>ipa</w:t>
       </w:r>
-      <w:proofErr w:type="spellEnd"/>
-      <w:r>
-        <w:rPr>
-          <w:lang w:val="en-US"/>
-        </w:rPr>
-        <w:t>-client-install --</w:t>
-      </w:r>
-      <w:proofErr w:type="spellStart"/>
+      <w:r>
+        <w:t>-</w:t>
+      </w:r>
+      <w:r>
+        <w:rPr>
+          <w:lang w:val="en-US"/>
+        </w:rPr>
+        <w:t>client</w:t>
+      </w:r>
+      <w:r>
+        <w:t>-</w:t>
+      </w:r>
+      <w:r>
+        <w:rPr>
+          <w:lang w:val="en-US"/>
+        </w:rPr>
+        <w:t>install</w:t>
+      </w:r>
+      <w:r>
+        <w:t xml:space="preserve"> --</w:t>
+      </w:r>
       <w:r>
         <w:rPr>
           <w:lang w:val="en-US"/>
         </w:rPr>
         <w:t>mkhomedir</w:t>
       </w:r>
-      <w:proofErr w:type="spellEnd"/>
-      <w:r>
-        <w:rPr>
-          <w:lang w:val="en-US"/>
-        </w:rPr>
-        <w:t xml:space="preserve"> --no-</w:t>
-      </w:r>
-      <w:proofErr w:type="spellStart"/>
+      <w:r>
+        <w:t xml:space="preserve"> --</w:t>
+      </w:r>
+      <w:r>
+        <w:rPr>
+          <w:lang w:val="en-US"/>
+        </w:rPr>
+        <w:t>no</w:t>
+      </w:r>
+      <w:r>
+        <w:t>-</w:t>
+      </w:r>
       <w:r>
         <w:rPr>
           <w:lang w:val="en-US"/>
         </w:rPr>
         <w:t>ntp</w:t>
       </w:r>
-      <w:proofErr w:type="spellEnd"/>
-      <w:r>
-        <w:rPr>
-          <w:lang w:val="en-US"/>
-        </w:rPr>
-        <w:t xml:space="preserve"> </w:t>
-      </w:r>
-      <w:r>
-        <w:rPr>
-          <w:lang w:val="en-US"/>
-        </w:rPr>
-        <w:t>–</w:t>
+      <w:r>
+        <w:t xml:space="preserve"> –</w:t>
       </w:r>
       <w:r>
         <w:rPr>
@@ -5902,14 +5731,12 @@
         <w:lastRenderedPageBreak/>
         <w:t xml:space="preserve">Команду можно вызвать после установки пакета </w:t>
       </w:r>
-      <w:proofErr w:type="spellStart"/>
       <w:r>
         <w:rPr>
           <w:lang w:val="en-US"/>
         </w:rPr>
         <w:t>ipa</w:t>
       </w:r>
-      <w:proofErr w:type="spellEnd"/>
       <w:r>
         <w:t>-</w:t>
       </w:r>
@@ -5948,6 +5775,9 @@
         <w:jc w:val="center"/>
       </w:pPr>
       <w:r>
+        <w:rPr>
+          <w:noProof/>
+        </w:rPr>
         <w:drawing>
           <wp:inline distT="0" distB="0" distL="0" distR="0" wp14:anchorId="13A35FFD" wp14:editId="7F63329C">
             <wp:extent cx="5313001" cy="3817620"/>
@@ -6039,11 +5869,11 @@
         <w:spacing w:line="360" w:lineRule="auto"/>
         <w:ind w:firstLine="709"/>
       </w:pPr>
-      <w:bookmarkStart w:id="6" w:name="_Toc222690153"/>
+      <w:bookmarkStart w:id="5" w:name="_Toc222690153"/>
       <w:r>
         <w:t>Развертывание и настройка прикладного сервиса</w:t>
       </w:r>
-      <w:bookmarkEnd w:id="6"/>
+      <w:bookmarkEnd w:id="5"/>
     </w:p>
     <w:p>
       <w:pPr>
@@ -6068,7 +5898,19 @@
         <w:rPr>
           <w:lang w:val="en-US"/>
         </w:rPr>
-        <w:t xml:space="preserve">CI/CD, </w:t>
+        <w:t>CI</w:t>
+      </w:r>
+      <w:r>
+        <w:t>/</w:t>
+      </w:r>
+      <w:r>
+        <w:rPr>
+          <w:lang w:val="en-US"/>
+        </w:rPr>
+        <w:t>CD</w:t>
+      </w:r>
+      <w:r>
+        <w:t xml:space="preserve">, </w:t>
       </w:r>
       <w:r>
         <w:t xml:space="preserve">создания вики-страниц и другие функции. </w:t>
@@ -6124,19 +5966,32 @@
         <w:t>файла) из-за простоты и надежности этого способа – развертывание происходит изолированно от остального ПО хоста, предоставляются только необходимые настройки и каталоги для хранения данных. Файл развертывания</w:t>
       </w:r>
       <w:r>
-        <w:rPr>
-          <w:lang w:val="en-US"/>
-        </w:rPr>
-        <w:t xml:space="preserve"> docker-</w:t>
-      </w:r>
-      <w:proofErr w:type="spellStart"/>
-      <w:r>
-        <w:rPr>
-          <w:lang w:val="en-US"/>
-        </w:rPr>
-        <w:t>compose.yml</w:t>
-      </w:r>
-      <w:proofErr w:type="spellEnd"/>
+        <w:t xml:space="preserve"> </w:t>
+      </w:r>
+      <w:r>
+        <w:rPr>
+          <w:lang w:val="en-US"/>
+        </w:rPr>
+        <w:t>docker</w:t>
+      </w:r>
+      <w:r>
+        <w:t>-</w:t>
+      </w:r>
+      <w:r>
+        <w:rPr>
+          <w:lang w:val="en-US"/>
+        </w:rPr>
+        <w:t>compose</w:t>
+      </w:r>
+      <w:r>
+        <w:t>.</w:t>
+      </w:r>
+      <w:r>
+        <w:rPr>
+          <w:lang w:val="en-US"/>
+        </w:rPr>
+        <w:t>yml</w:t>
+      </w:r>
       <w:r>
         <w:t xml:space="preserve"> имеет следующий вид:</w:t>
       </w:r>
@@ -6149,7 +6004,6 @@
           <w:sz w:val="22"/>
           <w:szCs w:val="22"/>
           <w:shd w:val="clear" w:color="auto" w:fill="F3F3F3"/>
-          <w:lang w:val="en-US"/>
         </w:rPr>
       </w:pPr>
       <w:r>
@@ -6160,18 +6014,26 @@
           <w:szCs w:val="22"/>
           <w:lang w:val="en-US"/>
         </w:rPr>
-        <w:t>services:</w:t>
-      </w:r>
-    </w:p>
-    <w:p>
-      <w:pPr>
+        <w:t>services</w:t>
+      </w:r>
+      <w:r>
         <w:rPr>
           <w:rFonts w:ascii="Lucida Console" w:hAnsi="Lucida Console"/>
           <w:color w:val="444444"/>
           <w:sz w:val="22"/>
           <w:szCs w:val="22"/>
+        </w:rPr>
+        <w:t>:</w:t>
+      </w:r>
+    </w:p>
+    <w:p>
+      <w:pPr>
+        <w:rPr>
+          <w:rFonts w:ascii="Lucida Console" w:hAnsi="Lucida Console"/>
+          <w:color w:val="444444"/>
+          <w:sz w:val="22"/>
+          <w:szCs w:val="22"/>
           <w:shd w:val="clear" w:color="auto" w:fill="F3F3F3"/>
-          <w:lang w:val="en-US"/>
         </w:rPr>
       </w:pPr>
       <w:r>
@@ -6181,11 +6043,9 @@
           <w:sz w:val="22"/>
           <w:szCs w:val="22"/>
           <w:shd w:val="clear" w:color="auto" w:fill="F3F3F3"/>
-          <w:lang w:val="en-US"/>
         </w:rPr>
         <w:t xml:space="preserve">  </w:t>
       </w:r>
-      <w:proofErr w:type="spellStart"/>
       <w:r>
         <w:rPr>
           <w:rFonts w:ascii="Lucida Console" w:hAnsi="Lucida Console"/>
@@ -6196,14 +6056,12 @@
         </w:rPr>
         <w:t>gitlab</w:t>
       </w:r>
-      <w:proofErr w:type="spellEnd"/>
       <w:r>
         <w:rPr>
           <w:rFonts w:ascii="Lucida Console" w:hAnsi="Lucida Console"/>
           <w:color w:val="444444"/>
           <w:sz w:val="22"/>
           <w:szCs w:val="22"/>
-          <w:lang w:val="en-US"/>
         </w:rPr>
         <w:t>:</w:t>
       </w:r>
@@ -6226,7 +6084,6 @@
           <w:sz w:val="22"/>
           <w:szCs w:val="22"/>
           <w:shd w:val="clear" w:color="auto" w:fill="F3F3F3"/>
-          <w:lang w:val="en-US"/>
         </w:rPr>
         <w:t xml:space="preserve">    </w:t>
       </w:r>
@@ -6259,9 +6116,52 @@
           <w:szCs w:val="22"/>
           <w:lang w:val="en-US"/>
         </w:rPr>
-        <w:t>'</w:t>
-      </w:r>
-      <w:proofErr w:type="spellStart"/>
+        <w:t>'gitlab/gitlab-ce:latest'</w:t>
+      </w:r>
+    </w:p>
+    <w:p>
+      <w:pPr>
+        <w:rPr>
+          <w:rFonts w:ascii="Lucida Console" w:hAnsi="Lucida Console"/>
+          <w:color w:val="444444"/>
+          <w:sz w:val="22"/>
+          <w:szCs w:val="22"/>
+          <w:shd w:val="clear" w:color="auto" w:fill="F3F3F3"/>
+          <w:lang w:val="en-US"/>
+        </w:rPr>
+      </w:pPr>
+      <w:r>
+        <w:rPr>
+          <w:rFonts w:ascii="Lucida Console" w:hAnsi="Lucida Console"/>
+          <w:color w:val="444444"/>
+          <w:sz w:val="22"/>
+          <w:szCs w:val="22"/>
+          <w:shd w:val="clear" w:color="auto" w:fill="F3F3F3"/>
+          <w:lang w:val="en-US"/>
+        </w:rPr>
+        <w:t xml:space="preserve">    </w:t>
+      </w:r>
+      <w:r>
+        <w:rPr>
+          <w:rFonts w:ascii="Lucida Console" w:hAnsi="Lucida Console"/>
+          <w:color w:val="444444"/>
+          <w:sz w:val="22"/>
+          <w:szCs w:val="22"/>
+          <w:lang w:val="en-US"/>
+        </w:rPr>
+        <w:t>restart:</w:t>
+      </w:r>
+      <w:r>
+        <w:rPr>
+          <w:rFonts w:ascii="Lucida Console" w:hAnsi="Lucida Console"/>
+          <w:color w:val="444444"/>
+          <w:sz w:val="22"/>
+          <w:szCs w:val="22"/>
+          <w:shd w:val="clear" w:color="auto" w:fill="F3F3F3"/>
+          <w:lang w:val="en-US"/>
+        </w:rPr>
+        <w:t xml:space="preserve"> </w:t>
+      </w:r>
       <w:r>
         <w:rPr>
           <w:rFonts w:ascii="Lucida Console" w:hAnsi="Lucida Console"/>
@@ -6270,9 +6170,52 @@
           <w:szCs w:val="22"/>
           <w:lang w:val="en-US"/>
         </w:rPr>
-        <w:t>gitlab</w:t>
-      </w:r>
-      <w:proofErr w:type="spellEnd"/>
+        <w:t>unless-stopped</w:t>
+      </w:r>
+    </w:p>
+    <w:p>
+      <w:pPr>
+        <w:rPr>
+          <w:rFonts w:ascii="Lucida Console" w:hAnsi="Lucida Console"/>
+          <w:color w:val="444444"/>
+          <w:sz w:val="22"/>
+          <w:szCs w:val="22"/>
+          <w:shd w:val="clear" w:color="auto" w:fill="F3F3F3"/>
+          <w:lang w:val="en-US"/>
+        </w:rPr>
+      </w:pPr>
+      <w:r>
+        <w:rPr>
+          <w:rFonts w:ascii="Lucida Console" w:hAnsi="Lucida Console"/>
+          <w:color w:val="444444"/>
+          <w:sz w:val="22"/>
+          <w:szCs w:val="22"/>
+          <w:shd w:val="clear" w:color="auto" w:fill="F3F3F3"/>
+          <w:lang w:val="en-US"/>
+        </w:rPr>
+        <w:t xml:space="preserve">    </w:t>
+      </w:r>
+      <w:r>
+        <w:rPr>
+          <w:rFonts w:ascii="Lucida Console" w:hAnsi="Lucida Console"/>
+          <w:color w:val="444444"/>
+          <w:sz w:val="22"/>
+          <w:szCs w:val="22"/>
+          <w:lang w:val="en-US"/>
+        </w:rPr>
+        <w:t>hostname:</w:t>
+      </w:r>
+      <w:r>
+        <w:rPr>
+          <w:rFonts w:ascii="Lucida Console" w:hAnsi="Lucida Console"/>
+          <w:color w:val="444444"/>
+          <w:sz w:val="22"/>
+          <w:szCs w:val="22"/>
+          <w:shd w:val="clear" w:color="auto" w:fill="F3F3F3"/>
+          <w:lang w:val="en-US"/>
+        </w:rPr>
+        <w:t xml:space="preserve"> </w:t>
+      </w:r>
       <w:r>
         <w:rPr>
           <w:rFonts w:ascii="Lucida Console" w:hAnsi="Lucida Console"/>
@@ -6281,10 +6224,55 @@
           <w:szCs w:val="22"/>
           <w:lang w:val="en-US"/>
         </w:rPr>
-        <w:t>/</w:t>
-      </w:r>
-      <w:proofErr w:type="spellStart"/>
-      <w:r>
+        <w:t>'bystrovmd2.1431.guap.local'</w:t>
+      </w:r>
+      <w:r>
+        <w:rPr>
+          <w:rFonts w:ascii="Lucida Console" w:hAnsi="Lucida Console"/>
+          <w:color w:val="444444"/>
+          <w:sz w:val="22"/>
+          <w:szCs w:val="22"/>
+          <w:shd w:val="clear" w:color="auto" w:fill="F3F3F3"/>
+          <w:lang w:val="en-US"/>
+        </w:rPr>
+        <w:t xml:space="preserve"> </w:t>
+      </w:r>
+    </w:p>
+    <w:p>
+      <w:pPr>
+        <w:rPr>
+          <w:rFonts w:ascii="Lucida Console" w:hAnsi="Lucida Console"/>
+          <w:color w:val="444444"/>
+          <w:sz w:val="22"/>
+          <w:szCs w:val="22"/>
+          <w:shd w:val="clear" w:color="auto" w:fill="F3F3F3"/>
+          <w:lang w:val="en-US"/>
+        </w:rPr>
+      </w:pPr>
+      <w:r>
+        <w:rPr>
+          <w:rFonts w:ascii="Lucida Console" w:hAnsi="Lucida Console"/>
+          <w:color w:val="444444"/>
+          <w:sz w:val="22"/>
+          <w:szCs w:val="22"/>
+          <w:shd w:val="clear" w:color="auto" w:fill="F3F3F3"/>
+          <w:lang w:val="en-US"/>
+        </w:rPr>
+        <w:t xml:space="preserve">    </w:t>
+      </w:r>
+      <w:r>
+        <w:rPr>
+          <w:rFonts w:ascii="Lucida Console" w:hAnsi="Lucida Console"/>
+          <w:color w:val="444444"/>
+          <w:sz w:val="22"/>
+          <w:szCs w:val="22"/>
+          <w:lang w:val="en-US"/>
+        </w:rPr>
+        <w:t>environment:</w:t>
+      </w:r>
+    </w:p>
+    <w:p>
+      <w:pPr>
         <w:rPr>
           <w:rFonts w:ascii="Lucida Console" w:hAnsi="Lucida Console"/>
           <w:color w:val="880000"/>
@@ -6292,9 +6280,39 @@
           <w:szCs w:val="22"/>
           <w:lang w:val="en-US"/>
         </w:rPr>
-        <w:t>gitlab-</w:t>
-      </w:r>
-      <w:proofErr w:type="gramStart"/>
+      </w:pPr>
+      <w:r>
+        <w:rPr>
+          <w:rFonts w:ascii="Lucida Console" w:hAnsi="Lucida Console"/>
+          <w:color w:val="444444"/>
+          <w:sz w:val="22"/>
+          <w:szCs w:val="22"/>
+          <w:shd w:val="clear" w:color="auto" w:fill="F3F3F3"/>
+          <w:lang w:val="en-US"/>
+        </w:rPr>
+        <w:t xml:space="preserve">      </w:t>
+      </w:r>
+      <w:r>
+        <w:rPr>
+          <w:rFonts w:ascii="Lucida Console" w:hAnsi="Lucida Console"/>
+          <w:color w:val="444444"/>
+          <w:sz w:val="22"/>
+          <w:szCs w:val="22"/>
+          <w:lang w:val="en-US"/>
+        </w:rPr>
+        <w:t>GITLAB_OMNIBUS_CONFIG:</w:t>
+      </w:r>
+      <w:r>
+        <w:rPr>
+          <w:rFonts w:ascii="Lucida Console" w:hAnsi="Lucida Console"/>
+          <w:color w:val="444444"/>
+          <w:sz w:val="22"/>
+          <w:szCs w:val="22"/>
+          <w:shd w:val="clear" w:color="auto" w:fill="F3F3F3"/>
+          <w:lang w:val="en-US"/>
+        </w:rPr>
+        <w:t xml:space="preserve"> </w:t>
+      </w:r>
       <w:r>
         <w:rPr>
           <w:rFonts w:ascii="Lucida Console" w:hAnsi="Lucida Console"/>
@@ -6303,11 +6321,11 @@
           <w:szCs w:val="22"/>
           <w:lang w:val="en-US"/>
         </w:rPr>
-        <w:t>ce:latest</w:t>
-      </w:r>
-      <w:proofErr w:type="spellEnd"/>
-      <w:proofErr w:type="gramEnd"/>
-      <w:r>
+        <w:t>|</w:t>
+      </w:r>
+    </w:p>
+    <w:p>
+      <w:pPr>
         <w:rPr>
           <w:rFonts w:ascii="Lucida Console" w:hAnsi="Lucida Console"/>
           <w:color w:val="880000"/>
@@ -6315,7 +6333,351 @@
           <w:szCs w:val="22"/>
           <w:lang w:val="en-US"/>
         </w:rPr>
-        <w:t>'</w:t>
+      </w:pPr>
+      <w:r>
+        <w:rPr>
+          <w:rFonts w:ascii="Lucida Console" w:hAnsi="Lucida Console"/>
+          <w:color w:val="880000"/>
+          <w:sz w:val="22"/>
+          <w:szCs w:val="22"/>
+          <w:lang w:val="en-US"/>
+        </w:rPr>
+        <w:t xml:space="preserve">        external_url 'http://bystrovmd2.1431.guap.local'</w:t>
+      </w:r>
+    </w:p>
+    <w:p>
+      <w:pPr>
+        <w:rPr>
+          <w:rFonts w:ascii="Lucida Console" w:hAnsi="Lucida Console"/>
+          <w:color w:val="880000"/>
+          <w:sz w:val="22"/>
+          <w:szCs w:val="22"/>
+          <w:lang w:val="en-US"/>
+        </w:rPr>
+      </w:pPr>
+      <w:r>
+        <w:rPr>
+          <w:rFonts w:ascii="Lucida Console" w:hAnsi="Lucida Console"/>
+          <w:color w:val="880000"/>
+          <w:sz w:val="22"/>
+          <w:szCs w:val="22"/>
+          <w:lang w:val="en-US"/>
+        </w:rPr>
+        <w:t xml:space="preserve">        gitlab_rails['ldap_enabled'] = true</w:t>
+      </w:r>
+    </w:p>
+    <w:p>
+      <w:pPr>
+        <w:rPr>
+          <w:rFonts w:ascii="Lucida Console" w:hAnsi="Lucida Console"/>
+          <w:color w:val="880000"/>
+          <w:sz w:val="22"/>
+          <w:szCs w:val="22"/>
+          <w:lang w:val="en-US"/>
+        </w:rPr>
+      </w:pPr>
+      <w:r>
+        <w:rPr>
+          <w:rFonts w:ascii="Lucida Console" w:hAnsi="Lucida Console"/>
+          <w:color w:val="880000"/>
+          <w:sz w:val="22"/>
+          <w:szCs w:val="22"/>
+          <w:lang w:val="en-US"/>
+        </w:rPr>
+        <w:t xml:space="preserve">        gitlab_rails['ldap_servers'] = {</w:t>
+      </w:r>
+    </w:p>
+    <w:p>
+      <w:pPr>
+        <w:rPr>
+          <w:rFonts w:ascii="Lucida Console" w:hAnsi="Lucida Console"/>
+          <w:color w:val="880000"/>
+          <w:sz w:val="22"/>
+          <w:szCs w:val="22"/>
+          <w:lang w:val="en-US"/>
+        </w:rPr>
+      </w:pPr>
+      <w:r>
+        <w:rPr>
+          <w:rFonts w:ascii="Lucida Console" w:hAnsi="Lucida Console"/>
+          <w:color w:val="880000"/>
+          <w:sz w:val="22"/>
+          <w:szCs w:val="22"/>
+          <w:lang w:val="en-US"/>
+        </w:rPr>
+        <w:t xml:space="preserve">          'main' =&gt; {</w:t>
+      </w:r>
+    </w:p>
+    <w:p>
+      <w:pPr>
+        <w:rPr>
+          <w:rFonts w:ascii="Lucida Console" w:hAnsi="Lucida Console"/>
+          <w:color w:val="880000"/>
+          <w:sz w:val="22"/>
+          <w:szCs w:val="22"/>
+          <w:lang w:val="en-US"/>
+        </w:rPr>
+      </w:pPr>
+      <w:r>
+        <w:rPr>
+          <w:rFonts w:ascii="Lucida Console" w:hAnsi="Lucida Console"/>
+          <w:color w:val="880000"/>
+          <w:sz w:val="22"/>
+          <w:szCs w:val="22"/>
+          <w:lang w:val="en-US"/>
+        </w:rPr>
+        <w:t xml:space="preserve">            'label' =&gt; 'FreeIPA',</w:t>
+      </w:r>
+    </w:p>
+    <w:p>
+      <w:pPr>
+        <w:rPr>
+          <w:rFonts w:ascii="Lucida Console" w:hAnsi="Lucida Console"/>
+          <w:color w:val="880000"/>
+          <w:sz w:val="22"/>
+          <w:szCs w:val="22"/>
+          <w:lang w:val="en-US"/>
+        </w:rPr>
+      </w:pPr>
+      <w:r>
+        <w:rPr>
+          <w:rFonts w:ascii="Lucida Console" w:hAnsi="Lucida Console"/>
+          <w:color w:val="880000"/>
+          <w:sz w:val="22"/>
+          <w:szCs w:val="22"/>
+          <w:lang w:val="en-US"/>
+        </w:rPr>
+        <w:t xml:space="preserve">            'host' =&gt; 'bystrovmd.1431.guap.local',</w:t>
+      </w:r>
+    </w:p>
+    <w:p>
+      <w:pPr>
+        <w:rPr>
+          <w:rFonts w:ascii="Lucida Console" w:hAnsi="Lucida Console"/>
+          <w:color w:val="880000"/>
+          <w:sz w:val="22"/>
+          <w:szCs w:val="22"/>
+          <w:lang w:val="en-US"/>
+        </w:rPr>
+      </w:pPr>
+      <w:r>
+        <w:rPr>
+          <w:rFonts w:ascii="Lucida Console" w:hAnsi="Lucida Console"/>
+          <w:color w:val="880000"/>
+          <w:sz w:val="22"/>
+          <w:szCs w:val="22"/>
+          <w:lang w:val="en-US"/>
+        </w:rPr>
+        <w:t xml:space="preserve">            'port' =&gt; 389,</w:t>
+      </w:r>
+    </w:p>
+    <w:p>
+      <w:pPr>
+        <w:rPr>
+          <w:rFonts w:ascii="Lucida Console" w:hAnsi="Lucida Console"/>
+          <w:color w:val="880000"/>
+          <w:sz w:val="22"/>
+          <w:szCs w:val="22"/>
+          <w:lang w:val="en-US"/>
+        </w:rPr>
+      </w:pPr>
+      <w:r>
+        <w:rPr>
+          <w:rFonts w:ascii="Lucida Console" w:hAnsi="Lucida Console"/>
+          <w:color w:val="880000"/>
+          <w:sz w:val="22"/>
+          <w:szCs w:val="22"/>
+          <w:lang w:val="en-US"/>
+        </w:rPr>
+        <w:t xml:space="preserve">            'uid' =&gt; 'uid',</w:t>
+      </w:r>
+    </w:p>
+    <w:p>
+      <w:pPr>
+        <w:rPr>
+          <w:rFonts w:ascii="Lucida Console" w:hAnsi="Lucida Console"/>
+          <w:color w:val="880000"/>
+          <w:sz w:val="22"/>
+          <w:szCs w:val="22"/>
+          <w:lang w:val="en-US"/>
+        </w:rPr>
+      </w:pPr>
+      <w:r>
+        <w:rPr>
+          <w:rFonts w:ascii="Lucida Console" w:hAnsi="Lucida Console"/>
+          <w:color w:val="880000"/>
+          <w:sz w:val="22"/>
+          <w:szCs w:val="22"/>
+          <w:lang w:val="en-US"/>
+        </w:rPr>
+        <w:t xml:space="preserve">            'encryption' =&gt; 'plain', </w:t>
+      </w:r>
+    </w:p>
+    <w:p>
+      <w:pPr>
+        <w:rPr>
+          <w:rFonts w:ascii="Lucida Console" w:hAnsi="Lucida Console"/>
+          <w:color w:val="880000"/>
+          <w:sz w:val="22"/>
+          <w:szCs w:val="22"/>
+          <w:lang w:val="en-US"/>
+        </w:rPr>
+      </w:pPr>
+      <w:r>
+        <w:rPr>
+          <w:rFonts w:ascii="Lucida Console" w:hAnsi="Lucida Console"/>
+          <w:color w:val="880000"/>
+          <w:sz w:val="22"/>
+          <w:szCs w:val="22"/>
+          <w:lang w:val="en-US"/>
+        </w:rPr>
+        <w:t xml:space="preserve">            'base' =&gt; 'cn=accounts,dc=guap,dc=local',</w:t>
+      </w:r>
+    </w:p>
+    <w:p>
+      <w:pPr>
+        <w:rPr>
+          <w:rFonts w:ascii="Lucida Console" w:hAnsi="Lucida Console"/>
+          <w:color w:val="880000"/>
+          <w:sz w:val="22"/>
+          <w:szCs w:val="22"/>
+          <w:lang w:val="en-US"/>
+        </w:rPr>
+      </w:pPr>
+      <w:r>
+        <w:rPr>
+          <w:rFonts w:ascii="Lucida Console" w:hAnsi="Lucida Console"/>
+          <w:color w:val="880000"/>
+          <w:sz w:val="22"/>
+          <w:szCs w:val="22"/>
+          <w:lang w:val="en-US"/>
+        </w:rPr>
+        <w:t xml:space="preserve">            'bind_dn' =&gt; 'uid=admin,cn=users,cn=accounts,dc=guap,dc=local',</w:t>
+      </w:r>
+    </w:p>
+    <w:p>
+      <w:pPr>
+        <w:rPr>
+          <w:rFonts w:ascii="Lucida Console" w:hAnsi="Lucida Console"/>
+          <w:color w:val="880000"/>
+          <w:sz w:val="22"/>
+          <w:szCs w:val="22"/>
+          <w:lang w:val="en-US"/>
+        </w:rPr>
+      </w:pPr>
+      <w:r>
+        <w:rPr>
+          <w:rFonts w:ascii="Lucida Console" w:hAnsi="Lucida Console"/>
+          <w:color w:val="880000"/>
+          <w:sz w:val="22"/>
+          <w:szCs w:val="22"/>
+          <w:lang w:val="en-US"/>
+        </w:rPr>
+        <w:t xml:space="preserve">            'password' =&gt; '</w:t>
+      </w:r>
+      <w:r>
+        <w:rPr>
+          <w:rFonts w:ascii="Lucida Console" w:hAnsi="Lucida Console"/>
+          <w:color w:val="880000"/>
+          <w:sz w:val="22"/>
+          <w:szCs w:val="22"/>
+          <w:lang w:val="en-US"/>
+        </w:rPr>
+        <w:t>***</w:t>
+      </w:r>
+      <w:r>
+        <w:rPr>
+          <w:rFonts w:ascii="Lucida Console" w:hAnsi="Lucida Console"/>
+          <w:color w:val="880000"/>
+          <w:sz w:val="22"/>
+          <w:szCs w:val="22"/>
+          <w:lang w:val="en-US"/>
+        </w:rPr>
+        <w:t>',</w:t>
+      </w:r>
+    </w:p>
+    <w:p>
+      <w:pPr>
+        <w:rPr>
+          <w:rFonts w:ascii="Lucida Console" w:hAnsi="Lucida Console"/>
+          <w:color w:val="880000"/>
+          <w:sz w:val="22"/>
+          <w:szCs w:val="22"/>
+          <w:lang w:val="en-US"/>
+        </w:rPr>
+      </w:pPr>
+      <w:r>
+        <w:rPr>
+          <w:rFonts w:ascii="Lucida Console" w:hAnsi="Lucida Console"/>
+          <w:color w:val="880000"/>
+          <w:sz w:val="22"/>
+          <w:szCs w:val="22"/>
+          <w:lang w:val="en-US"/>
+        </w:rPr>
+        <w:t xml:space="preserve">            'active_directory' =&gt; false,</w:t>
+      </w:r>
+    </w:p>
+    <w:p>
+      <w:pPr>
+        <w:rPr>
+          <w:rFonts w:ascii="Lucida Console" w:hAnsi="Lucida Console"/>
+          <w:color w:val="880000"/>
+          <w:sz w:val="22"/>
+          <w:szCs w:val="22"/>
+          <w:lang w:val="en-US"/>
+        </w:rPr>
+      </w:pPr>
+      <w:r>
+        <w:rPr>
+          <w:rFonts w:ascii="Lucida Console" w:hAnsi="Lucida Console"/>
+          <w:color w:val="880000"/>
+          <w:sz w:val="22"/>
+          <w:szCs w:val="22"/>
+          <w:lang w:val="en-US"/>
+        </w:rPr>
+        <w:t xml:space="preserve">            'allow_username_or_email_login' =&gt; true,</w:t>
+      </w:r>
+    </w:p>
+    <w:p>
+      <w:pPr>
+        <w:rPr>
+          <w:rFonts w:ascii="Lucida Console" w:hAnsi="Lucida Console"/>
+          <w:color w:val="880000"/>
+          <w:sz w:val="22"/>
+          <w:szCs w:val="22"/>
+          <w:lang w:val="en-US"/>
+        </w:rPr>
+      </w:pPr>
+      <w:r>
+        <w:rPr>
+          <w:rFonts w:ascii="Lucida Console" w:hAnsi="Lucida Console"/>
+          <w:color w:val="880000"/>
+          <w:sz w:val="22"/>
+          <w:szCs w:val="22"/>
+          <w:lang w:val="en-US"/>
+        </w:rPr>
+        <w:t xml:space="preserve">            'block_auto_created_users' =&gt; false</w:t>
+      </w:r>
+    </w:p>
+    <w:p>
+      <w:pPr>
+        <w:rPr>
+          <w:rFonts w:ascii="Lucida Console" w:hAnsi="Lucida Console"/>
+          <w:color w:val="880000"/>
+          <w:sz w:val="22"/>
+          <w:szCs w:val="22"/>
+          <w:lang w:val="en-US"/>
+        </w:rPr>
+      </w:pPr>
+      <w:r>
+        <w:rPr>
+          <w:rFonts w:ascii="Lucida Console" w:hAnsi="Lucida Console"/>
+          <w:color w:val="880000"/>
+          <w:sz w:val="22"/>
+          <w:szCs w:val="22"/>
+          <w:lang w:val="en-US"/>
+        </w:rPr>
+        <w:t xml:space="preserve">          }</w:t>
       </w:r>
     </w:p>
     <w:p>
@@ -6338,6 +6700,39 @@
           <w:shd w:val="clear" w:color="auto" w:fill="F3F3F3"/>
           <w:lang w:val="en-US"/>
         </w:rPr>
+        <w:t xml:space="preserve"> </w:t>
+      </w:r>
+      <w:r>
+        <w:rPr>
+          <w:rFonts w:ascii="Lucida Console" w:hAnsi="Lucida Console"/>
+          <w:color w:val="880000"/>
+          <w:sz w:val="22"/>
+          <w:szCs w:val="22"/>
+          <w:lang w:val="en-US"/>
+        </w:rPr>
+        <w:t>}</w:t>
+      </w:r>
+    </w:p>
+    <w:p>
+      <w:pPr>
+        <w:rPr>
+          <w:rFonts w:ascii="Lucida Console" w:hAnsi="Lucida Console"/>
+          <w:color w:val="444444"/>
+          <w:sz w:val="22"/>
+          <w:szCs w:val="22"/>
+          <w:shd w:val="clear" w:color="auto" w:fill="F3F3F3"/>
+          <w:lang w:val="en-US"/>
+        </w:rPr>
+      </w:pPr>
+      <w:r>
+        <w:rPr>
+          <w:rFonts w:ascii="Lucida Console" w:hAnsi="Lucida Console"/>
+          <w:color w:val="444444"/>
+          <w:sz w:val="22"/>
+          <w:szCs w:val="22"/>
+          <w:shd w:val="clear" w:color="auto" w:fill="F3F3F3"/>
+          <w:lang w:val="en-US"/>
+        </w:rPr>
         <w:t xml:space="preserve">    </w:t>
       </w:r>
       <w:r>
@@ -6348,9 +6743,11 @@
           <w:szCs w:val="22"/>
           <w:lang w:val="en-US"/>
         </w:rPr>
-        <w:t>restart:</w:t>
-      </w:r>
-      <w:r>
+        <w:t>ports:</w:t>
+      </w:r>
+    </w:p>
+    <w:p>
+      <w:pPr>
         <w:rPr>
           <w:rFonts w:ascii="Lucida Console" w:hAnsi="Lucida Console"/>
           <w:color w:val="444444"/>
@@ -6359,6 +6756,37 @@
           <w:shd w:val="clear" w:color="auto" w:fill="F3F3F3"/>
           <w:lang w:val="en-US"/>
         </w:rPr>
+      </w:pPr>
+      <w:r>
+        <w:rPr>
+          <w:rFonts w:ascii="Lucida Console" w:hAnsi="Lucida Console"/>
+          <w:color w:val="444444"/>
+          <w:sz w:val="22"/>
+          <w:szCs w:val="22"/>
+          <w:shd w:val="clear" w:color="auto" w:fill="F3F3F3"/>
+          <w:lang w:val="en-US"/>
+        </w:rPr>
+        <w:t xml:space="preserve">      </w:t>
+      </w:r>
+      <w:r>
+        <w:rPr>
+          <w:rFonts w:ascii="Lucida Console" w:hAnsi="Lucida Console"/>
+          <w:color w:val="397300"/>
+          <w:sz w:val="22"/>
+          <w:szCs w:val="22"/>
+          <w:lang w:val="en-US"/>
+        </w:rPr>
+        <w:t>-</w:t>
+      </w:r>
+      <w:r>
+        <w:rPr>
+          <w:rFonts w:ascii="Lucida Console" w:hAnsi="Lucida Console"/>
+          <w:color w:val="444444"/>
+          <w:sz w:val="22"/>
+          <w:szCs w:val="22"/>
+          <w:shd w:val="clear" w:color="auto" w:fill="F3F3F3"/>
+          <w:lang w:val="en-US"/>
+        </w:rPr>
         <w:t xml:space="preserve"> </w:t>
       </w:r>
       <w:r>
@@ -6369,7 +6797,7 @@
           <w:szCs w:val="22"/>
           <w:lang w:val="en-US"/>
         </w:rPr>
-        <w:t>unless-stopped</w:t>
+        <w:t>'80:80'</w:t>
       </w:r>
     </w:p>
     <w:p>
@@ -6392,6 +6820,114 @@
           <w:shd w:val="clear" w:color="auto" w:fill="F3F3F3"/>
           <w:lang w:val="en-US"/>
         </w:rPr>
+        <w:t xml:space="preserve">      </w:t>
+      </w:r>
+      <w:r>
+        <w:rPr>
+          <w:rFonts w:ascii="Lucida Console" w:hAnsi="Lucida Console"/>
+          <w:color w:val="397300"/>
+          <w:sz w:val="22"/>
+          <w:szCs w:val="22"/>
+          <w:lang w:val="en-US"/>
+        </w:rPr>
+        <w:t>-</w:t>
+      </w:r>
+      <w:r>
+        <w:rPr>
+          <w:rFonts w:ascii="Lucida Console" w:hAnsi="Lucida Console"/>
+          <w:color w:val="444444"/>
+          <w:sz w:val="22"/>
+          <w:szCs w:val="22"/>
+          <w:shd w:val="clear" w:color="auto" w:fill="F3F3F3"/>
+          <w:lang w:val="en-US"/>
+        </w:rPr>
+        <w:t xml:space="preserve"> </w:t>
+      </w:r>
+      <w:r>
+        <w:rPr>
+          <w:rFonts w:ascii="Lucida Console" w:hAnsi="Lucida Console"/>
+          <w:color w:val="880000"/>
+          <w:sz w:val="22"/>
+          <w:szCs w:val="22"/>
+          <w:lang w:val="en-US"/>
+        </w:rPr>
+        <w:t>'443:443'</w:t>
+      </w:r>
+    </w:p>
+    <w:p>
+      <w:pPr>
+        <w:rPr>
+          <w:rFonts w:ascii="Lucida Console" w:hAnsi="Lucida Console"/>
+          <w:color w:val="444444"/>
+          <w:sz w:val="22"/>
+          <w:szCs w:val="22"/>
+          <w:shd w:val="clear" w:color="auto" w:fill="F3F3F3"/>
+          <w:lang w:val="en-US"/>
+        </w:rPr>
+      </w:pPr>
+      <w:r>
+        <w:rPr>
+          <w:rFonts w:ascii="Lucida Console" w:hAnsi="Lucida Console"/>
+          <w:color w:val="444444"/>
+          <w:sz w:val="22"/>
+          <w:szCs w:val="22"/>
+          <w:shd w:val="clear" w:color="auto" w:fill="F3F3F3"/>
+          <w:lang w:val="en-US"/>
+        </w:rPr>
+        <w:t xml:space="preserve">      </w:t>
+      </w:r>
+      <w:r>
+        <w:rPr>
+          <w:rFonts w:ascii="Lucida Console" w:hAnsi="Lucida Console"/>
+          <w:color w:val="397300"/>
+          <w:sz w:val="22"/>
+          <w:szCs w:val="22"/>
+          <w:lang w:val="en-US"/>
+        </w:rPr>
+        <w:t>-</w:t>
+      </w:r>
+      <w:r>
+        <w:rPr>
+          <w:rFonts w:ascii="Lucida Console" w:hAnsi="Lucida Console"/>
+          <w:color w:val="444444"/>
+          <w:sz w:val="22"/>
+          <w:szCs w:val="22"/>
+          <w:shd w:val="clear" w:color="auto" w:fill="F3F3F3"/>
+          <w:lang w:val="en-US"/>
+        </w:rPr>
+        <w:t xml:space="preserve"> </w:t>
+      </w:r>
+      <w:r>
+        <w:rPr>
+          <w:rFonts w:ascii="Lucida Console" w:hAnsi="Lucida Console"/>
+          <w:color w:val="880000"/>
+          <w:sz w:val="22"/>
+          <w:szCs w:val="22"/>
+          <w:lang w:val="en-US"/>
+        </w:rPr>
+        <w:t>'2222:22'</w:t>
+      </w:r>
+    </w:p>
+    <w:p>
+      <w:pPr>
+        <w:rPr>
+          <w:rFonts w:ascii="Lucida Console" w:hAnsi="Lucida Console"/>
+          <w:color w:val="444444"/>
+          <w:sz w:val="22"/>
+          <w:szCs w:val="22"/>
+          <w:shd w:val="clear" w:color="auto" w:fill="F3F3F3"/>
+          <w:lang w:val="en-US"/>
+        </w:rPr>
+      </w:pPr>
+      <w:r>
+        <w:rPr>
+          <w:rFonts w:ascii="Lucida Console" w:hAnsi="Lucida Console"/>
+          <w:color w:val="444444"/>
+          <w:sz w:val="22"/>
+          <w:szCs w:val="22"/>
+          <w:shd w:val="clear" w:color="auto" w:fill="F3F3F3"/>
+          <w:lang w:val="en-US"/>
+        </w:rPr>
         <w:t xml:space="preserve">    </w:t>
       </w:r>
       <w:r>
@@ -6402,9 +6938,11 @@
           <w:szCs w:val="22"/>
           <w:lang w:val="en-US"/>
         </w:rPr>
-        <w:t>hostname:</w:t>
-      </w:r>
-      <w:r>
+        <w:t>volumes:</w:t>
+      </w:r>
+    </w:p>
+    <w:p>
+      <w:pPr>
         <w:rPr>
           <w:rFonts w:ascii="Lucida Console" w:hAnsi="Lucida Console"/>
           <w:color w:val="444444"/>
@@ -6413,6 +6951,37 @@
           <w:shd w:val="clear" w:color="auto" w:fill="F3F3F3"/>
           <w:lang w:val="en-US"/>
         </w:rPr>
+      </w:pPr>
+      <w:r>
+        <w:rPr>
+          <w:rFonts w:ascii="Lucida Console" w:hAnsi="Lucida Console"/>
+          <w:color w:val="444444"/>
+          <w:sz w:val="22"/>
+          <w:szCs w:val="22"/>
+          <w:shd w:val="clear" w:color="auto" w:fill="F3F3F3"/>
+          <w:lang w:val="en-US"/>
+        </w:rPr>
+        <w:t xml:space="preserve">      </w:t>
+      </w:r>
+      <w:r>
+        <w:rPr>
+          <w:rFonts w:ascii="Lucida Console" w:hAnsi="Lucida Console"/>
+          <w:color w:val="397300"/>
+          <w:sz w:val="22"/>
+          <w:szCs w:val="22"/>
+          <w:lang w:val="en-US"/>
+        </w:rPr>
+        <w:t>-</w:t>
+      </w:r>
+      <w:r>
+        <w:rPr>
+          <w:rFonts w:ascii="Lucida Console" w:hAnsi="Lucida Console"/>
+          <w:color w:val="444444"/>
+          <w:sz w:val="22"/>
+          <w:szCs w:val="22"/>
+          <w:shd w:val="clear" w:color="auto" w:fill="F3F3F3"/>
+          <w:lang w:val="en-US"/>
+        </w:rPr>
         <w:t xml:space="preserve"> </w:t>
       </w:r>
       <w:r>
@@ -6423,9 +6992,52 @@
           <w:szCs w:val="22"/>
           <w:lang w:val="en-US"/>
         </w:rPr>
-        <w:t>'bystrovmd</w:t>
-      </w:r>
-      <w:proofErr w:type="gramStart"/>
+        <w:t>'./config:/etc/gitlab'</w:t>
+      </w:r>
+    </w:p>
+    <w:p>
+      <w:pPr>
+        <w:rPr>
+          <w:rFonts w:ascii="Lucida Console" w:hAnsi="Lucida Console"/>
+          <w:color w:val="444444"/>
+          <w:sz w:val="22"/>
+          <w:szCs w:val="22"/>
+          <w:shd w:val="clear" w:color="auto" w:fill="F3F3F3"/>
+          <w:lang w:val="en-US"/>
+        </w:rPr>
+      </w:pPr>
+      <w:r>
+        <w:rPr>
+          <w:rFonts w:ascii="Lucida Console" w:hAnsi="Lucida Console"/>
+          <w:color w:val="444444"/>
+          <w:sz w:val="22"/>
+          <w:szCs w:val="22"/>
+          <w:shd w:val="clear" w:color="auto" w:fill="F3F3F3"/>
+          <w:lang w:val="en-US"/>
+        </w:rPr>
+        <w:t xml:space="preserve">      </w:t>
+      </w:r>
+      <w:r>
+        <w:rPr>
+          <w:rFonts w:ascii="Lucida Console" w:hAnsi="Lucida Console"/>
+          <w:color w:val="397300"/>
+          <w:sz w:val="22"/>
+          <w:szCs w:val="22"/>
+          <w:lang w:val="en-US"/>
+        </w:rPr>
+        <w:t>-</w:t>
+      </w:r>
+      <w:r>
+        <w:rPr>
+          <w:rFonts w:ascii="Lucida Console" w:hAnsi="Lucida Console"/>
+          <w:color w:val="444444"/>
+          <w:sz w:val="22"/>
+          <w:szCs w:val="22"/>
+          <w:shd w:val="clear" w:color="auto" w:fill="F3F3F3"/>
+          <w:lang w:val="en-US"/>
+        </w:rPr>
+        <w:t xml:space="preserve"> </w:t>
+      </w:r>
       <w:r>
         <w:rPr>
           <w:rFonts w:ascii="Lucida Console" w:hAnsi="Lucida Console"/>
@@ -6434,1382 +7046,13 @@
           <w:szCs w:val="22"/>
           <w:lang w:val="en-US"/>
         </w:rPr>
-        <w:t>2.1431.guap</w:t>
-      </w:r>
-      <w:proofErr w:type="gramEnd"/>
-      <w:r>
-        <w:rPr>
-          <w:rFonts w:ascii="Lucida Console" w:hAnsi="Lucida Console"/>
-          <w:color w:val="880000"/>
-          <w:sz w:val="22"/>
-          <w:szCs w:val="22"/>
-          <w:lang w:val="en-US"/>
-        </w:rPr>
-        <w:t>.local'</w:t>
-      </w:r>
-      <w:r>
-        <w:rPr>
-          <w:rFonts w:ascii="Lucida Console" w:hAnsi="Lucida Console"/>
-          <w:color w:val="444444"/>
-          <w:sz w:val="22"/>
-          <w:szCs w:val="22"/>
-          <w:shd w:val="clear" w:color="auto" w:fill="F3F3F3"/>
-          <w:lang w:val="en-US"/>
-        </w:rPr>
-        <w:t xml:space="preserve"> </w:t>
-      </w:r>
-    </w:p>
-    <w:p>
-      <w:pPr>
-        <w:rPr>
-          <w:rFonts w:ascii="Lucida Console" w:hAnsi="Lucida Console"/>
-          <w:color w:val="444444"/>
-          <w:sz w:val="22"/>
-          <w:szCs w:val="22"/>
-          <w:shd w:val="clear" w:color="auto" w:fill="F3F3F3"/>
-          <w:lang w:val="en-US"/>
-        </w:rPr>
-      </w:pPr>
-      <w:r>
-        <w:rPr>
-          <w:rFonts w:ascii="Lucida Console" w:hAnsi="Lucida Console"/>
-          <w:color w:val="444444"/>
-          <w:sz w:val="22"/>
-          <w:szCs w:val="22"/>
-          <w:shd w:val="clear" w:color="auto" w:fill="F3F3F3"/>
-          <w:lang w:val="en-US"/>
-        </w:rPr>
-        <w:t xml:space="preserve">    </w:t>
-      </w:r>
-      <w:r>
-        <w:rPr>
-          <w:rFonts w:ascii="Lucida Console" w:hAnsi="Lucida Console"/>
-          <w:color w:val="444444"/>
-          <w:sz w:val="22"/>
-          <w:szCs w:val="22"/>
-          <w:lang w:val="en-US"/>
-        </w:rPr>
-        <w:t>environment:</w:t>
-      </w:r>
-    </w:p>
-    <w:p>
-      <w:pPr>
-        <w:rPr>
-          <w:rFonts w:ascii="Lucida Console" w:hAnsi="Lucida Console"/>
-          <w:color w:val="880000"/>
-          <w:sz w:val="22"/>
-          <w:szCs w:val="22"/>
-          <w:lang w:val="en-US"/>
-        </w:rPr>
-      </w:pPr>
-      <w:r>
-        <w:rPr>
-          <w:rFonts w:ascii="Lucida Console" w:hAnsi="Lucida Console"/>
-          <w:color w:val="444444"/>
-          <w:sz w:val="22"/>
-          <w:szCs w:val="22"/>
-          <w:shd w:val="clear" w:color="auto" w:fill="F3F3F3"/>
-          <w:lang w:val="en-US"/>
-        </w:rPr>
-        <w:t xml:space="preserve">      </w:t>
-      </w:r>
-      <w:r>
-        <w:rPr>
-          <w:rFonts w:ascii="Lucida Console" w:hAnsi="Lucida Console"/>
-          <w:color w:val="444444"/>
-          <w:sz w:val="22"/>
-          <w:szCs w:val="22"/>
-          <w:lang w:val="en-US"/>
-        </w:rPr>
-        <w:t>GITLAB_OMNIBUS_CONFIG:</w:t>
-      </w:r>
-      <w:r>
-        <w:rPr>
-          <w:rFonts w:ascii="Lucida Console" w:hAnsi="Lucida Console"/>
-          <w:color w:val="444444"/>
-          <w:sz w:val="22"/>
-          <w:szCs w:val="22"/>
-          <w:shd w:val="clear" w:color="auto" w:fill="F3F3F3"/>
-          <w:lang w:val="en-US"/>
-        </w:rPr>
-        <w:t xml:space="preserve"> </w:t>
-      </w:r>
-      <w:r>
-        <w:rPr>
-          <w:rFonts w:ascii="Lucida Console" w:hAnsi="Lucida Console"/>
-          <w:color w:val="880000"/>
-          <w:sz w:val="22"/>
-          <w:szCs w:val="22"/>
-          <w:lang w:val="en-US"/>
-        </w:rPr>
-        <w:t>|</w:t>
-      </w:r>
-    </w:p>
-    <w:p>
-      <w:pPr>
-        <w:rPr>
-          <w:rFonts w:ascii="Lucida Console" w:hAnsi="Lucida Console"/>
-          <w:color w:val="880000"/>
-          <w:sz w:val="22"/>
-          <w:szCs w:val="22"/>
-          <w:lang w:val="en-US"/>
-        </w:rPr>
-      </w:pPr>
-      <w:r>
-        <w:rPr>
-          <w:rFonts w:ascii="Lucida Console" w:hAnsi="Lucida Console"/>
-          <w:color w:val="880000"/>
-          <w:sz w:val="22"/>
-          <w:szCs w:val="22"/>
-          <w:lang w:val="en-US"/>
-        </w:rPr>
-        <w:t xml:space="preserve">        </w:t>
-      </w:r>
-      <w:proofErr w:type="spellStart"/>
-      <w:r>
-        <w:rPr>
-          <w:rFonts w:ascii="Lucida Console" w:hAnsi="Lucida Console"/>
-          <w:color w:val="880000"/>
-          <w:sz w:val="22"/>
-          <w:szCs w:val="22"/>
-          <w:lang w:val="en-US"/>
-        </w:rPr>
-        <w:t>external_url</w:t>
-      </w:r>
-      <w:proofErr w:type="spellEnd"/>
-      <w:r>
-        <w:rPr>
-          <w:rFonts w:ascii="Lucida Console" w:hAnsi="Lucida Console"/>
-          <w:color w:val="880000"/>
-          <w:sz w:val="22"/>
-          <w:szCs w:val="22"/>
-          <w:lang w:val="en-US"/>
-        </w:rPr>
-        <w:t xml:space="preserve"> 'http://bystrovmd2.1431.guap.local'</w:t>
-      </w:r>
-    </w:p>
-    <w:p>
-      <w:pPr>
-        <w:rPr>
-          <w:rFonts w:ascii="Lucida Console" w:hAnsi="Lucida Console"/>
-          <w:color w:val="880000"/>
-          <w:sz w:val="22"/>
-          <w:szCs w:val="22"/>
-          <w:lang w:val="en-US"/>
-        </w:rPr>
-      </w:pPr>
-      <w:r>
-        <w:rPr>
-          <w:rFonts w:ascii="Lucida Console" w:hAnsi="Lucida Console"/>
-          <w:color w:val="880000"/>
-          <w:sz w:val="22"/>
-          <w:szCs w:val="22"/>
-          <w:lang w:val="en-US"/>
-        </w:rPr>
-        <w:t xml:space="preserve">        </w:t>
-      </w:r>
-      <w:proofErr w:type="spellStart"/>
-      <w:r>
-        <w:rPr>
-          <w:rFonts w:ascii="Lucida Console" w:hAnsi="Lucida Console"/>
-          <w:color w:val="880000"/>
-          <w:sz w:val="22"/>
-          <w:szCs w:val="22"/>
-          <w:lang w:val="en-US"/>
-        </w:rPr>
-        <w:t>gitlab_rails</w:t>
-      </w:r>
-      <w:proofErr w:type="spellEnd"/>
-      <w:r>
-        <w:rPr>
-          <w:rFonts w:ascii="Lucida Console" w:hAnsi="Lucida Console"/>
-          <w:color w:val="880000"/>
-          <w:sz w:val="22"/>
-          <w:szCs w:val="22"/>
-          <w:lang w:val="en-US"/>
-        </w:rPr>
-        <w:t>['</w:t>
-      </w:r>
-      <w:proofErr w:type="spellStart"/>
-      <w:r>
-        <w:rPr>
-          <w:rFonts w:ascii="Lucida Console" w:hAnsi="Lucida Console"/>
-          <w:color w:val="880000"/>
-          <w:sz w:val="22"/>
-          <w:szCs w:val="22"/>
-          <w:lang w:val="en-US"/>
-        </w:rPr>
-        <w:t>ldap_enabled</w:t>
-      </w:r>
-      <w:proofErr w:type="spellEnd"/>
-      <w:r>
-        <w:rPr>
-          <w:rFonts w:ascii="Lucida Console" w:hAnsi="Lucida Console"/>
-          <w:color w:val="880000"/>
-          <w:sz w:val="22"/>
-          <w:szCs w:val="22"/>
-          <w:lang w:val="en-US"/>
-        </w:rPr>
-        <w:t>'] = true</w:t>
-      </w:r>
-    </w:p>
-    <w:p>
-      <w:pPr>
-        <w:rPr>
-          <w:rFonts w:ascii="Lucida Console" w:hAnsi="Lucida Console"/>
-          <w:color w:val="880000"/>
-          <w:sz w:val="22"/>
-          <w:szCs w:val="22"/>
-          <w:lang w:val="en-US"/>
-        </w:rPr>
-      </w:pPr>
-      <w:r>
-        <w:rPr>
-          <w:rFonts w:ascii="Lucida Console" w:hAnsi="Lucida Console"/>
-          <w:color w:val="880000"/>
-          <w:sz w:val="22"/>
-          <w:szCs w:val="22"/>
-          <w:lang w:val="en-US"/>
-        </w:rPr>
-        <w:t xml:space="preserve">        </w:t>
-      </w:r>
-      <w:proofErr w:type="spellStart"/>
-      <w:r>
-        <w:rPr>
-          <w:rFonts w:ascii="Lucida Console" w:hAnsi="Lucida Console"/>
-          <w:color w:val="880000"/>
-          <w:sz w:val="22"/>
-          <w:szCs w:val="22"/>
-          <w:lang w:val="en-US"/>
-        </w:rPr>
-        <w:t>gitlab_rails</w:t>
-      </w:r>
-      <w:proofErr w:type="spellEnd"/>
-      <w:r>
-        <w:rPr>
-          <w:rFonts w:ascii="Lucida Console" w:hAnsi="Lucida Console"/>
-          <w:color w:val="880000"/>
-          <w:sz w:val="22"/>
-          <w:szCs w:val="22"/>
-          <w:lang w:val="en-US"/>
-        </w:rPr>
-        <w:t>['</w:t>
-      </w:r>
-      <w:proofErr w:type="spellStart"/>
-      <w:r>
-        <w:rPr>
-          <w:rFonts w:ascii="Lucida Console" w:hAnsi="Lucida Console"/>
-          <w:color w:val="880000"/>
-          <w:sz w:val="22"/>
-          <w:szCs w:val="22"/>
-          <w:lang w:val="en-US"/>
-        </w:rPr>
-        <w:t>ldap_servers</w:t>
-      </w:r>
-      <w:proofErr w:type="spellEnd"/>
-      <w:r>
-        <w:rPr>
-          <w:rFonts w:ascii="Lucida Console" w:hAnsi="Lucida Console"/>
-          <w:color w:val="880000"/>
-          <w:sz w:val="22"/>
-          <w:szCs w:val="22"/>
-          <w:lang w:val="en-US"/>
-        </w:rPr>
-        <w:t>'] = {</w:t>
-      </w:r>
-    </w:p>
-    <w:p>
-      <w:pPr>
-        <w:rPr>
-          <w:rFonts w:ascii="Lucida Console" w:hAnsi="Lucida Console"/>
-          <w:color w:val="880000"/>
-          <w:sz w:val="22"/>
-          <w:szCs w:val="22"/>
-          <w:lang w:val="en-US"/>
-        </w:rPr>
-      </w:pPr>
-      <w:r>
-        <w:rPr>
-          <w:rFonts w:ascii="Lucida Console" w:hAnsi="Lucida Console"/>
-          <w:color w:val="880000"/>
-          <w:sz w:val="22"/>
-          <w:szCs w:val="22"/>
-          <w:lang w:val="en-US"/>
-        </w:rPr>
-        <w:t xml:space="preserve">          'main' =&gt; {</w:t>
-      </w:r>
-    </w:p>
-    <w:p>
-      <w:pPr>
-        <w:rPr>
-          <w:rFonts w:ascii="Lucida Console" w:hAnsi="Lucida Console"/>
-          <w:color w:val="880000"/>
-          <w:sz w:val="22"/>
-          <w:szCs w:val="22"/>
-          <w:lang w:val="en-US"/>
-        </w:rPr>
-      </w:pPr>
-      <w:r>
-        <w:rPr>
-          <w:rFonts w:ascii="Lucida Console" w:hAnsi="Lucida Console"/>
-          <w:color w:val="880000"/>
-          <w:sz w:val="22"/>
-          <w:szCs w:val="22"/>
-          <w:lang w:val="en-US"/>
-        </w:rPr>
-        <w:t xml:space="preserve">            'label' =&gt; 'FreeIPA',</w:t>
-      </w:r>
-    </w:p>
-    <w:p>
-      <w:pPr>
-        <w:rPr>
-          <w:rFonts w:ascii="Lucida Console" w:hAnsi="Lucida Console"/>
-          <w:color w:val="880000"/>
-          <w:sz w:val="22"/>
-          <w:szCs w:val="22"/>
-          <w:lang w:val="en-US"/>
-        </w:rPr>
-      </w:pPr>
-      <w:r>
-        <w:rPr>
-          <w:rFonts w:ascii="Lucida Console" w:hAnsi="Lucida Console"/>
-          <w:color w:val="880000"/>
-          <w:sz w:val="22"/>
-          <w:szCs w:val="22"/>
-          <w:lang w:val="en-US"/>
-        </w:rPr>
-        <w:t xml:space="preserve">            'host' =&gt; '</w:t>
-      </w:r>
-      <w:proofErr w:type="gramStart"/>
-      <w:r>
-        <w:rPr>
-          <w:rFonts w:ascii="Lucida Console" w:hAnsi="Lucida Console"/>
-          <w:color w:val="880000"/>
-          <w:sz w:val="22"/>
-          <w:szCs w:val="22"/>
-          <w:lang w:val="en-US"/>
-        </w:rPr>
-        <w:t>bystrovmd.1431.guap</w:t>
-      </w:r>
-      <w:proofErr w:type="gramEnd"/>
-      <w:r>
-        <w:rPr>
-          <w:rFonts w:ascii="Lucida Console" w:hAnsi="Lucida Console"/>
-          <w:color w:val="880000"/>
-          <w:sz w:val="22"/>
-          <w:szCs w:val="22"/>
-          <w:lang w:val="en-US"/>
-        </w:rPr>
-        <w:t>.local',</w:t>
-      </w:r>
-    </w:p>
-    <w:p>
-      <w:pPr>
-        <w:rPr>
-          <w:rFonts w:ascii="Lucida Console" w:hAnsi="Lucida Console"/>
-          <w:color w:val="880000"/>
-          <w:sz w:val="22"/>
-          <w:szCs w:val="22"/>
-          <w:lang w:val="en-US"/>
-        </w:rPr>
-      </w:pPr>
-      <w:r>
-        <w:rPr>
-          <w:rFonts w:ascii="Lucida Console" w:hAnsi="Lucida Console"/>
-          <w:color w:val="880000"/>
-          <w:sz w:val="22"/>
-          <w:szCs w:val="22"/>
-          <w:lang w:val="en-US"/>
-        </w:rPr>
-        <w:t xml:space="preserve">            'port' =&gt; 389,</w:t>
-      </w:r>
-    </w:p>
-    <w:p>
-      <w:pPr>
-        <w:rPr>
-          <w:rFonts w:ascii="Lucida Console" w:hAnsi="Lucida Console"/>
-          <w:color w:val="880000"/>
-          <w:sz w:val="22"/>
-          <w:szCs w:val="22"/>
-          <w:lang w:val="en-US"/>
-        </w:rPr>
-      </w:pPr>
-      <w:r>
-        <w:rPr>
-          <w:rFonts w:ascii="Lucida Console" w:hAnsi="Lucida Console"/>
-          <w:color w:val="880000"/>
-          <w:sz w:val="22"/>
-          <w:szCs w:val="22"/>
-          <w:lang w:val="en-US"/>
-        </w:rPr>
-        <w:t xml:space="preserve">            '</w:t>
-      </w:r>
-      <w:proofErr w:type="spellStart"/>
-      <w:r>
-        <w:rPr>
-          <w:rFonts w:ascii="Lucida Console" w:hAnsi="Lucida Console"/>
-          <w:color w:val="880000"/>
-          <w:sz w:val="22"/>
-          <w:szCs w:val="22"/>
-          <w:lang w:val="en-US"/>
-        </w:rPr>
-        <w:t>uid</w:t>
-      </w:r>
-      <w:proofErr w:type="spellEnd"/>
-      <w:r>
-        <w:rPr>
-          <w:rFonts w:ascii="Lucida Console" w:hAnsi="Lucida Console"/>
-          <w:color w:val="880000"/>
-          <w:sz w:val="22"/>
-          <w:szCs w:val="22"/>
-          <w:lang w:val="en-US"/>
-        </w:rPr>
-        <w:t>' =&gt; '</w:t>
-      </w:r>
-      <w:proofErr w:type="spellStart"/>
-      <w:r>
-        <w:rPr>
-          <w:rFonts w:ascii="Lucida Console" w:hAnsi="Lucida Console"/>
-          <w:color w:val="880000"/>
-          <w:sz w:val="22"/>
-          <w:szCs w:val="22"/>
-          <w:lang w:val="en-US"/>
-        </w:rPr>
-        <w:t>uid</w:t>
-      </w:r>
-      <w:proofErr w:type="spellEnd"/>
-      <w:r>
-        <w:rPr>
-          <w:rFonts w:ascii="Lucida Console" w:hAnsi="Lucida Console"/>
-          <w:color w:val="880000"/>
-          <w:sz w:val="22"/>
-          <w:szCs w:val="22"/>
-          <w:lang w:val="en-US"/>
-        </w:rPr>
-        <w:t>',</w:t>
-      </w:r>
-    </w:p>
-    <w:p>
-      <w:pPr>
-        <w:rPr>
-          <w:rFonts w:ascii="Lucida Console" w:hAnsi="Lucida Console"/>
-          <w:color w:val="880000"/>
-          <w:sz w:val="22"/>
-          <w:szCs w:val="22"/>
-          <w:lang w:val="en-US"/>
-        </w:rPr>
-      </w:pPr>
-      <w:r>
-        <w:rPr>
-          <w:rFonts w:ascii="Lucida Console" w:hAnsi="Lucida Console"/>
-          <w:color w:val="880000"/>
-          <w:sz w:val="22"/>
-          <w:szCs w:val="22"/>
-          <w:lang w:val="en-US"/>
-        </w:rPr>
-        <w:t xml:space="preserve">            'encryption' =&gt; 'plain', </w:t>
-      </w:r>
-    </w:p>
-    <w:p>
-      <w:pPr>
-        <w:rPr>
-          <w:rFonts w:ascii="Lucida Console" w:hAnsi="Lucida Console"/>
-          <w:color w:val="880000"/>
-          <w:sz w:val="22"/>
-          <w:szCs w:val="22"/>
-          <w:lang w:val="en-US"/>
-        </w:rPr>
-      </w:pPr>
-      <w:r>
-        <w:rPr>
-          <w:rFonts w:ascii="Lucida Console" w:hAnsi="Lucida Console"/>
-          <w:color w:val="880000"/>
-          <w:sz w:val="22"/>
-          <w:szCs w:val="22"/>
-          <w:lang w:val="en-US"/>
-        </w:rPr>
-        <w:t xml:space="preserve">            'base' =&gt; '</w:t>
-      </w:r>
-      <w:proofErr w:type="spellStart"/>
-      <w:r>
-        <w:rPr>
-          <w:rFonts w:ascii="Lucida Console" w:hAnsi="Lucida Console"/>
-          <w:color w:val="880000"/>
-          <w:sz w:val="22"/>
-          <w:szCs w:val="22"/>
-          <w:lang w:val="en-US"/>
-        </w:rPr>
-        <w:t>cn</w:t>
-      </w:r>
-      <w:proofErr w:type="spellEnd"/>
-      <w:r>
-        <w:rPr>
-          <w:rFonts w:ascii="Lucida Console" w:hAnsi="Lucida Console"/>
-          <w:color w:val="880000"/>
-          <w:sz w:val="22"/>
-          <w:szCs w:val="22"/>
-          <w:lang w:val="en-US"/>
-        </w:rPr>
-        <w:t>=</w:t>
-      </w:r>
-      <w:proofErr w:type="spellStart"/>
-      <w:proofErr w:type="gramStart"/>
-      <w:r>
-        <w:rPr>
-          <w:rFonts w:ascii="Lucida Console" w:hAnsi="Lucida Console"/>
-          <w:color w:val="880000"/>
-          <w:sz w:val="22"/>
-          <w:szCs w:val="22"/>
-          <w:lang w:val="en-US"/>
-        </w:rPr>
-        <w:t>accounts,dc</w:t>
-      </w:r>
-      <w:proofErr w:type="spellEnd"/>
-      <w:proofErr w:type="gramEnd"/>
-      <w:r>
-        <w:rPr>
-          <w:rFonts w:ascii="Lucida Console" w:hAnsi="Lucida Console"/>
-          <w:color w:val="880000"/>
-          <w:sz w:val="22"/>
-          <w:szCs w:val="22"/>
-          <w:lang w:val="en-US"/>
-        </w:rPr>
-        <w:t>=</w:t>
-      </w:r>
-      <w:proofErr w:type="spellStart"/>
-      <w:r>
-        <w:rPr>
-          <w:rFonts w:ascii="Lucida Console" w:hAnsi="Lucida Console"/>
-          <w:color w:val="880000"/>
-          <w:sz w:val="22"/>
-          <w:szCs w:val="22"/>
-          <w:lang w:val="en-US"/>
-        </w:rPr>
-        <w:t>guap,dc</w:t>
-      </w:r>
-      <w:proofErr w:type="spellEnd"/>
-      <w:r>
-        <w:rPr>
-          <w:rFonts w:ascii="Lucida Console" w:hAnsi="Lucida Console"/>
-          <w:color w:val="880000"/>
-          <w:sz w:val="22"/>
-          <w:szCs w:val="22"/>
-          <w:lang w:val="en-US"/>
-        </w:rPr>
-        <w:t>=local',</w:t>
-      </w:r>
-    </w:p>
-    <w:p>
-      <w:pPr>
-        <w:rPr>
-          <w:rFonts w:ascii="Lucida Console" w:hAnsi="Lucida Console"/>
-          <w:color w:val="880000"/>
-          <w:sz w:val="22"/>
-          <w:szCs w:val="22"/>
-          <w:lang w:val="en-US"/>
-        </w:rPr>
-      </w:pPr>
-      <w:r>
-        <w:rPr>
-          <w:rFonts w:ascii="Lucida Console" w:hAnsi="Lucida Console"/>
-          <w:color w:val="880000"/>
-          <w:sz w:val="22"/>
-          <w:szCs w:val="22"/>
-          <w:lang w:val="en-US"/>
-        </w:rPr>
-        <w:t xml:space="preserve">            '</w:t>
-      </w:r>
-      <w:proofErr w:type="spellStart"/>
-      <w:r>
-        <w:rPr>
-          <w:rFonts w:ascii="Lucida Console" w:hAnsi="Lucida Console"/>
-          <w:color w:val="880000"/>
-          <w:sz w:val="22"/>
-          <w:szCs w:val="22"/>
-          <w:lang w:val="en-US"/>
-        </w:rPr>
-        <w:t>bind_dn</w:t>
-      </w:r>
-      <w:proofErr w:type="spellEnd"/>
-      <w:r>
-        <w:rPr>
-          <w:rFonts w:ascii="Lucida Console" w:hAnsi="Lucida Console"/>
-          <w:color w:val="880000"/>
-          <w:sz w:val="22"/>
-          <w:szCs w:val="22"/>
-          <w:lang w:val="en-US"/>
-        </w:rPr>
-        <w:t>' =&gt; '</w:t>
-      </w:r>
-      <w:proofErr w:type="spellStart"/>
-      <w:r>
-        <w:rPr>
-          <w:rFonts w:ascii="Lucida Console" w:hAnsi="Lucida Console"/>
-          <w:color w:val="880000"/>
-          <w:sz w:val="22"/>
-          <w:szCs w:val="22"/>
-          <w:lang w:val="en-US"/>
-        </w:rPr>
-        <w:t>uid</w:t>
-      </w:r>
-      <w:proofErr w:type="spellEnd"/>
-      <w:r>
-        <w:rPr>
-          <w:rFonts w:ascii="Lucida Console" w:hAnsi="Lucida Console"/>
-          <w:color w:val="880000"/>
-          <w:sz w:val="22"/>
-          <w:szCs w:val="22"/>
-          <w:lang w:val="en-US"/>
-        </w:rPr>
-        <w:t>=</w:t>
-      </w:r>
-      <w:proofErr w:type="spellStart"/>
-      <w:proofErr w:type="gramStart"/>
-      <w:r>
-        <w:rPr>
-          <w:rFonts w:ascii="Lucida Console" w:hAnsi="Lucida Console"/>
-          <w:color w:val="880000"/>
-          <w:sz w:val="22"/>
-          <w:szCs w:val="22"/>
-          <w:lang w:val="en-US"/>
-        </w:rPr>
-        <w:t>admin,cn</w:t>
-      </w:r>
-      <w:proofErr w:type="spellEnd"/>
-      <w:proofErr w:type="gramEnd"/>
-      <w:r>
-        <w:rPr>
-          <w:rFonts w:ascii="Lucida Console" w:hAnsi="Lucida Console"/>
-          <w:color w:val="880000"/>
-          <w:sz w:val="22"/>
-          <w:szCs w:val="22"/>
-          <w:lang w:val="en-US"/>
-        </w:rPr>
-        <w:t>=</w:t>
-      </w:r>
-      <w:proofErr w:type="spellStart"/>
-      <w:r>
-        <w:rPr>
-          <w:rFonts w:ascii="Lucida Console" w:hAnsi="Lucida Console"/>
-          <w:color w:val="880000"/>
-          <w:sz w:val="22"/>
-          <w:szCs w:val="22"/>
-          <w:lang w:val="en-US"/>
-        </w:rPr>
-        <w:t>users,cn</w:t>
-      </w:r>
-      <w:proofErr w:type="spellEnd"/>
-      <w:r>
-        <w:rPr>
-          <w:rFonts w:ascii="Lucida Console" w:hAnsi="Lucida Console"/>
-          <w:color w:val="880000"/>
-          <w:sz w:val="22"/>
-          <w:szCs w:val="22"/>
-          <w:lang w:val="en-US"/>
-        </w:rPr>
-        <w:t>=</w:t>
-      </w:r>
-      <w:proofErr w:type="spellStart"/>
-      <w:r>
-        <w:rPr>
-          <w:rFonts w:ascii="Lucida Console" w:hAnsi="Lucida Console"/>
-          <w:color w:val="880000"/>
-          <w:sz w:val="22"/>
-          <w:szCs w:val="22"/>
-          <w:lang w:val="en-US"/>
-        </w:rPr>
-        <w:t>accounts,dc</w:t>
-      </w:r>
-      <w:proofErr w:type="spellEnd"/>
-      <w:r>
-        <w:rPr>
-          <w:rFonts w:ascii="Lucida Console" w:hAnsi="Lucida Console"/>
-          <w:color w:val="880000"/>
-          <w:sz w:val="22"/>
-          <w:szCs w:val="22"/>
-          <w:lang w:val="en-US"/>
-        </w:rPr>
-        <w:t>=</w:t>
-      </w:r>
-      <w:proofErr w:type="spellStart"/>
-      <w:r>
-        <w:rPr>
-          <w:rFonts w:ascii="Lucida Console" w:hAnsi="Lucida Console"/>
-          <w:color w:val="880000"/>
-          <w:sz w:val="22"/>
-          <w:szCs w:val="22"/>
-          <w:lang w:val="en-US"/>
-        </w:rPr>
-        <w:t>guap,dc</w:t>
-      </w:r>
-      <w:proofErr w:type="spellEnd"/>
-      <w:r>
-        <w:rPr>
-          <w:rFonts w:ascii="Lucida Console" w:hAnsi="Lucida Console"/>
-          <w:color w:val="880000"/>
-          <w:sz w:val="22"/>
-          <w:szCs w:val="22"/>
-          <w:lang w:val="en-US"/>
-        </w:rPr>
-        <w:t>=local',</w:t>
-      </w:r>
-    </w:p>
-    <w:p>
-      <w:pPr>
-        <w:rPr>
-          <w:rFonts w:ascii="Lucida Console" w:hAnsi="Lucida Console"/>
-          <w:color w:val="880000"/>
-          <w:sz w:val="22"/>
-          <w:szCs w:val="22"/>
-          <w:lang w:val="en-US"/>
-        </w:rPr>
-      </w:pPr>
-      <w:r>
-        <w:rPr>
-          <w:rFonts w:ascii="Lucida Console" w:hAnsi="Lucida Console"/>
-          <w:color w:val="880000"/>
-          <w:sz w:val="22"/>
-          <w:szCs w:val="22"/>
-          <w:lang w:val="en-US"/>
-        </w:rPr>
-        <w:t xml:space="preserve">            'password' =&gt; '</w:t>
-      </w:r>
-      <w:r>
-        <w:rPr>
-          <w:rFonts w:ascii="Lucida Console" w:hAnsi="Lucida Console"/>
-          <w:color w:val="880000"/>
-          <w:sz w:val="22"/>
-          <w:szCs w:val="22"/>
-        </w:rPr>
-        <w:t>***</w:t>
-      </w:r>
-      <w:r>
-        <w:rPr>
-          <w:rFonts w:ascii="Lucida Console" w:hAnsi="Lucida Console"/>
-          <w:color w:val="880000"/>
-          <w:sz w:val="22"/>
-          <w:szCs w:val="22"/>
-          <w:lang w:val="en-US"/>
-        </w:rPr>
-        <w:t>',</w:t>
-      </w:r>
-    </w:p>
-    <w:p>
-      <w:pPr>
-        <w:rPr>
-          <w:rFonts w:ascii="Lucida Console" w:hAnsi="Lucida Console"/>
-          <w:color w:val="880000"/>
-          <w:sz w:val="22"/>
-          <w:szCs w:val="22"/>
-          <w:lang w:val="en-US"/>
-        </w:rPr>
-      </w:pPr>
-      <w:r>
-        <w:rPr>
-          <w:rFonts w:ascii="Lucida Console" w:hAnsi="Lucida Console"/>
-          <w:color w:val="880000"/>
-          <w:sz w:val="22"/>
-          <w:szCs w:val="22"/>
-          <w:lang w:val="en-US"/>
-        </w:rPr>
-        <w:t xml:space="preserve">            '</w:t>
-      </w:r>
-      <w:proofErr w:type="spellStart"/>
-      <w:r>
-        <w:rPr>
-          <w:rFonts w:ascii="Lucida Console" w:hAnsi="Lucida Console"/>
-          <w:color w:val="880000"/>
-          <w:sz w:val="22"/>
-          <w:szCs w:val="22"/>
-          <w:lang w:val="en-US"/>
-        </w:rPr>
-        <w:t>active_directory</w:t>
-      </w:r>
-      <w:proofErr w:type="spellEnd"/>
-      <w:r>
-        <w:rPr>
-          <w:rFonts w:ascii="Lucida Console" w:hAnsi="Lucida Console"/>
-          <w:color w:val="880000"/>
-          <w:sz w:val="22"/>
-          <w:szCs w:val="22"/>
-          <w:lang w:val="en-US"/>
-        </w:rPr>
-        <w:t>' =&gt; false,</w:t>
-      </w:r>
-    </w:p>
-    <w:p>
-      <w:pPr>
-        <w:rPr>
-          <w:rFonts w:ascii="Lucida Console" w:hAnsi="Lucida Console"/>
-          <w:color w:val="880000"/>
-          <w:sz w:val="22"/>
-          <w:szCs w:val="22"/>
-          <w:lang w:val="en-US"/>
-        </w:rPr>
-      </w:pPr>
-      <w:r>
-        <w:rPr>
-          <w:rFonts w:ascii="Lucida Console" w:hAnsi="Lucida Console"/>
-          <w:color w:val="880000"/>
-          <w:sz w:val="22"/>
-          <w:szCs w:val="22"/>
-          <w:lang w:val="en-US"/>
-        </w:rPr>
-        <w:t xml:space="preserve">            '</w:t>
-      </w:r>
-      <w:proofErr w:type="spellStart"/>
-      <w:r>
-        <w:rPr>
-          <w:rFonts w:ascii="Lucida Console" w:hAnsi="Lucida Console"/>
-          <w:color w:val="880000"/>
-          <w:sz w:val="22"/>
-          <w:szCs w:val="22"/>
-          <w:lang w:val="en-US"/>
-        </w:rPr>
-        <w:t>allow_username_or_email_login</w:t>
-      </w:r>
-      <w:proofErr w:type="spellEnd"/>
-      <w:r>
-        <w:rPr>
-          <w:rFonts w:ascii="Lucida Console" w:hAnsi="Lucida Console"/>
-          <w:color w:val="880000"/>
-          <w:sz w:val="22"/>
-          <w:szCs w:val="22"/>
-          <w:lang w:val="en-US"/>
-        </w:rPr>
-        <w:t>' =&gt; true,</w:t>
-      </w:r>
-    </w:p>
-    <w:p>
-      <w:pPr>
-        <w:rPr>
-          <w:rFonts w:ascii="Lucida Console" w:hAnsi="Lucida Console"/>
-          <w:color w:val="880000"/>
-          <w:sz w:val="22"/>
-          <w:szCs w:val="22"/>
-          <w:lang w:val="en-US"/>
-        </w:rPr>
-      </w:pPr>
-      <w:r>
-        <w:rPr>
-          <w:rFonts w:ascii="Lucida Console" w:hAnsi="Lucida Console"/>
-          <w:color w:val="880000"/>
-          <w:sz w:val="22"/>
-          <w:szCs w:val="22"/>
-          <w:lang w:val="en-US"/>
-        </w:rPr>
-        <w:t xml:space="preserve">            '</w:t>
-      </w:r>
-      <w:proofErr w:type="spellStart"/>
-      <w:r>
-        <w:rPr>
-          <w:rFonts w:ascii="Lucida Console" w:hAnsi="Lucida Console"/>
-          <w:color w:val="880000"/>
-          <w:sz w:val="22"/>
-          <w:szCs w:val="22"/>
-          <w:lang w:val="en-US"/>
-        </w:rPr>
-        <w:t>block_auto_created_users</w:t>
-      </w:r>
-      <w:proofErr w:type="spellEnd"/>
-      <w:r>
-        <w:rPr>
-          <w:rFonts w:ascii="Lucida Console" w:hAnsi="Lucida Console"/>
-          <w:color w:val="880000"/>
-          <w:sz w:val="22"/>
-          <w:szCs w:val="22"/>
-          <w:lang w:val="en-US"/>
-        </w:rPr>
-        <w:t>' =&gt; false</w:t>
-      </w:r>
-    </w:p>
-    <w:p>
-      <w:pPr>
-        <w:rPr>
-          <w:rFonts w:ascii="Lucida Console" w:hAnsi="Lucida Console"/>
-          <w:color w:val="880000"/>
-          <w:sz w:val="22"/>
-          <w:szCs w:val="22"/>
-          <w:lang w:val="en-US"/>
-        </w:rPr>
-      </w:pPr>
-      <w:r>
-        <w:rPr>
-          <w:rFonts w:ascii="Lucida Console" w:hAnsi="Lucida Console"/>
-          <w:color w:val="880000"/>
-          <w:sz w:val="22"/>
-          <w:szCs w:val="22"/>
-          <w:lang w:val="en-US"/>
-        </w:rPr>
-        <w:t xml:space="preserve">          }</w:t>
-      </w:r>
-    </w:p>
-    <w:p>
-      <w:pPr>
-        <w:rPr>
-          <w:rFonts w:ascii="Lucida Console" w:hAnsi="Lucida Console"/>
-          <w:color w:val="444444"/>
-          <w:sz w:val="22"/>
-          <w:szCs w:val="22"/>
-          <w:shd w:val="clear" w:color="auto" w:fill="F3F3F3"/>
-          <w:lang w:val="en-US"/>
-        </w:rPr>
-      </w:pPr>
-      <w:r>
-        <w:rPr>
-          <w:rFonts w:ascii="Lucida Console" w:hAnsi="Lucida Console"/>
-          <w:color w:val="444444"/>
-          <w:sz w:val="22"/>
-          <w:szCs w:val="22"/>
-          <w:shd w:val="clear" w:color="auto" w:fill="F3F3F3"/>
-          <w:lang w:val="en-US"/>
-        </w:rPr>
-        <w:t xml:space="preserve"> </w:t>
-      </w:r>
-      <w:r>
-        <w:rPr>
-          <w:rFonts w:ascii="Lucida Console" w:hAnsi="Lucida Console"/>
-          <w:color w:val="880000"/>
-          <w:sz w:val="22"/>
-          <w:szCs w:val="22"/>
-          <w:lang w:val="en-US"/>
-        </w:rPr>
-        <w:t>}</w:t>
-      </w:r>
-    </w:p>
-    <w:p>
-      <w:pPr>
-        <w:rPr>
-          <w:rFonts w:ascii="Lucida Console" w:hAnsi="Lucida Console"/>
-          <w:color w:val="444444"/>
-          <w:sz w:val="22"/>
-          <w:szCs w:val="22"/>
-          <w:shd w:val="clear" w:color="auto" w:fill="F3F3F3"/>
-          <w:lang w:val="en-US"/>
-        </w:rPr>
-      </w:pPr>
-      <w:r>
-        <w:rPr>
-          <w:rFonts w:ascii="Lucida Console" w:hAnsi="Lucida Console"/>
-          <w:color w:val="444444"/>
-          <w:sz w:val="22"/>
-          <w:szCs w:val="22"/>
-          <w:shd w:val="clear" w:color="auto" w:fill="F3F3F3"/>
-          <w:lang w:val="en-US"/>
-        </w:rPr>
-        <w:t xml:space="preserve">    </w:t>
-      </w:r>
-      <w:r>
-        <w:rPr>
-          <w:rFonts w:ascii="Lucida Console" w:hAnsi="Lucida Console"/>
-          <w:color w:val="444444"/>
-          <w:sz w:val="22"/>
-          <w:szCs w:val="22"/>
-          <w:lang w:val="en-US"/>
-        </w:rPr>
-        <w:t>ports:</w:t>
-      </w:r>
-    </w:p>
-    <w:p>
-      <w:pPr>
-        <w:rPr>
-          <w:rFonts w:ascii="Lucida Console" w:hAnsi="Lucida Console"/>
-          <w:color w:val="444444"/>
-          <w:sz w:val="22"/>
-          <w:szCs w:val="22"/>
-          <w:shd w:val="clear" w:color="auto" w:fill="F3F3F3"/>
-          <w:lang w:val="en-US"/>
-        </w:rPr>
-      </w:pPr>
-      <w:r>
-        <w:rPr>
-          <w:rFonts w:ascii="Lucida Console" w:hAnsi="Lucida Console"/>
-          <w:color w:val="444444"/>
-          <w:sz w:val="22"/>
-          <w:szCs w:val="22"/>
-          <w:shd w:val="clear" w:color="auto" w:fill="F3F3F3"/>
-          <w:lang w:val="en-US"/>
-        </w:rPr>
-        <w:t xml:space="preserve">      </w:t>
-      </w:r>
-      <w:r>
-        <w:rPr>
-          <w:rFonts w:ascii="Lucida Console" w:hAnsi="Lucida Console"/>
-          <w:color w:val="397300"/>
-          <w:sz w:val="22"/>
-          <w:szCs w:val="22"/>
-          <w:lang w:val="en-US"/>
-        </w:rPr>
-        <w:t>-</w:t>
-      </w:r>
-      <w:r>
-        <w:rPr>
-          <w:rFonts w:ascii="Lucida Console" w:hAnsi="Lucida Console"/>
-          <w:color w:val="444444"/>
-          <w:sz w:val="22"/>
-          <w:szCs w:val="22"/>
-          <w:shd w:val="clear" w:color="auto" w:fill="F3F3F3"/>
-          <w:lang w:val="en-US"/>
-        </w:rPr>
-        <w:t xml:space="preserve"> </w:t>
-      </w:r>
-      <w:r>
-        <w:rPr>
-          <w:rFonts w:ascii="Lucida Console" w:hAnsi="Lucida Console"/>
-          <w:color w:val="880000"/>
-          <w:sz w:val="22"/>
-          <w:szCs w:val="22"/>
-          <w:lang w:val="en-US"/>
-        </w:rPr>
-        <w:t>'80:80'</w:t>
-      </w:r>
-    </w:p>
-    <w:p>
-      <w:pPr>
-        <w:rPr>
-          <w:rFonts w:ascii="Lucida Console" w:hAnsi="Lucida Console"/>
-          <w:color w:val="444444"/>
-          <w:sz w:val="22"/>
-          <w:szCs w:val="22"/>
-          <w:shd w:val="clear" w:color="auto" w:fill="F3F3F3"/>
-          <w:lang w:val="en-US"/>
-        </w:rPr>
-      </w:pPr>
-      <w:r>
-        <w:rPr>
-          <w:rFonts w:ascii="Lucida Console" w:hAnsi="Lucida Console"/>
-          <w:color w:val="444444"/>
-          <w:sz w:val="22"/>
-          <w:szCs w:val="22"/>
-          <w:shd w:val="clear" w:color="auto" w:fill="F3F3F3"/>
-          <w:lang w:val="en-US"/>
-        </w:rPr>
-        <w:t xml:space="preserve">      </w:t>
-      </w:r>
-      <w:r>
-        <w:rPr>
-          <w:rFonts w:ascii="Lucida Console" w:hAnsi="Lucida Console"/>
-          <w:color w:val="397300"/>
-          <w:sz w:val="22"/>
-          <w:szCs w:val="22"/>
-          <w:lang w:val="en-US"/>
-        </w:rPr>
-        <w:t>-</w:t>
-      </w:r>
-      <w:r>
-        <w:rPr>
-          <w:rFonts w:ascii="Lucida Console" w:hAnsi="Lucida Console"/>
-          <w:color w:val="444444"/>
-          <w:sz w:val="22"/>
-          <w:szCs w:val="22"/>
-          <w:shd w:val="clear" w:color="auto" w:fill="F3F3F3"/>
-          <w:lang w:val="en-US"/>
-        </w:rPr>
-        <w:t xml:space="preserve"> </w:t>
-      </w:r>
-      <w:r>
-        <w:rPr>
-          <w:rFonts w:ascii="Lucida Console" w:hAnsi="Lucida Console"/>
-          <w:color w:val="880000"/>
-          <w:sz w:val="22"/>
-          <w:szCs w:val="22"/>
-          <w:lang w:val="en-US"/>
-        </w:rPr>
-        <w:t>'443:443'</w:t>
-      </w:r>
-    </w:p>
-    <w:p>
-      <w:pPr>
-        <w:rPr>
-          <w:rFonts w:ascii="Lucida Console" w:hAnsi="Lucida Console"/>
-          <w:color w:val="444444"/>
-          <w:sz w:val="22"/>
-          <w:szCs w:val="22"/>
-          <w:shd w:val="clear" w:color="auto" w:fill="F3F3F3"/>
-          <w:lang w:val="en-US"/>
-        </w:rPr>
-      </w:pPr>
-      <w:r>
-        <w:rPr>
-          <w:rFonts w:ascii="Lucida Console" w:hAnsi="Lucida Console"/>
-          <w:color w:val="444444"/>
-          <w:sz w:val="22"/>
-          <w:szCs w:val="22"/>
-          <w:shd w:val="clear" w:color="auto" w:fill="F3F3F3"/>
-          <w:lang w:val="en-US"/>
-        </w:rPr>
-        <w:t xml:space="preserve">      </w:t>
-      </w:r>
-      <w:r>
-        <w:rPr>
-          <w:rFonts w:ascii="Lucida Console" w:hAnsi="Lucida Console"/>
-          <w:color w:val="397300"/>
-          <w:sz w:val="22"/>
-          <w:szCs w:val="22"/>
-          <w:lang w:val="en-US"/>
-        </w:rPr>
-        <w:t>-</w:t>
-      </w:r>
-      <w:r>
-        <w:rPr>
-          <w:rFonts w:ascii="Lucida Console" w:hAnsi="Lucida Console"/>
-          <w:color w:val="444444"/>
-          <w:sz w:val="22"/>
-          <w:szCs w:val="22"/>
-          <w:shd w:val="clear" w:color="auto" w:fill="F3F3F3"/>
-          <w:lang w:val="en-US"/>
-        </w:rPr>
-        <w:t xml:space="preserve"> </w:t>
-      </w:r>
-      <w:r>
-        <w:rPr>
-          <w:rFonts w:ascii="Lucida Console" w:hAnsi="Lucida Console"/>
-          <w:color w:val="880000"/>
-          <w:sz w:val="22"/>
-          <w:szCs w:val="22"/>
-          <w:lang w:val="en-US"/>
-        </w:rPr>
-        <w:t>'2222:22'</w:t>
-      </w:r>
-    </w:p>
-    <w:p>
-      <w:pPr>
-        <w:rPr>
-          <w:rFonts w:ascii="Lucida Console" w:hAnsi="Lucida Console"/>
-          <w:color w:val="444444"/>
-          <w:sz w:val="22"/>
-          <w:szCs w:val="22"/>
-          <w:shd w:val="clear" w:color="auto" w:fill="F3F3F3"/>
-          <w:lang w:val="en-US"/>
-        </w:rPr>
-      </w:pPr>
-      <w:r>
-        <w:rPr>
-          <w:rFonts w:ascii="Lucida Console" w:hAnsi="Lucida Console"/>
-          <w:color w:val="444444"/>
-          <w:sz w:val="22"/>
-          <w:szCs w:val="22"/>
-          <w:shd w:val="clear" w:color="auto" w:fill="F3F3F3"/>
-          <w:lang w:val="en-US"/>
-        </w:rPr>
-        <w:t xml:space="preserve">    </w:t>
-      </w:r>
-      <w:r>
-        <w:rPr>
-          <w:rFonts w:ascii="Lucida Console" w:hAnsi="Lucida Console"/>
-          <w:color w:val="444444"/>
-          <w:sz w:val="22"/>
-          <w:szCs w:val="22"/>
-          <w:lang w:val="en-US"/>
-        </w:rPr>
-        <w:t>volumes:</w:t>
-      </w:r>
-    </w:p>
-    <w:p>
-      <w:pPr>
-        <w:rPr>
-          <w:rFonts w:ascii="Lucida Console" w:hAnsi="Lucida Console"/>
-          <w:color w:val="444444"/>
-          <w:sz w:val="22"/>
-          <w:szCs w:val="22"/>
-          <w:shd w:val="clear" w:color="auto" w:fill="F3F3F3"/>
-          <w:lang w:val="en-US"/>
-        </w:rPr>
-      </w:pPr>
-      <w:r>
-        <w:rPr>
-          <w:rFonts w:ascii="Lucida Console" w:hAnsi="Lucida Console"/>
-          <w:color w:val="444444"/>
-          <w:sz w:val="22"/>
-          <w:szCs w:val="22"/>
-          <w:shd w:val="clear" w:color="auto" w:fill="F3F3F3"/>
-          <w:lang w:val="en-US"/>
-        </w:rPr>
-        <w:t xml:space="preserve">      </w:t>
-      </w:r>
-      <w:r>
-        <w:rPr>
-          <w:rFonts w:ascii="Lucida Console" w:hAnsi="Lucida Console"/>
-          <w:color w:val="397300"/>
-          <w:sz w:val="22"/>
-          <w:szCs w:val="22"/>
-          <w:lang w:val="en-US"/>
-        </w:rPr>
-        <w:t>-</w:t>
-      </w:r>
-      <w:r>
-        <w:rPr>
-          <w:rFonts w:ascii="Lucida Console" w:hAnsi="Lucida Console"/>
-          <w:color w:val="444444"/>
-          <w:sz w:val="22"/>
-          <w:szCs w:val="22"/>
-          <w:shd w:val="clear" w:color="auto" w:fill="F3F3F3"/>
-          <w:lang w:val="en-US"/>
-        </w:rPr>
-        <w:t xml:space="preserve"> </w:t>
-      </w:r>
-      <w:proofErr w:type="gramStart"/>
-      <w:r>
-        <w:rPr>
-          <w:rFonts w:ascii="Lucida Console" w:hAnsi="Lucida Console"/>
-          <w:color w:val="880000"/>
-          <w:sz w:val="22"/>
-          <w:szCs w:val="22"/>
-          <w:lang w:val="en-US"/>
-        </w:rPr>
-        <w:t>'./</w:t>
-      </w:r>
-      <w:proofErr w:type="gramEnd"/>
-      <w:r>
-        <w:rPr>
-          <w:rFonts w:ascii="Lucida Console" w:hAnsi="Lucida Console"/>
-          <w:color w:val="880000"/>
-          <w:sz w:val="22"/>
-          <w:szCs w:val="22"/>
-          <w:lang w:val="en-US"/>
-        </w:rPr>
-        <w:t>config:/</w:t>
-      </w:r>
-      <w:proofErr w:type="spellStart"/>
-      <w:r>
-        <w:rPr>
-          <w:rFonts w:ascii="Lucida Console" w:hAnsi="Lucida Console"/>
-          <w:color w:val="880000"/>
-          <w:sz w:val="22"/>
-          <w:szCs w:val="22"/>
-          <w:lang w:val="en-US"/>
-        </w:rPr>
-        <w:t>etc</w:t>
-      </w:r>
-      <w:proofErr w:type="spellEnd"/>
-      <w:r>
-        <w:rPr>
-          <w:rFonts w:ascii="Lucida Console" w:hAnsi="Lucida Console"/>
-          <w:color w:val="880000"/>
-          <w:sz w:val="22"/>
-          <w:szCs w:val="22"/>
-          <w:lang w:val="en-US"/>
-        </w:rPr>
-        <w:t>/</w:t>
-      </w:r>
-      <w:proofErr w:type="spellStart"/>
-      <w:r>
-        <w:rPr>
-          <w:rFonts w:ascii="Lucida Console" w:hAnsi="Lucida Console"/>
-          <w:color w:val="880000"/>
-          <w:sz w:val="22"/>
-          <w:szCs w:val="22"/>
-          <w:lang w:val="en-US"/>
-        </w:rPr>
-        <w:t>gitlab</w:t>
-      </w:r>
-      <w:proofErr w:type="spellEnd"/>
-      <w:r>
-        <w:rPr>
-          <w:rFonts w:ascii="Lucida Console" w:hAnsi="Lucida Console"/>
-          <w:color w:val="880000"/>
-          <w:sz w:val="22"/>
-          <w:szCs w:val="22"/>
-          <w:lang w:val="en-US"/>
-        </w:rPr>
-        <w:t>'</w:t>
-      </w:r>
-    </w:p>
-    <w:p>
-      <w:pPr>
-        <w:rPr>
-          <w:rFonts w:ascii="Lucida Console" w:hAnsi="Lucida Console"/>
-          <w:color w:val="444444"/>
-          <w:sz w:val="22"/>
-          <w:szCs w:val="22"/>
-          <w:shd w:val="clear" w:color="auto" w:fill="F3F3F3"/>
-          <w:lang w:val="en-US"/>
-        </w:rPr>
-      </w:pPr>
-      <w:r>
-        <w:rPr>
-          <w:rFonts w:ascii="Lucida Console" w:hAnsi="Lucida Console"/>
-          <w:color w:val="444444"/>
-          <w:sz w:val="22"/>
-          <w:szCs w:val="22"/>
-          <w:shd w:val="clear" w:color="auto" w:fill="F3F3F3"/>
-          <w:lang w:val="en-US"/>
-        </w:rPr>
-        <w:t xml:space="preserve">      </w:t>
-      </w:r>
-      <w:r>
-        <w:rPr>
-          <w:rFonts w:ascii="Lucida Console" w:hAnsi="Lucida Console"/>
-          <w:color w:val="397300"/>
-          <w:sz w:val="22"/>
-          <w:szCs w:val="22"/>
-          <w:lang w:val="en-US"/>
-        </w:rPr>
-        <w:t>-</w:t>
-      </w:r>
-      <w:r>
-        <w:rPr>
-          <w:rFonts w:ascii="Lucida Console" w:hAnsi="Lucida Console"/>
-          <w:color w:val="444444"/>
-          <w:sz w:val="22"/>
-          <w:szCs w:val="22"/>
-          <w:shd w:val="clear" w:color="auto" w:fill="F3F3F3"/>
-          <w:lang w:val="en-US"/>
-        </w:rPr>
-        <w:t xml:space="preserve"> </w:t>
-      </w:r>
-      <w:proofErr w:type="gramStart"/>
-      <w:r>
-        <w:rPr>
-          <w:rFonts w:ascii="Lucida Console" w:hAnsi="Lucida Console"/>
-          <w:color w:val="880000"/>
-          <w:sz w:val="22"/>
-          <w:szCs w:val="22"/>
-          <w:lang w:val="en-US"/>
-        </w:rPr>
-        <w:t>'./</w:t>
-      </w:r>
-      <w:proofErr w:type="gramEnd"/>
-      <w:r>
-        <w:rPr>
-          <w:rFonts w:ascii="Lucida Console" w:hAnsi="Lucida Console"/>
-          <w:color w:val="880000"/>
-          <w:sz w:val="22"/>
-          <w:szCs w:val="22"/>
-          <w:lang w:val="en-US"/>
-        </w:rPr>
-        <w:t>logs:/var/log/</w:t>
-      </w:r>
-      <w:proofErr w:type="spellStart"/>
-      <w:r>
-        <w:rPr>
-          <w:rFonts w:ascii="Lucida Console" w:hAnsi="Lucida Console"/>
-          <w:color w:val="880000"/>
-          <w:sz w:val="22"/>
-          <w:szCs w:val="22"/>
-          <w:lang w:val="en-US"/>
-        </w:rPr>
-        <w:t>gitlab</w:t>
-      </w:r>
-      <w:proofErr w:type="spellEnd"/>
-      <w:r>
-        <w:rPr>
-          <w:rFonts w:ascii="Lucida Console" w:hAnsi="Lucida Console"/>
-          <w:color w:val="880000"/>
-          <w:sz w:val="22"/>
-          <w:szCs w:val="22"/>
-          <w:lang w:val="en-US"/>
-        </w:rPr>
-        <w:t>'</w:t>
+        <w:t>'./logs:/var/log/gitlab'</w:t>
       </w:r>
     </w:p>
     <w:p>
       <w:pPr>
         <w:pStyle w:val="default1"/>
         <w:ind w:left="709" w:firstLine="0"/>
-        <w:rPr>
-          <w:lang w:val="en-US"/>
-        </w:rPr>
       </w:pPr>
       <w:r>
         <w:rPr>
@@ -7828,7 +7071,6 @@
           <w:color w:val="397300"/>
           <w:sz w:val="22"/>
           <w:szCs w:val="22"/>
-          <w:lang w:val="en-US"/>
         </w:rPr>
         <w:t>-</w:t>
       </w:r>
@@ -7839,22 +7081,18 @@
           <w:sz w:val="22"/>
           <w:szCs w:val="22"/>
           <w:shd w:val="clear" w:color="auto" w:fill="F3F3F3"/>
-          <w:lang w:val="en-US"/>
         </w:rPr>
         <w:t xml:space="preserve"> </w:t>
       </w:r>
-      <w:proofErr w:type="gramStart"/>
       <w:r>
         <w:rPr>
           <w:rFonts w:ascii="Lucida Console" w:hAnsi="Lucida Console"/>
           <w:color w:val="880000"/>
           <w:sz w:val="22"/>
           <w:szCs w:val="22"/>
-          <w:lang w:val="en-US"/>
         </w:rPr>
         <w:t>'./</w:t>
       </w:r>
-      <w:proofErr w:type="gramEnd"/>
       <w:r>
         <w:rPr>
           <w:rFonts w:ascii="Lucida Console" w:hAnsi="Lucida Console"/>
@@ -7863,27 +7101,71 @@
           <w:szCs w:val="22"/>
           <w:lang w:val="en-US"/>
         </w:rPr>
-        <w:t>data:/var/opt/</w:t>
-      </w:r>
-      <w:proofErr w:type="spellStart"/>
+        <w:t>data</w:t>
+      </w:r>
       <w:r>
         <w:rPr>
           <w:rFonts w:ascii="Lucida Console" w:hAnsi="Lucida Console"/>
           <w:color w:val="880000"/>
           <w:sz w:val="22"/>
           <w:szCs w:val="22"/>
+        </w:rPr>
+        <w:t>:/</w:t>
+      </w:r>
+      <w:r>
+        <w:rPr>
+          <w:rFonts w:ascii="Lucida Console" w:hAnsi="Lucida Console"/>
+          <w:color w:val="880000"/>
+          <w:sz w:val="22"/>
+          <w:szCs w:val="22"/>
+          <w:lang w:val="en-US"/>
+        </w:rPr>
+        <w:t>var</w:t>
+      </w:r>
+      <w:r>
+        <w:rPr>
+          <w:rFonts w:ascii="Lucida Console" w:hAnsi="Lucida Console"/>
+          <w:color w:val="880000"/>
+          <w:sz w:val="22"/>
+          <w:szCs w:val="22"/>
+        </w:rPr>
+        <w:t>/</w:t>
+      </w:r>
+      <w:r>
+        <w:rPr>
+          <w:rFonts w:ascii="Lucida Console" w:hAnsi="Lucida Console"/>
+          <w:color w:val="880000"/>
+          <w:sz w:val="22"/>
+          <w:szCs w:val="22"/>
+          <w:lang w:val="en-US"/>
+        </w:rPr>
+        <w:t>opt</w:t>
+      </w:r>
+      <w:r>
+        <w:rPr>
+          <w:rFonts w:ascii="Lucida Console" w:hAnsi="Lucida Console"/>
+          <w:color w:val="880000"/>
+          <w:sz w:val="22"/>
+          <w:szCs w:val="22"/>
+        </w:rPr>
+        <w:t>/</w:t>
+      </w:r>
+      <w:r>
+        <w:rPr>
+          <w:rFonts w:ascii="Lucida Console" w:hAnsi="Lucida Console"/>
+          <w:color w:val="880000"/>
+          <w:sz w:val="22"/>
+          <w:szCs w:val="22"/>
           <w:lang w:val="en-US"/>
         </w:rPr>
         <w:t>gitlab</w:t>
       </w:r>
-      <w:proofErr w:type="spellEnd"/>
       <w:r>
         <w:rPr>
           <w:rFonts w:ascii="Lucida Console" w:hAnsi="Lucida Console"/>
           <w:color w:val="880000"/>
           <w:sz w:val="22"/>
           <w:szCs w:val="22"/>
-          <w:lang w:val="en-US"/>
         </w:rPr>
         <w:t>'</w:t>
       </w:r>
@@ -7925,44 +7207,79 @@
       <w:r>
         <w:t xml:space="preserve">нения развертывания необходимо установить пакеты </w:t>
       </w:r>
-      <w:proofErr w:type="spellStart"/>
-      <w:r>
-        <w:t>docker-ce</w:t>
-      </w:r>
-      <w:proofErr w:type="spellEnd"/>
+      <w:r>
+        <w:t xml:space="preserve">docker-ce, docker-ce-cli, containerd.io, docker-compose-plugin, </w:t>
+      </w:r>
+      <w:r>
+        <w:t>а затем выполнить команду:</w:t>
+      </w:r>
+    </w:p>
+    <w:p>
+      <w:pPr>
+        <w:pStyle w:val="default1"/>
+      </w:pPr>
+      <w:r>
+        <w:rPr>
+          <w:lang w:val="en-US"/>
+        </w:rPr>
+        <w:t>docker</w:t>
+      </w:r>
+      <w:r>
+        <w:t xml:space="preserve"> </w:t>
+      </w:r>
+      <w:r>
+        <w:rPr>
+          <w:lang w:val="en-US"/>
+        </w:rPr>
+        <w:t>compose</w:t>
+      </w:r>
+      <w:r>
+        <w:t xml:space="preserve"> </w:t>
+      </w:r>
+      <w:r>
+        <w:rPr>
+          <w:lang w:val="en-US"/>
+        </w:rPr>
+        <w:t>up</w:t>
+      </w:r>
+      <w:r>
+        <w:t xml:space="preserve"> -</w:t>
+      </w:r>
+      <w:r>
+        <w:rPr>
+          <w:lang w:val="en-US"/>
+        </w:rPr>
+        <w:t>d</w:t>
+      </w:r>
+      <w:r>
+        <w:t xml:space="preserve"> </w:t>
+      </w:r>
+    </w:p>
+    <w:p>
+      <w:pPr>
+        <w:pStyle w:val="default1"/>
+      </w:pPr>
+      <w:r>
+        <w:t>в</w:t>
+      </w:r>
+      <w:r>
+        <w:t xml:space="preserve"> </w:t>
+      </w:r>
+      <w:r>
+        <w:t>каталоге</w:t>
+      </w:r>
       <w:r>
         <w:t xml:space="preserve">, </w:t>
       </w:r>
-      <w:proofErr w:type="spellStart"/>
-      <w:r>
-        <w:t>docker-ce-cli</w:t>
-      </w:r>
-      <w:proofErr w:type="spellEnd"/>
-      <w:r>
-        <w:t xml:space="preserve">, </w:t>
-      </w:r>
-      <w:r>
-        <w:t>containerd.io</w:t>
-      </w:r>
-      <w:r>
-        <w:t xml:space="preserve">, </w:t>
-      </w:r>
-      <w:proofErr w:type="spellStart"/>
-      <w:r>
-        <w:t>docker-compose-plugin</w:t>
-      </w:r>
-      <w:proofErr w:type="spellEnd"/>
-      <w:r>
-        <w:t xml:space="preserve">, </w:t>
-      </w:r>
-      <w:r>
-        <w:t>а затем выполнить команду:</w:t>
-      </w:r>
-    </w:p>
-    <w:p>
-      <w:pPr>
-        <w:pStyle w:val="default1"/>
-      </w:pPr>
+      <w:r>
+        <w:t>в</w:t>
+      </w:r>
+      <w:r>
+        <w:t xml:space="preserve"> </w:t>
+      </w:r>
+      <w:r>
+        <w:t xml:space="preserve">котором находится файл развертывания </w:t>
+      </w:r>
       <w:r>
         <w:rPr>
           <w:lang w:val="en-US"/>
@@ -7970,7 +7287,7 @@
         <w:t>docker</w:t>
       </w:r>
       <w:r>
-        <w:t xml:space="preserve"> </w:t>
+        <w:t>-</w:t>
       </w:r>
       <w:r>
         <w:rPr>
@@ -7979,78 +7296,14 @@
         <w:t>compose</w:t>
       </w:r>
       <w:r>
-        <w:t xml:space="preserve"> </w:t>
-      </w:r>
-      <w:r>
-        <w:rPr>
-          <w:lang w:val="en-US"/>
-        </w:rPr>
-        <w:t>up</w:t>
-      </w:r>
-      <w:r>
-        <w:t xml:space="preserve"> -</w:t>
-      </w:r>
-      <w:r>
-        <w:rPr>
-          <w:lang w:val="en-US"/>
-        </w:rPr>
-        <w:t>d</w:t>
-      </w:r>
-      <w:r>
-        <w:t xml:space="preserve"> </w:t>
-      </w:r>
-    </w:p>
-    <w:p>
-      <w:pPr>
-        <w:pStyle w:val="default1"/>
-      </w:pPr>
-      <w:r>
-        <w:t>в</w:t>
-      </w:r>
-      <w:r>
-        <w:t xml:space="preserve"> </w:t>
-      </w:r>
-      <w:r>
-        <w:t>каталоге</w:t>
-      </w:r>
-      <w:r>
-        <w:t xml:space="preserve">, </w:t>
-      </w:r>
-      <w:r>
-        <w:t>в</w:t>
-      </w:r>
-      <w:r>
-        <w:t xml:space="preserve"> </w:t>
-      </w:r>
-      <w:r>
-        <w:t xml:space="preserve">котором находится файл развертывания </w:t>
-      </w:r>
-      <w:r>
-        <w:rPr>
-          <w:lang w:val="en-US"/>
-        </w:rPr>
-        <w:t>docker</w:t>
-      </w:r>
-      <w:r>
-        <w:t>-</w:t>
-      </w:r>
-      <w:r>
-        <w:rPr>
-          <w:lang w:val="en-US"/>
-        </w:rPr>
-        <w:t>compose</w:t>
-      </w:r>
-      <w:r>
         <w:t>.</w:t>
       </w:r>
-      <w:proofErr w:type="spellStart"/>
       <w:r>
         <w:rPr>
           <w:lang w:val="en-US"/>
         </w:rPr>
         <w:t>yml</w:t>
       </w:r>
-      <w:proofErr w:type="spellEnd"/>
       <w:r>
         <w:t xml:space="preserve">. </w:t>
       </w:r>
@@ -8090,6 +7343,9 @@
         <w:ind w:left="-1134"/>
       </w:pPr>
       <w:r>
+        <w:rPr>
+          <w:noProof/>
+        </w:rPr>
         <w:drawing>
           <wp:inline distT="0" distB="0" distL="0" distR="0" wp14:anchorId="29EDBC1B" wp14:editId="6D98CB79">
             <wp:extent cx="5941695" cy="4056380"/>
@@ -8135,7 +7391,6 @@
         <w:rPr>
           <w:i/>
           <w:iCs/>
-          <w:lang w:val="en-US"/>
         </w:rPr>
       </w:pPr>
       <w:r>
@@ -8179,15 +7434,12 @@
         <w:spacing w:line="360" w:lineRule="auto"/>
         <w:ind w:firstLine="709"/>
       </w:pPr>
-      <w:bookmarkStart w:id="7" w:name="_Toc222690154"/>
+      <w:bookmarkStart w:id="6" w:name="_Toc222690154"/>
       <w:r>
         <w:lastRenderedPageBreak/>
-        <w:t>П</w:t>
-      </w:r>
-      <w:r>
-        <w:t>роверка работоспособности системы</w:t>
-      </w:r>
-      <w:bookmarkEnd w:id="7"/>
+        <w:t>Проверка работоспособности системы</w:t>
+      </w:r>
+      <w:bookmarkEnd w:id="6"/>
     </w:p>
     <w:p>
       <w:pPr>
@@ -8205,13 +7457,7 @@
         <w:pStyle w:val="default1"/>
       </w:pPr>
       <w:r>
-        <w:t>Требования к доменной инфраструктуре</w:t>
-      </w:r>
-      <w:r>
-        <w:t>:</w:t>
-      </w:r>
-      <w:r>
-        <w:t xml:space="preserve"> </w:t>
+        <w:t xml:space="preserve">Требования к доменной инфраструктуре: </w:t>
       </w:r>
     </w:p>
     <w:p>
@@ -8223,15 +7469,7 @@
         </w:numPr>
       </w:pPr>
       <w:r>
-        <w:t xml:space="preserve">Должна быть развернута служба каталога </w:t>
-      </w:r>
-      <w:proofErr w:type="spellStart"/>
-      <w:r>
-        <w:t>FreeIPA</w:t>
-      </w:r>
-      <w:proofErr w:type="spellEnd"/>
-      <w:r>
-        <w:t xml:space="preserve">. </w:t>
+        <w:t xml:space="preserve">Должна быть развернута служба каталога FreeIPA. </w:t>
       </w:r>
     </w:p>
     <w:p>
@@ -8239,20 +7477,7 @@
         <w:pStyle w:val="default1"/>
       </w:pPr>
       <w:r>
-        <w:t xml:space="preserve">2) Доменное имя должно соответствовать </w:t>
-      </w:r>
-      <w:proofErr w:type="gramStart"/>
-      <w:r>
-        <w:t>формату: ..</w:t>
-      </w:r>
-      <w:proofErr w:type="spellStart"/>
-      <w:proofErr w:type="gramEnd"/>
-      <w:r>
-        <w:t>guap.local</w:t>
-      </w:r>
-      <w:proofErr w:type="spellEnd"/>
-      <w:r>
-        <w:t xml:space="preserve"> </w:t>
+        <w:t xml:space="preserve">2) Доменное имя должно соответствовать формату: ..guap.local </w:t>
       </w:r>
     </w:p>
     <w:p>
@@ -8305,6 +7530,9 @@
         <w:ind w:left="-851"/>
       </w:pPr>
       <w:r>
+        <w:rPr>
+          <w:noProof/>
+        </w:rPr>
         <w:drawing>
           <wp:inline distT="0" distB="0" distL="0" distR="0" wp14:anchorId="069B09B0" wp14:editId="056C7A4D">
             <wp:extent cx="5941695" cy="3562350"/>
@@ -8350,7 +7578,6 @@
         <w:rPr>
           <w:i/>
           <w:iCs/>
-          <w:lang w:val="en-US"/>
         </w:rPr>
       </w:pPr>
       <w:r>
@@ -8366,7 +7593,14 @@
           <w:iCs/>
           <w:lang w:val="en-US"/>
         </w:rPr>
-        <w:t>z1431</w:t>
+        <w:t>z</w:t>
+      </w:r>
+      <w:r>
+        <w:rPr>
+          <w:i/>
+          <w:iCs/>
+        </w:rPr>
+        <w:t>1431</w:t>
       </w:r>
     </w:p>
     <w:p>
@@ -8397,6 +7631,9 @@
         <w:jc w:val="center"/>
       </w:pPr>
       <w:r>
+        <w:rPr>
+          <w:noProof/>
+        </w:rPr>
         <w:lastRenderedPageBreak/>
         <w:drawing>
           <wp:inline distT="0" distB="0" distL="0" distR="0" wp14:anchorId="45BC3063" wp14:editId="5F991264">
@@ -8477,31 +7714,36 @@
         <w:pStyle w:val="default1"/>
       </w:pPr>
       <w:r>
-        <w:t xml:space="preserve">5) Допускается использование </w:t>
-      </w:r>
-      <w:proofErr w:type="spellStart"/>
-      <w:r>
-        <w:t>Docker</w:t>
-      </w:r>
-      <w:proofErr w:type="spellEnd"/>
-      <w:r>
-        <w:t xml:space="preserve"> / </w:t>
-      </w:r>
-      <w:proofErr w:type="spellStart"/>
-      <w:r>
-        <w:t>Docker</w:t>
-      </w:r>
-      <w:proofErr w:type="spellEnd"/>
+        <w:t xml:space="preserve">5) Допускается использование Docker / Docker Compose. </w:t>
+      </w:r>
+    </w:p>
+    <w:p>
+      <w:pPr>
+        <w:pStyle w:val="default1"/>
+      </w:pPr>
+      <w:r>
+        <w:t xml:space="preserve">Не ограничивающее требование, но </w:t>
+      </w:r>
+      <w:r>
+        <w:rPr>
+          <w:lang w:val="en-US"/>
+        </w:rPr>
+        <w:t>docker</w:t>
+      </w:r>
       <w:r>
         <w:t xml:space="preserve"> </w:t>
       </w:r>
-      <w:proofErr w:type="spellStart"/>
-      <w:r>
-        <w:t>Compose</w:t>
-      </w:r>
-      <w:proofErr w:type="spellEnd"/>
-      <w:r>
-        <w:t xml:space="preserve">. </w:t>
+      <w:r>
+        <w:rPr>
+          <w:lang w:val="en-US"/>
+        </w:rPr>
+        <w:t>compose</w:t>
+      </w:r>
+      <w:r>
+        <w:t xml:space="preserve"> </w:t>
+      </w:r>
+      <w:r>
+        <w:t>использован.</w:t>
       </w:r>
     </w:p>
     <w:p>
@@ -8509,132 +7751,103 @@
         <w:pStyle w:val="default1"/>
       </w:pPr>
       <w:r>
-        <w:t xml:space="preserve">Не ограничивающее требование, но </w:t>
-      </w:r>
-      <w:r>
-        <w:rPr>
-          <w:lang w:val="en-US"/>
-        </w:rPr>
-        <w:t>docker</w:t>
+        <w:t xml:space="preserve">Требования к сетевым сервисам </w:t>
+      </w:r>
+    </w:p>
+    <w:p>
+      <w:pPr>
+        <w:pStyle w:val="default1"/>
+      </w:pPr>
+      <w:r>
+        <w:t xml:space="preserve">1) В домене должны корректно функционировать: </w:t>
+      </w:r>
+    </w:p>
+    <w:p>
+      <w:pPr>
+        <w:pStyle w:val="default1"/>
+      </w:pPr>
+      <w:r>
+        <w:t xml:space="preserve">• DNS-сервер; </w:t>
+      </w:r>
+    </w:p>
+    <w:p>
+      <w:pPr>
+        <w:pStyle w:val="default1"/>
+      </w:pPr>
+      <w:r>
+        <w:t xml:space="preserve">• DHCP-сервер. </w:t>
+      </w:r>
+    </w:p>
+    <w:p>
+      <w:pPr>
+        <w:pStyle w:val="default1"/>
+      </w:pPr>
+      <w:r>
+        <w:t xml:space="preserve">2) Клиентские машины должны получать сетевые параметры автоматически. </w:t>
+      </w:r>
+    </w:p>
+    <w:p>
+      <w:pPr>
+        <w:pStyle w:val="default1"/>
+      </w:pPr>
+      <w:r>
+        <w:t>3) Должна быть реализована маршрутизация и трансляция сетевых адресов для доступа во внешнюю сеть.</w:t>
+      </w:r>
+    </w:p>
+    <w:p>
+      <w:pPr>
+        <w:pStyle w:val="default1"/>
+      </w:pPr>
+      <w:r>
+        <w:t xml:space="preserve">Для пунктов 2-3 приведем динамически полученные настройки </w:t>
+      </w:r>
+      <w:r>
+        <w:rPr>
+          <w:lang w:val="en-US"/>
+        </w:rPr>
+        <w:t>IP</w:t>
       </w:r>
       <w:r>
         <w:t xml:space="preserve"> </w:t>
       </w:r>
       <w:r>
-        <w:rPr>
-          <w:lang w:val="en-US"/>
-        </w:rPr>
-        <w:t>compose</w:t>
+        <w:t xml:space="preserve">и </w:t>
+      </w:r>
+      <w:r>
+        <w:rPr>
+          <w:lang w:val="en-US"/>
+        </w:rPr>
+        <w:t>DNS</w:t>
       </w:r>
       <w:r>
         <w:t xml:space="preserve"> </w:t>
       </w:r>
       <w:r>
-        <w:t>использован.</w:t>
+        <w:t xml:space="preserve">по </w:t>
+      </w:r>
+      <w:r>
+        <w:rPr>
+          <w:lang w:val="en-US"/>
+        </w:rPr>
+        <w:t>DHCP</w:t>
+      </w:r>
+      <w:r>
+        <w:t xml:space="preserve"> (рисунок 10).</w:t>
       </w:r>
     </w:p>
     <w:p>
       <w:pPr>
         <w:pStyle w:val="default1"/>
       </w:pPr>
-      <w:r>
-        <w:t xml:space="preserve">Требования к сетевым сервисам </w:t>
-      </w:r>
     </w:p>
     <w:p>
       <w:pPr>
         <w:pStyle w:val="default1"/>
       </w:pPr>
       <w:r>
-        <w:t xml:space="preserve">1) В домене должны корректно функционировать: </w:t>
-      </w:r>
-    </w:p>
-    <w:p>
-      <w:pPr>
-        <w:pStyle w:val="default1"/>
-      </w:pPr>
-      <w:r>
-        <w:t xml:space="preserve">• DNS-сервер; </w:t>
-      </w:r>
-    </w:p>
-    <w:p>
-      <w:pPr>
-        <w:pStyle w:val="default1"/>
-      </w:pPr>
-      <w:r>
-        <w:t xml:space="preserve">• DHCP-сервер. </w:t>
-      </w:r>
-    </w:p>
-    <w:p>
-      <w:pPr>
-        <w:pStyle w:val="default1"/>
-      </w:pPr>
-      <w:r>
-        <w:t xml:space="preserve">2) Клиентские машины должны получать сетевые параметры автоматически. </w:t>
-      </w:r>
-    </w:p>
-    <w:p>
-      <w:pPr>
-        <w:pStyle w:val="default1"/>
-      </w:pPr>
-      <w:r>
-        <w:t>3) Должна быть реализована маршрутизация и трансляция сетевых адресов для доступа во внешнюю сеть.</w:t>
-      </w:r>
-    </w:p>
-    <w:p>
-      <w:pPr>
-        <w:pStyle w:val="default1"/>
-      </w:pPr>
-      <w:r>
-        <w:t>Для пунктов 2-3 п</w:t>
-      </w:r>
-      <w:r>
-        <w:t xml:space="preserve">риведем динамически полученные настройки </w:t>
-      </w:r>
-      <w:r>
-        <w:rPr>
-          <w:lang w:val="en-US"/>
-        </w:rPr>
-        <w:t>IP</w:t>
-      </w:r>
-      <w:r>
-        <w:t xml:space="preserve"> </w:t>
-      </w:r>
-      <w:r>
-        <w:t xml:space="preserve">и </w:t>
-      </w:r>
-      <w:r>
-        <w:rPr>
-          <w:lang w:val="en-US"/>
-        </w:rPr>
-        <w:t>DNS</w:t>
-      </w:r>
-      <w:r>
-        <w:t xml:space="preserve"> </w:t>
-      </w:r>
-      <w:r>
-        <w:t xml:space="preserve">по </w:t>
-      </w:r>
-      <w:r>
-        <w:rPr>
-          <w:lang w:val="en-US"/>
-        </w:rPr>
-        <w:t>DHCP</w:t>
-      </w:r>
-      <w:r>
-        <w:t xml:space="preserve"> (рисунок 10).</w:t>
-      </w:r>
-    </w:p>
-    <w:p>
-      <w:pPr>
-        <w:pStyle w:val="default1"/>
-      </w:pPr>
-    </w:p>
-    <w:p>
-      <w:pPr>
-        <w:pStyle w:val="default1"/>
-      </w:pPr>
-      <w:r>
+        <w:rPr>
+          <w:noProof/>
+        </w:rPr>
         <w:lastRenderedPageBreak/>
         <w:drawing>
           <wp:inline distT="0" distB="0" distL="0" distR="0" wp14:anchorId="431F4B5D" wp14:editId="229B076D">
@@ -8710,7 +7923,37 @@
         <w:t>-</w:t>
       </w:r>
       <w:r>
-        <w:t>запроса (рисунок 11):</w:t>
+        <w:t>запроса</w:t>
+      </w:r>
+      <w:r>
+        <w:t xml:space="preserve"> </w:t>
+      </w:r>
+      <w:r>
+        <w:t>[</w:t>
+      </w:r>
+      <w:r>
+        <w:t>5</w:t>
+      </w:r>
+      <w:r>
+        <w:t xml:space="preserve">, </w:t>
+      </w:r>
+      <w:r>
+        <w:rPr>
+          <w:lang w:val="en-US"/>
+        </w:rPr>
+        <w:t>c</w:t>
+      </w:r>
+      <w:r>
+        <w:t xml:space="preserve">. </w:t>
+      </w:r>
+      <w:r>
+        <w:t>91</w:t>
+      </w:r>
+      <w:r>
+        <w:t>]</w:t>
+      </w:r>
+      <w:r>
+        <w:t xml:space="preserve"> (рисунок 11):</w:t>
       </w:r>
     </w:p>
     <w:p>
@@ -8719,6 +7962,9 @@
         <w:ind w:left="-709"/>
       </w:pPr>
       <w:r>
+        <w:rPr>
+          <w:noProof/>
+        </w:rPr>
         <w:drawing>
           <wp:inline distT="0" distB="0" distL="0" distR="0" wp14:anchorId="49097E2F" wp14:editId="52E10B7A">
             <wp:extent cx="5941695" cy="1694815"/>
@@ -8820,6 +8066,9 @@
         <w:jc w:val="center"/>
       </w:pPr>
       <w:r>
+        <w:rPr>
+          <w:noProof/>
+        </w:rPr>
         <w:lastRenderedPageBreak/>
         <w:drawing>
           <wp:inline distT="0" distB="0" distL="0" distR="0" wp14:anchorId="1C76767B" wp14:editId="75B7EA64">
@@ -8880,13 +8129,20 @@
           <w:iCs/>
           <w:lang w:val="en-US"/>
         </w:rPr>
-        <w:t xml:space="preserve">HTTP </w:t>
+        <w:t>HTTP</w:t>
       </w:r>
       <w:r>
         <w:rPr>
           <w:i/>
           <w:iCs/>
         </w:rPr>
+        <w:t xml:space="preserve"> </w:t>
+      </w:r>
+      <w:r>
+        <w:rPr>
+          <w:i/>
+          <w:iCs/>
+        </w:rPr>
         <w:t>запрос</w:t>
       </w:r>
     </w:p>
@@ -8913,15 +8169,7 @@
         <w:pStyle w:val="default1"/>
       </w:pPr>
       <w:r>
-        <w:t xml:space="preserve">1) Клиентская виртуальная машина должна быть введена в домен </w:t>
-      </w:r>
-      <w:proofErr w:type="spellStart"/>
-      <w:r>
-        <w:t>FreeIPA</w:t>
-      </w:r>
-      <w:proofErr w:type="spellEnd"/>
-      <w:r>
-        <w:t xml:space="preserve">. </w:t>
+        <w:t xml:space="preserve">1) Клиентская виртуальная машина должна быть введена в домен FreeIPA. </w:t>
       </w:r>
     </w:p>
     <w:p>
@@ -8944,15 +8192,7 @@
         </w:numPr>
       </w:pPr>
       <w:r>
-        <w:t>На сервере приложений должен быть развернут сетевой сервис (</w:t>
-      </w:r>
-      <w:proofErr w:type="spellStart"/>
-      <w:r>
-        <w:t>web</w:t>
-      </w:r>
-      <w:proofErr w:type="spellEnd"/>
-      <w:r>
-        <w:t xml:space="preserve">-приложение). </w:t>
+        <w:t xml:space="preserve">На сервере приложений должен быть развернут сетевой сервис (web-приложение). </w:t>
       </w:r>
     </w:p>
     <w:p>
@@ -9031,6 +8271,7 @@
       </w:pPr>
       <w:r>
         <w:rPr>
+          <w:noProof/>
           <w:sz w:val="28"/>
           <w:szCs w:val="28"/>
         </w:rPr>
@@ -9086,7 +8327,6 @@
           <w:iCs/>
           <w:sz w:val="28"/>
           <w:szCs w:val="28"/>
-          <w:lang w:val="en-US"/>
         </w:rPr>
       </w:pPr>
       <w:r>
@@ -9114,6 +8354,9 @@
         <w:pStyle w:val="default1"/>
       </w:pPr>
       <w:r>
+        <w:rPr>
+          <w:noProof/>
+        </w:rPr>
         <w:drawing>
           <wp:inline distT="0" distB="0" distL="0" distR="0" wp14:anchorId="39A5721A" wp14:editId="339F147D">
             <wp:extent cx="5441544" cy="4311015"/>
@@ -9187,12 +8430,12 @@
         <w:pStyle w:val="1"/>
         <w:spacing w:line="360" w:lineRule="auto"/>
       </w:pPr>
-      <w:bookmarkStart w:id="8" w:name="_Toc222690155"/>
+      <w:bookmarkStart w:id="7" w:name="_Toc222690155"/>
       <w:r>
         <w:lastRenderedPageBreak/>
         <w:t>ЗАКЛЮЧЕНИЕ</w:t>
       </w:r>
-      <w:bookmarkEnd w:id="8"/>
+      <w:bookmarkEnd w:id="7"/>
     </w:p>
     <w:p>
       <w:pPr>
@@ -9555,12 +8798,12 @@
         <w:pStyle w:val="1"/>
         <w:spacing w:line="360" w:lineRule="auto"/>
       </w:pPr>
-      <w:bookmarkStart w:id="9" w:name="_Toc222690156"/>
+      <w:bookmarkStart w:id="8" w:name="_Toc222690156"/>
       <w:r>
         <w:lastRenderedPageBreak/>
         <w:t>СПИСОК ИСПОЛЬЗОВАННЫХ ИСТОЧНИКОВ</w:t>
       </w:r>
-      <w:bookmarkEnd w:id="9"/>
+      <w:bookmarkEnd w:id="8"/>
     </w:p>
     <w:p>
       <w:pPr>
@@ -9587,7 +8830,14 @@
           <w:sz w:val="28"/>
           <w:szCs w:val="28"/>
         </w:rPr>
-        <w:t>.</w:t>
+        <w:t xml:space="preserve">. Новиков Ю.В., Карпенко Д.Г. Аппаратура локальных сетей: функции, выбор, разработка. - М.: Изд-во ЭКОМ, 1998. </w:t>
+      </w:r>
+      <w:r>
+        <w:rPr>
+          <w:sz w:val="28"/>
+          <w:szCs w:val="28"/>
+        </w:rPr>
+        <w:t>–</w:t>
       </w:r>
       <w:r>
         <w:rPr>
@@ -9601,55 +8851,14 @@
           <w:sz w:val="28"/>
           <w:szCs w:val="28"/>
         </w:rPr>
-        <w:t xml:space="preserve">Компьютерные </w:t>
-      </w:r>
-      <w:proofErr w:type="gramStart"/>
-      <w:r>
-        <w:rPr>
-          <w:sz w:val="28"/>
-          <w:szCs w:val="28"/>
-        </w:rPr>
-        <w:t>сети :</w:t>
-      </w:r>
-      <w:proofErr w:type="gramEnd"/>
-      <w:r>
-        <w:rPr>
-          <w:sz w:val="28"/>
-          <w:szCs w:val="28"/>
-        </w:rPr>
-        <w:t xml:space="preserve"> учебник и практикум для среднего профессионального образования / под научной редакцией А. М. Нечаева, А. Е. Трубина, А. Ю. Анисимова. — </w:t>
-      </w:r>
-      <w:proofErr w:type="gramStart"/>
-      <w:r>
-        <w:rPr>
-          <w:sz w:val="28"/>
-          <w:szCs w:val="28"/>
-        </w:rPr>
-        <w:t>Москва :</w:t>
-      </w:r>
-      <w:proofErr w:type="gramEnd"/>
-      <w:r>
-        <w:rPr>
-          <w:sz w:val="28"/>
-          <w:szCs w:val="28"/>
-        </w:rPr>
-        <w:t xml:space="preserve"> Издательство </w:t>
-      </w:r>
-      <w:proofErr w:type="spellStart"/>
-      <w:r>
-        <w:rPr>
-          <w:sz w:val="28"/>
-          <w:szCs w:val="28"/>
-        </w:rPr>
-        <w:t>Юрайт</w:t>
-      </w:r>
-      <w:proofErr w:type="spellEnd"/>
-      <w:r>
-        <w:rPr>
-          <w:sz w:val="28"/>
-          <w:szCs w:val="28"/>
-        </w:rPr>
-        <w:t>, 2026. — 515 с.</w:t>
+        <w:t>174</w:t>
+      </w:r>
+      <w:r>
+        <w:rPr>
+          <w:sz w:val="28"/>
+          <w:szCs w:val="28"/>
+        </w:rPr>
+        <w:t xml:space="preserve"> с.</w:t>
       </w:r>
     </w:p>
     <w:p>
@@ -9691,39 +8900,7 @@
           <w:sz w:val="28"/>
           <w:szCs w:val="28"/>
         </w:rPr>
-        <w:t xml:space="preserve">Таненбаум Э. Компьютерные сети. 5-е изд. / Э. Таненбаум, Д. </w:t>
-      </w:r>
-      <w:proofErr w:type="spellStart"/>
-      <w:r>
-        <w:rPr>
-          <w:sz w:val="28"/>
-          <w:szCs w:val="28"/>
-        </w:rPr>
-        <w:t>Уэзеролл</w:t>
-      </w:r>
-      <w:proofErr w:type="spellEnd"/>
-      <w:r>
-        <w:rPr>
-          <w:sz w:val="28"/>
-          <w:szCs w:val="28"/>
-        </w:rPr>
-        <w:t>. - Санкт-</w:t>
-      </w:r>
-      <w:proofErr w:type="gramStart"/>
-      <w:r>
-        <w:rPr>
-          <w:sz w:val="28"/>
-          <w:szCs w:val="28"/>
-        </w:rPr>
-        <w:t>Петербург :</w:t>
-      </w:r>
-      <w:proofErr w:type="gramEnd"/>
-      <w:r>
-        <w:rPr>
-          <w:sz w:val="28"/>
-          <w:szCs w:val="28"/>
-        </w:rPr>
-        <w:t xml:space="preserve"> Питер, 2014. - 960 с.</w:t>
+        <w:t>Компьютерные сети : учебник и практикум для среднего профессионального образования / под научной редакцией А. М. Нечаева, А. Е. Трубина, А. Ю. Анисимова. — Москва : Издательство Юрайт, 2026. — 515 с.</w:t>
       </w:r>
     </w:p>
     <w:p>
@@ -9762,29 +8939,10 @@
       </w:r>
       <w:r>
         <w:rPr>
-          <w:bCs/>
-          <w:sz w:val="28"/>
-          <w:szCs w:val="28"/>
-        </w:rPr>
-        <w:t xml:space="preserve">Заика А.А. Локальные сети и интернет / А.А. Заика. - </w:t>
-      </w:r>
-      <w:proofErr w:type="gramStart"/>
-      <w:r>
-        <w:rPr>
-          <w:bCs/>
-          <w:sz w:val="28"/>
-          <w:szCs w:val="28"/>
-        </w:rPr>
-        <w:t>Москва :</w:t>
-      </w:r>
-      <w:proofErr w:type="gramEnd"/>
-      <w:r>
-        <w:rPr>
-          <w:bCs/>
-          <w:sz w:val="28"/>
-          <w:szCs w:val="28"/>
-        </w:rPr>
-        <w:t xml:space="preserve"> Национальный Открытый Университет ИНТУИТ, 2024. - 323 с.</w:t>
+          <w:sz w:val="28"/>
+          <w:szCs w:val="28"/>
+        </w:rPr>
+        <w:t>Таненбаум Э. Компьютерные сети. 5-е изд. / Э. Таненбаум, Д. Уэзеролл. - Санкт-Петербург : Питер, 2014. - 960 с.</w:t>
       </w:r>
     </w:p>
     <w:p>
@@ -9807,6 +8965,8 @@
         </w:rPr>
         <w:t>4</w:t>
       </w:r>
+      <w:bookmarkStart w:id="9" w:name="_GoBack"/>
+      <w:bookmarkEnd w:id="9"/>
       <w:r>
         <w:rPr>
           <w:sz w:val="28"/>
@@ -9815,10 +8975,6 @@
         <w:t>.</w:t>
       </w:r>
       <w:r>
-        <w:rPr>
-          <w:sz w:val="28"/>
-          <w:szCs w:val="28"/>
-        </w:rPr>
         <w:t xml:space="preserve"> </w:t>
       </w:r>
       <w:r>
@@ -9826,23 +8982,21 @@
           <w:sz w:val="28"/>
           <w:szCs w:val="28"/>
         </w:rPr>
-        <w:t xml:space="preserve">Новиков Ю.В. Основы локальных сетей / Ю.В. Новиков, С.В. Кондратенко. - </w:t>
-      </w:r>
-      <w:proofErr w:type="gramStart"/>
-      <w:r>
-        <w:rPr>
-          <w:sz w:val="28"/>
-          <w:szCs w:val="28"/>
-        </w:rPr>
-        <w:t>Москва :</w:t>
-      </w:r>
-      <w:proofErr w:type="gramEnd"/>
-      <w:r>
-        <w:rPr>
-          <w:sz w:val="28"/>
-          <w:szCs w:val="28"/>
-        </w:rPr>
-        <w:t xml:space="preserve"> Национальный Открытый Университет ИНТУИТ, 2024. - 406 с.</w:t>
+        <w:t>Олифер Виктор, Олифер Наталья</w:t>
+      </w:r>
+      <w:r>
+        <w:rPr>
+          <w:sz w:val="28"/>
+          <w:szCs w:val="28"/>
+        </w:rPr>
+        <w:t>.</w:t>
+      </w:r>
+      <w:r>
+        <w:rPr>
+          <w:sz w:val="28"/>
+          <w:szCs w:val="28"/>
+        </w:rPr>
+        <w:t xml:space="preserve"> Компьютерные сети. Принципы, технологии, протоколы: Юбилейное издание. — СПб.: Питер, 2021. — 1008 с.: ил. — (Серия «Учебник для вузов»).</w:t>
       </w:r>
     </w:p>
     <w:p>
@@ -9879,54 +9033,42 @@
         </w:rPr>
         <w:t xml:space="preserve"> </w:t>
       </w:r>
-      <w:proofErr w:type="spellStart"/>
-      <w:r>
-        <w:rPr>
-          <w:sz w:val="28"/>
-          <w:szCs w:val="28"/>
-        </w:rPr>
-        <w:t>Букатов</w:t>
-      </w:r>
-      <w:proofErr w:type="spellEnd"/>
-      <w:r>
-        <w:rPr>
-          <w:sz w:val="28"/>
-          <w:szCs w:val="28"/>
-        </w:rPr>
-        <w:t xml:space="preserve"> А. А. Компьютерные сети: расширенный начальный курс. Учебник для вузов / А.А. </w:t>
-      </w:r>
-      <w:proofErr w:type="spellStart"/>
-      <w:r>
-        <w:rPr>
-          <w:sz w:val="28"/>
-          <w:szCs w:val="28"/>
-        </w:rPr>
-        <w:t>Букатов</w:t>
-      </w:r>
-      <w:proofErr w:type="spellEnd"/>
-      <w:r>
-        <w:rPr>
-          <w:sz w:val="28"/>
-          <w:szCs w:val="28"/>
-        </w:rPr>
-        <w:t>, С.А. Гуда. - Санкт-</w:t>
-      </w:r>
-      <w:proofErr w:type="gramStart"/>
-      <w:r>
-        <w:rPr>
-          <w:sz w:val="28"/>
-          <w:szCs w:val="28"/>
-        </w:rPr>
-        <w:t>Петербург :</w:t>
-      </w:r>
-      <w:proofErr w:type="gramEnd"/>
-      <w:r>
-        <w:rPr>
-          <w:sz w:val="28"/>
-          <w:szCs w:val="28"/>
-        </w:rPr>
-        <w:t xml:space="preserve"> Питер, 2020. - 496 с.</w:t>
-      </w:r>
+      <w:r>
+        <w:rPr>
+          <w:bCs/>
+          <w:sz w:val="28"/>
+          <w:szCs w:val="28"/>
+        </w:rPr>
+        <w:t>Заика А.А. Локальные сети и интернет / А.А. Заика. - Москва : Национальный Открытый Университет ИНТУИТ, 2024. - 323 с.</w:t>
+      </w:r>
+    </w:p>
+    <w:p>
+      <w:pPr>
+        <w:tabs>
+          <w:tab w:val="left" w:pos="6780"/>
+        </w:tabs>
+        <w:spacing w:line="360" w:lineRule="auto"/>
+        <w:ind w:firstLine="720"/>
+        <w:jc w:val="both"/>
+        <w:rPr>
+          <w:sz w:val="28"/>
+          <w:szCs w:val="28"/>
+        </w:rPr>
+      </w:pPr>
+    </w:p>
+    <w:p>
+      <w:pPr>
+        <w:tabs>
+          <w:tab w:val="left" w:pos="6780"/>
+        </w:tabs>
+        <w:spacing w:line="360" w:lineRule="auto"/>
+        <w:ind w:firstLine="720"/>
+        <w:jc w:val="both"/>
+        <w:rPr>
+          <w:sz w:val="28"/>
+          <w:szCs w:val="28"/>
+        </w:rPr>
+      </w:pPr>
     </w:p>
     <w:p>
       <w:pPr>
@@ -9994,6 +9136,7 @@
         <w:docPartUnique/>
       </w:docPartObj>
     </w:sdtPr>
+    <w:sdtEndPr/>
     <w:sdtContent>
       <w:p>
         <w:pPr>
@@ -14296,6 +13439,7 @@
     <w:lsdException w:name="HTML Sample" w:semiHidden="1" w:unhideWhenUsed="1"/>
     <w:lsdException w:name="HTML Typewriter" w:semiHidden="1" w:unhideWhenUsed="1"/>
     <w:lsdException w:name="HTML Variable" w:semiHidden="1" w:unhideWhenUsed="1"/>
+    <w:lsdException w:name="Normal Table" w:semiHidden="1" w:unhideWhenUsed="1"/>
     <w:lsdException w:name="annotation subject" w:semiHidden="1" w:unhideWhenUsed="1"/>
     <w:lsdException w:name="No List" w:semiHidden="1" w:unhideWhenUsed="1"/>
     <w:lsdException w:name="Outline List 1" w:semiHidden="1" w:unhideWhenUsed="1"/>
@@ -14338,8 +13482,11 @@
     <w:lsdException w:name="Table Contemporary" w:semiHidden="1" w:unhideWhenUsed="1"/>
     <w:lsdException w:name="Table Elegant" w:semiHidden="1" w:unhideWhenUsed="1"/>
     <w:lsdException w:name="Table Professional" w:semiHidden="1" w:unhideWhenUsed="1"/>
+    <w:lsdException w:name="Table Subtle 1" w:semiHidden="1" w:unhideWhenUsed="1"/>
     <w:lsdException w:name="Table Subtle 2" w:semiHidden="1" w:unhideWhenUsed="1"/>
     <w:lsdException w:name="Table Web 1" w:semiHidden="1" w:unhideWhenUsed="1"/>
+    <w:lsdException w:name="Table Web 2" w:semiHidden="1" w:unhideWhenUsed="1"/>
+    <w:lsdException w:name="Table Web 3" w:semiHidden="1" w:unhideWhenUsed="1"/>
     <w:lsdException w:name="Balloon Text" w:semiHidden="1" w:unhideWhenUsed="1"/>
     <w:lsdException w:name="Table Grid" w:locked="1" w:uiPriority="0"/>
     <w:lsdException w:name="Table Theme" w:semiHidden="1" w:unhideWhenUsed="1"/>
@@ -15412,7 +14559,7 @@
 </file>
 
 <file path=customXml/itemProps1.xml><?xml version="1.0" encoding="utf-8"?>
-<ds:datastoreItem xmlns:ds="http://schemas.openxmlformats.org/officeDocument/2006/customXml" ds:itemID="{02C27F79-93DD-462E-AE49-E9F76DDD34F1}">
+<ds:datastoreItem xmlns:ds="http://schemas.openxmlformats.org/officeDocument/2006/customXml" ds:itemID="{822DD6D0-629E-455F-8562-74965841F43D}">
   <ds:schemaRefs>
     <ds:schemaRef ds:uri="http://schemas.openxmlformats.org/officeDocument/2006/bibliography"/>
   </ds:schemaRefs>

--- a/BystrovMD_1431z_CP.docx
+++ b/BystrovMD_1431z_CP.docx
@@ -686,6 +686,7 @@
               <w:spacing w:before="140"/>
               <w:ind w:left="-108"/>
             </w:pPr>
+            <w:proofErr w:type="gramStart"/>
             <w:r>
               <w:t>СТУДЕНТ</w:t>
             </w:r>
@@ -701,6 +702,7 @@
             <w:r>
               <w:t>ГР.</w:t>
             </w:r>
+            <w:proofErr w:type="gramEnd"/>
             <w:r>
               <w:t xml:space="preserve"> №</w:t>
             </w:r>
@@ -1070,18 +1072,32 @@
             <w:rPr>
               <w:rFonts w:asciiTheme="minorHAnsi" w:eastAsiaTheme="minorEastAsia" w:hAnsiTheme="minorHAnsi" w:cstheme="minorBidi"/>
               <w:noProof/>
+              <w:sz w:val="28"/>
+              <w:szCs w:val="28"/>
             </w:rPr>
           </w:pPr>
           <w:r>
+            <w:rPr>
+              <w:sz w:val="28"/>
+              <w:szCs w:val="28"/>
+            </w:rPr>
             <w:fldChar w:fldCharType="begin"/>
           </w:r>
           <w:r>
+            <w:rPr>
+              <w:sz w:val="28"/>
+              <w:szCs w:val="28"/>
+            </w:rPr>
             <w:instrText xml:space="preserve"> TOC \o "1-3" \h \z \u </w:instrText>
           </w:r>
           <w:r>
+            <w:rPr>
+              <w:sz w:val="28"/>
+              <w:szCs w:val="28"/>
+            </w:rPr>
             <w:fldChar w:fldCharType="separate"/>
           </w:r>
-          <w:hyperlink w:anchor="_Toc222690149" w:history="1">
+          <w:hyperlink w:anchor="_Toc224847765" w:history="1">
             <w:r>
               <w:rPr>
                 <w:rStyle w:val="ab"/>
@@ -1116,7 +1132,7 @@
                 <w:sz w:val="28"/>
                 <w:szCs w:val="28"/>
               </w:rPr>
-              <w:instrText xml:space="preserve"> PAGEREF _Toc222690149 \h </w:instrText>
+              <w:instrText xml:space="preserve"> PAGEREF _Toc224847765 \h </w:instrText>
             </w:r>
             <w:r>
               <w:rPr>
@@ -1158,12 +1174,35 @@
         <w:p>
           <w:pPr>
             <w:pStyle w:val="11"/>
+            <w:tabs>
+              <w:tab w:val="left" w:pos="440"/>
+            </w:tabs>
             <w:rPr>
               <w:rFonts w:asciiTheme="minorHAnsi" w:eastAsiaTheme="minorEastAsia" w:hAnsiTheme="minorHAnsi" w:cstheme="minorBidi"/>
               <w:noProof/>
+              <w:sz w:val="28"/>
+              <w:szCs w:val="28"/>
             </w:rPr>
           </w:pPr>
-          <w:hyperlink w:anchor="_Toc222690150" w:history="1">
+          <w:hyperlink w:anchor="_Toc224847766" w:history="1">
+            <w:r>
+              <w:rPr>
+                <w:rStyle w:val="ab"/>
+                <w:noProof/>
+                <w:sz w:val="28"/>
+                <w:szCs w:val="28"/>
+              </w:rPr>
+              <w:t>1.</w:t>
+            </w:r>
+            <w:r>
+              <w:rPr>
+                <w:rFonts w:asciiTheme="minorHAnsi" w:eastAsiaTheme="minorEastAsia" w:hAnsiTheme="minorHAnsi" w:cstheme="minorBidi"/>
+                <w:noProof/>
+                <w:sz w:val="28"/>
+                <w:szCs w:val="28"/>
+              </w:rPr>
+              <w:tab/>
+            </w:r>
             <w:r>
               <w:rPr>
                 <w:rStyle w:val="ab"/>
@@ -1198,7 +1237,7 @@
                 <w:sz w:val="28"/>
                 <w:szCs w:val="28"/>
               </w:rPr>
-              <w:instrText xml:space="preserve"> PAGEREF _Toc222690150 \h </w:instrText>
+              <w:instrText xml:space="preserve"> PAGEREF _Toc224847766 \h </w:instrText>
             </w:r>
             <w:r>
               <w:rPr>
@@ -1240,12 +1279,35 @@
         <w:p>
           <w:pPr>
             <w:pStyle w:val="11"/>
+            <w:tabs>
+              <w:tab w:val="left" w:pos="440"/>
+            </w:tabs>
             <w:rPr>
               <w:rFonts w:asciiTheme="minorHAnsi" w:eastAsiaTheme="minorEastAsia" w:hAnsiTheme="minorHAnsi" w:cstheme="minorBidi"/>
               <w:noProof/>
+              <w:sz w:val="28"/>
+              <w:szCs w:val="28"/>
             </w:rPr>
           </w:pPr>
-          <w:hyperlink w:anchor="_Toc222690151" w:history="1">
+          <w:hyperlink w:anchor="_Toc224847767" w:history="1">
+            <w:r>
+              <w:rPr>
+                <w:rStyle w:val="ab"/>
+                <w:noProof/>
+                <w:sz w:val="28"/>
+                <w:szCs w:val="28"/>
+              </w:rPr>
+              <w:t>2.</w:t>
+            </w:r>
+            <w:r>
+              <w:rPr>
+                <w:rFonts w:asciiTheme="minorHAnsi" w:eastAsiaTheme="minorEastAsia" w:hAnsiTheme="minorHAnsi" w:cstheme="minorBidi"/>
+                <w:noProof/>
+                <w:sz w:val="28"/>
+                <w:szCs w:val="28"/>
+              </w:rPr>
+              <w:tab/>
+            </w:r>
             <w:r>
               <w:rPr>
                 <w:rStyle w:val="ab"/>
@@ -1280,7 +1342,7 @@
                 <w:sz w:val="28"/>
                 <w:szCs w:val="28"/>
               </w:rPr>
-              <w:instrText xml:space="preserve"> PAGEREF _Toc222690151 \h </w:instrText>
+              <w:instrText xml:space="preserve"> PAGEREF _Toc224847767 \h </w:instrText>
             </w:r>
             <w:r>
               <w:rPr>
@@ -1322,12 +1384,35 @@
         <w:p>
           <w:pPr>
             <w:pStyle w:val="11"/>
+            <w:tabs>
+              <w:tab w:val="left" w:pos="440"/>
+            </w:tabs>
             <w:rPr>
               <w:rFonts w:asciiTheme="minorHAnsi" w:eastAsiaTheme="minorEastAsia" w:hAnsiTheme="minorHAnsi" w:cstheme="minorBidi"/>
               <w:noProof/>
+              <w:sz w:val="28"/>
+              <w:szCs w:val="28"/>
             </w:rPr>
           </w:pPr>
-          <w:hyperlink w:anchor="_Toc222690152" w:history="1">
+          <w:hyperlink w:anchor="_Toc224847768" w:history="1">
+            <w:r>
+              <w:rPr>
+                <w:rStyle w:val="ab"/>
+                <w:noProof/>
+                <w:sz w:val="28"/>
+                <w:szCs w:val="28"/>
+              </w:rPr>
+              <w:t>3.</w:t>
+            </w:r>
+            <w:r>
+              <w:rPr>
+                <w:rFonts w:asciiTheme="minorHAnsi" w:eastAsiaTheme="minorEastAsia" w:hAnsiTheme="minorHAnsi" w:cstheme="minorBidi"/>
+                <w:noProof/>
+                <w:sz w:val="28"/>
+                <w:szCs w:val="28"/>
+              </w:rPr>
+              <w:tab/>
+            </w:r>
             <w:r>
               <w:rPr>
                 <w:rStyle w:val="ab"/>
@@ -1362,7 +1447,7 @@
                 <w:sz w:val="28"/>
                 <w:szCs w:val="28"/>
               </w:rPr>
-              <w:instrText xml:space="preserve"> PAGEREF _Toc222690152 \h </w:instrText>
+              <w:instrText xml:space="preserve"> PAGEREF _Toc224847768 \h </w:instrText>
             </w:r>
             <w:r>
               <w:rPr>
@@ -1388,7 +1473,7 @@
                 <w:sz w:val="28"/>
                 <w:szCs w:val="28"/>
               </w:rPr>
-              <w:t>10</w:t>
+              <w:t>11</w:t>
             </w:r>
             <w:r>
               <w:rPr>
@@ -1404,12 +1489,35 @@
         <w:p>
           <w:pPr>
             <w:pStyle w:val="11"/>
+            <w:tabs>
+              <w:tab w:val="left" w:pos="440"/>
+            </w:tabs>
             <w:rPr>
               <w:rFonts w:asciiTheme="minorHAnsi" w:eastAsiaTheme="minorEastAsia" w:hAnsiTheme="minorHAnsi" w:cstheme="minorBidi"/>
               <w:noProof/>
+              <w:sz w:val="28"/>
+              <w:szCs w:val="28"/>
             </w:rPr>
           </w:pPr>
-          <w:hyperlink w:anchor="_Toc222690153" w:history="1">
+          <w:hyperlink w:anchor="_Toc224847769" w:history="1">
+            <w:r>
+              <w:rPr>
+                <w:rStyle w:val="ab"/>
+                <w:noProof/>
+                <w:sz w:val="28"/>
+                <w:szCs w:val="28"/>
+              </w:rPr>
+              <w:t>4.</w:t>
+            </w:r>
+            <w:r>
+              <w:rPr>
+                <w:rFonts w:asciiTheme="minorHAnsi" w:eastAsiaTheme="minorEastAsia" w:hAnsiTheme="minorHAnsi" w:cstheme="minorBidi"/>
+                <w:noProof/>
+                <w:sz w:val="28"/>
+                <w:szCs w:val="28"/>
+              </w:rPr>
+              <w:tab/>
+            </w:r>
             <w:r>
               <w:rPr>
                 <w:rStyle w:val="ab"/>
@@ -1444,7 +1552,7 @@
                 <w:sz w:val="28"/>
                 <w:szCs w:val="28"/>
               </w:rPr>
-              <w:instrText xml:space="preserve"> PAGEREF _Toc222690153 \h </w:instrText>
+              <w:instrText xml:space="preserve"> PAGEREF _Toc224847769 \h </w:instrText>
             </w:r>
             <w:r>
               <w:rPr>
@@ -1470,7 +1578,7 @@
                 <w:sz w:val="28"/>
                 <w:szCs w:val="28"/>
               </w:rPr>
-              <w:t>14</w:t>
+              <w:t>15</w:t>
             </w:r>
             <w:r>
               <w:rPr>
@@ -1486,12 +1594,35 @@
         <w:p>
           <w:pPr>
             <w:pStyle w:val="11"/>
+            <w:tabs>
+              <w:tab w:val="left" w:pos="440"/>
+            </w:tabs>
             <w:rPr>
               <w:rFonts w:asciiTheme="minorHAnsi" w:eastAsiaTheme="minorEastAsia" w:hAnsiTheme="minorHAnsi" w:cstheme="minorBidi"/>
               <w:noProof/>
+              <w:sz w:val="28"/>
+              <w:szCs w:val="28"/>
             </w:rPr>
           </w:pPr>
-          <w:hyperlink w:anchor="_Toc222690154" w:history="1">
+          <w:hyperlink w:anchor="_Toc224847770" w:history="1">
+            <w:r>
+              <w:rPr>
+                <w:rStyle w:val="ab"/>
+                <w:noProof/>
+                <w:sz w:val="28"/>
+                <w:szCs w:val="28"/>
+              </w:rPr>
+              <w:t>5.</w:t>
+            </w:r>
+            <w:r>
+              <w:rPr>
+                <w:rFonts w:asciiTheme="minorHAnsi" w:eastAsiaTheme="minorEastAsia" w:hAnsiTheme="minorHAnsi" w:cstheme="minorBidi"/>
+                <w:noProof/>
+                <w:sz w:val="28"/>
+                <w:szCs w:val="28"/>
+              </w:rPr>
+              <w:tab/>
+            </w:r>
             <w:r>
               <w:rPr>
                 <w:rStyle w:val="ab"/>
@@ -1501,6 +1632,8 @@
               </w:rPr>
               <w:t>Проверка работоспособности системы</w:t>
             </w:r>
+            <w:bookmarkStart w:id="0" w:name="_GoBack"/>
+            <w:bookmarkEnd w:id="0"/>
             <w:r>
               <w:rPr>
                 <w:noProof/>
@@ -1526,7 +1659,7 @@
                 <w:sz w:val="28"/>
                 <w:szCs w:val="28"/>
               </w:rPr>
-              <w:instrText xml:space="preserve"> PAGEREF _Toc222690154 \h </w:instrText>
+              <w:instrText xml:space="preserve"> PAGEREF _Toc224847770 \h </w:instrText>
             </w:r>
             <w:r>
               <w:rPr>
@@ -1552,7 +1685,7 @@
                 <w:sz w:val="28"/>
                 <w:szCs w:val="28"/>
               </w:rPr>
-              <w:t>16</w:t>
+              <w:t>17</w:t>
             </w:r>
             <w:r>
               <w:rPr>
@@ -1571,9 +1704,11 @@
             <w:rPr>
               <w:rFonts w:asciiTheme="minorHAnsi" w:eastAsiaTheme="minorEastAsia" w:hAnsiTheme="minorHAnsi" w:cstheme="minorBidi"/>
               <w:noProof/>
+              <w:sz w:val="28"/>
+              <w:szCs w:val="28"/>
             </w:rPr>
           </w:pPr>
-          <w:hyperlink w:anchor="_Toc222690155" w:history="1">
+          <w:hyperlink w:anchor="_Toc224847771" w:history="1">
             <w:r>
               <w:rPr>
                 <w:rStyle w:val="ab"/>
@@ -1608,89 +1743,7 @@
                 <w:sz w:val="28"/>
                 <w:szCs w:val="28"/>
               </w:rPr>
-              <w:instrText xml:space="preserve"> PAGEREF _Toc222690155 \h </w:instrText>
-            </w:r>
-            <w:r>
-              <w:rPr>
-                <w:noProof/>
-                <w:webHidden/>
-                <w:sz w:val="28"/>
-                <w:szCs w:val="28"/>
-              </w:rPr>
-            </w:r>
-            <w:r>
-              <w:rPr>
-                <w:noProof/>
-                <w:webHidden/>
-                <w:sz w:val="28"/>
-                <w:szCs w:val="28"/>
-              </w:rPr>
-              <w:fldChar w:fldCharType="separate"/>
-            </w:r>
-            <w:r>
-              <w:rPr>
-                <w:noProof/>
-                <w:webHidden/>
-                <w:sz w:val="28"/>
-                <w:szCs w:val="28"/>
-              </w:rPr>
-              <w:t>21</w:t>
-            </w:r>
-            <w:r>
-              <w:rPr>
-                <w:noProof/>
-                <w:webHidden/>
-                <w:sz w:val="28"/>
-                <w:szCs w:val="28"/>
-              </w:rPr>
-              <w:fldChar w:fldCharType="end"/>
-            </w:r>
-          </w:hyperlink>
-        </w:p>
-        <w:p>
-          <w:pPr>
-            <w:pStyle w:val="11"/>
-            <w:rPr>
-              <w:rFonts w:asciiTheme="minorHAnsi" w:eastAsiaTheme="minorEastAsia" w:hAnsiTheme="minorHAnsi" w:cstheme="minorBidi"/>
-              <w:noProof/>
-            </w:rPr>
-          </w:pPr>
-          <w:hyperlink w:anchor="_Toc222690156" w:history="1">
-            <w:r>
-              <w:rPr>
-                <w:rStyle w:val="ab"/>
-                <w:noProof/>
-                <w:sz w:val="28"/>
-                <w:szCs w:val="28"/>
-              </w:rPr>
-              <w:t>СПИСОК ИСПОЛЬЗОВАННЫХ ИСТОЧНИКОВ</w:t>
-            </w:r>
-            <w:r>
-              <w:rPr>
-                <w:noProof/>
-                <w:webHidden/>
-                <w:sz w:val="28"/>
-                <w:szCs w:val="28"/>
-              </w:rPr>
-              <w:tab/>
-            </w:r>
-            <w:r>
-              <w:rPr>
-                <w:noProof/>
-                <w:webHidden/>
-                <w:sz w:val="28"/>
-                <w:szCs w:val="28"/>
-              </w:rPr>
-              <w:fldChar w:fldCharType="begin"/>
-            </w:r>
-            <w:r>
-              <w:rPr>
-                <w:noProof/>
-                <w:webHidden/>
-                <w:sz w:val="28"/>
-                <w:szCs w:val="28"/>
-              </w:rPr>
-              <w:instrText xml:space="preserve"> PAGEREF _Toc222690156 \h </w:instrText>
+              <w:instrText xml:space="preserve"> PAGEREF _Toc224847771 \h </w:instrText>
             </w:r>
             <w:r>
               <w:rPr>
@@ -1731,6 +1784,90 @@
         </w:p>
         <w:p>
           <w:pPr>
+            <w:pStyle w:val="11"/>
+            <w:rPr>
+              <w:rFonts w:asciiTheme="minorHAnsi" w:eastAsiaTheme="minorEastAsia" w:hAnsiTheme="minorHAnsi" w:cstheme="minorBidi"/>
+              <w:noProof/>
+              <w:sz w:val="28"/>
+              <w:szCs w:val="28"/>
+            </w:rPr>
+          </w:pPr>
+          <w:hyperlink w:anchor="_Toc224847772" w:history="1">
+            <w:r>
+              <w:rPr>
+                <w:rStyle w:val="ab"/>
+                <w:noProof/>
+                <w:sz w:val="28"/>
+                <w:szCs w:val="28"/>
+              </w:rPr>
+              <w:t>СПИСОК ИСПОЛЬЗОВАННЫХ ИСТОЧНИКОВ</w:t>
+            </w:r>
+            <w:r>
+              <w:rPr>
+                <w:noProof/>
+                <w:webHidden/>
+                <w:sz w:val="28"/>
+                <w:szCs w:val="28"/>
+              </w:rPr>
+              <w:tab/>
+            </w:r>
+            <w:r>
+              <w:rPr>
+                <w:noProof/>
+                <w:webHidden/>
+                <w:sz w:val="28"/>
+                <w:szCs w:val="28"/>
+              </w:rPr>
+              <w:fldChar w:fldCharType="begin"/>
+            </w:r>
+            <w:r>
+              <w:rPr>
+                <w:noProof/>
+                <w:webHidden/>
+                <w:sz w:val="28"/>
+                <w:szCs w:val="28"/>
+              </w:rPr>
+              <w:instrText xml:space="preserve"> PAGEREF _Toc224847772 \h </w:instrText>
+            </w:r>
+            <w:r>
+              <w:rPr>
+                <w:noProof/>
+                <w:webHidden/>
+                <w:sz w:val="28"/>
+                <w:szCs w:val="28"/>
+              </w:rPr>
+            </w:r>
+            <w:r>
+              <w:rPr>
+                <w:noProof/>
+                <w:webHidden/>
+                <w:sz w:val="28"/>
+                <w:szCs w:val="28"/>
+              </w:rPr>
+              <w:fldChar w:fldCharType="separate"/>
+            </w:r>
+            <w:r>
+              <w:rPr>
+                <w:noProof/>
+                <w:webHidden/>
+                <w:sz w:val="28"/>
+                <w:szCs w:val="28"/>
+              </w:rPr>
+              <w:t>23</w:t>
+            </w:r>
+            <w:r>
+              <w:rPr>
+                <w:noProof/>
+                <w:webHidden/>
+                <w:sz w:val="28"/>
+                <w:szCs w:val="28"/>
+              </w:rPr>
+              <w:fldChar w:fldCharType="end"/>
+            </w:r>
+          </w:hyperlink>
+        </w:p>
+        <w:p>
+          <w:pPr>
             <w:spacing w:line="360" w:lineRule="auto"/>
             <w:ind w:firstLine="709"/>
           </w:pPr>
@@ -1738,6 +1875,8 @@
             <w:rPr>
               <w:b/>
               <w:bCs/>
+              <w:sz w:val="28"/>
+              <w:szCs w:val="28"/>
             </w:rPr>
             <w:fldChar w:fldCharType="end"/>
           </w:r>
@@ -1781,12 +1920,12 @@
         <w:pStyle w:val="1"/>
         <w:spacing w:line="360" w:lineRule="auto"/>
       </w:pPr>
-      <w:bookmarkStart w:id="0" w:name="_Toc222690149"/>
+      <w:bookmarkStart w:id="1" w:name="_Toc224847765"/>
       <w:r>
         <w:lastRenderedPageBreak/>
         <w:t>ВВЕДЕНИЕ</w:t>
       </w:r>
-      <w:bookmarkEnd w:id="0"/>
+      <w:bookmarkEnd w:id="1"/>
     </w:p>
     <w:p>
       <w:pPr>
@@ -2160,6 +2299,7 @@
         </w:rPr>
         <w:t xml:space="preserve">, </w:t>
       </w:r>
+      <w:proofErr w:type="spellStart"/>
       <w:r>
         <w:rPr>
           <w:sz w:val="28"/>
@@ -2168,6 +2308,7 @@
         </w:rPr>
         <w:t>OpenLDAP</w:t>
       </w:r>
+      <w:proofErr w:type="spellEnd"/>
       <w:r>
         <w:rPr>
           <w:sz w:val="28"/>
@@ -2175,6 +2316,7 @@
         </w:rPr>
         <w:t xml:space="preserve">, </w:t>
       </w:r>
+      <w:proofErr w:type="spellStart"/>
       <w:r>
         <w:rPr>
           <w:sz w:val="28"/>
@@ -2183,6 +2325,7 @@
         </w:rPr>
         <w:t>FreeIpa</w:t>
       </w:r>
+      <w:proofErr w:type="spellEnd"/>
       <w:r>
         <w:rPr>
           <w:sz w:val="28"/>
@@ -2367,7 +2510,23 @@
           <w:sz w:val="28"/>
           <w:szCs w:val="28"/>
         </w:rPr>
-        <w:t xml:space="preserve">причин. В качестве примеров сетевых сервисов можно привести: сервера кодовых баз (репозиториев), системы трекинга задач (таск-трекеры), почтовые сервера, службы виртуальных рабочих столов, </w:t>
+        <w:t>причин. В качестве примеров сетевых сервисов можно привести: сервера кодовых баз (репозиториев), системы трекинга задач (</w:t>
+      </w:r>
+      <w:proofErr w:type="spellStart"/>
+      <w:r>
+        <w:rPr>
+          <w:sz w:val="28"/>
+          <w:szCs w:val="28"/>
+        </w:rPr>
+        <w:t>таск-трекеры</w:t>
+      </w:r>
+      <w:proofErr w:type="spellEnd"/>
+      <w:r>
+        <w:rPr>
+          <w:sz w:val="28"/>
+          <w:szCs w:val="28"/>
+        </w:rPr>
+        <w:t xml:space="preserve">), почтовые сервера, службы виртуальных рабочих столов, </w:t>
       </w:r>
       <w:r>
         <w:rPr>
@@ -2449,8 +2608,16 @@
         <w:rPr>
           <w:rStyle w:val="default10"/>
         </w:rPr>
-        <w:t xml:space="preserve"> В данном курсовом проекте решается задача создания и настройки локальной вычислительной сети с использованием службы каталога, централизированной аутентификации и сетевых сервисов на основе виртуальных машин, функционирующих под управлением ОС семейства Linux</w:t>
-      </w:r>
+        <w:t xml:space="preserve"> В данном курсовом проекте решается задача создания и настройки локальной вычислительной сети с использованием службы каталога, централизированной аутентификации и сетевых сервисов на основе виртуальных машин, функционирующих под управлением ОС семейства </w:t>
+      </w:r>
+      <w:proofErr w:type="spellStart"/>
+      <w:r>
+        <w:rPr>
+          <w:rStyle w:val="default10"/>
+        </w:rPr>
+        <w:t>Linux</w:t>
+      </w:r>
+      <w:proofErr w:type="spellEnd"/>
       <w:r>
         <w:rPr>
           <w:sz w:val="28"/>
@@ -2514,26 +2681,42 @@
     <w:p>
       <w:pPr>
         <w:pStyle w:val="1"/>
+        <w:numPr>
+          <w:ilvl w:val="0"/>
+          <w:numId w:val="36"/>
+        </w:numPr>
         <w:tabs>
           <w:tab w:val="left" w:pos="993"/>
         </w:tabs>
         <w:spacing w:line="360" w:lineRule="auto"/>
-        <w:ind w:firstLine="709"/>
-      </w:pPr>
-      <w:bookmarkStart w:id="1" w:name="_Toc222690150"/>
+      </w:pPr>
+      <w:bookmarkStart w:id="2" w:name="_Toc224847766"/>
       <w:r>
         <w:lastRenderedPageBreak/>
         <w:t>Задание на курсовой проект</w:t>
       </w:r>
-      <w:bookmarkEnd w:id="1"/>
+      <w:bookmarkEnd w:id="2"/>
     </w:p>
     <w:p>
       <w:pPr>
         <w:pStyle w:val="default1"/>
       </w:pPr>
       <w:r>
-        <w:t>В рамках курсового проекта необходимо создать локальную вычислительную сеть типа «клиент–сервер» с использованием технологию виртуальных машин, которая должна состоять из двух машин, функционирующих под управлением ОС Rocky Linux</w:t>
-      </w:r>
+        <w:t xml:space="preserve">В рамках курсового проекта необходимо создать локальную вычислительную сеть типа «клиент–сервер» с использованием технологию виртуальных машин, которая должна состоять из двух машин, функционирующих под управлением ОС </w:t>
+      </w:r>
+      <w:proofErr w:type="spellStart"/>
+      <w:r>
+        <w:t>Rocky</w:t>
+      </w:r>
+      <w:proofErr w:type="spellEnd"/>
+      <w:r>
+        <w:t xml:space="preserve"> </w:t>
+      </w:r>
+      <w:proofErr w:type="spellStart"/>
+      <w:r>
+        <w:t>Linux</w:t>
+      </w:r>
+      <w:proofErr w:type="spellEnd"/>
       <w:r>
         <w:t xml:space="preserve"> 10</w:t>
       </w:r>
@@ -2565,7 +2748,15 @@
         <w:pStyle w:val="default1"/>
       </w:pPr>
       <w:r>
-        <w:t xml:space="preserve">• интерфейс с доступом в сеть Интернет (NAT или Bridged); </w:t>
+        <w:t xml:space="preserve">• интерфейс с доступом в сеть Интернет (NAT или </w:t>
+      </w:r>
+      <w:proofErr w:type="spellStart"/>
+      <w:r>
+        <w:t>Bridged</w:t>
+      </w:r>
+      <w:proofErr w:type="spellEnd"/>
+      <w:r>
+        <w:t xml:space="preserve">); </w:t>
       </w:r>
     </w:p>
     <w:p>
@@ -2613,7 +2804,15 @@
         <w:pStyle w:val="default1"/>
       </w:pPr>
       <w:r>
-        <w:t xml:space="preserve">• сервер службы каталога FreeIPA; </w:t>
+        <w:t xml:space="preserve">• сервер службы каталога </w:t>
+      </w:r>
+      <w:proofErr w:type="spellStart"/>
+      <w:r>
+        <w:t>FreeIPA</w:t>
+      </w:r>
+      <w:proofErr w:type="spellEnd"/>
+      <w:r>
+        <w:t xml:space="preserve">; </w:t>
       </w:r>
     </w:p>
     <w:p>
@@ -2645,7 +2844,15 @@
         <w:pStyle w:val="default1"/>
       </w:pPr>
       <w:r>
-        <w:t xml:space="preserve">• Развернуть и сконфигурировать FreeIPA-сервер. </w:t>
+        <w:t xml:space="preserve">• Развернуть и сконфигурировать </w:t>
+      </w:r>
+      <w:proofErr w:type="spellStart"/>
+      <w:r>
+        <w:t>FreeIPA</w:t>
+      </w:r>
+      <w:proofErr w:type="spellEnd"/>
+      <w:r>
+        <w:t xml:space="preserve">-сервер. </w:t>
       </w:r>
     </w:p>
     <w:p>
@@ -2693,7 +2900,15 @@
         <w:pStyle w:val="default1"/>
       </w:pPr>
       <w:r>
-        <w:t xml:space="preserve">• Настроить разрешение имён узлов домена через DNS FreeIPA. </w:t>
+        <w:t xml:space="preserve">• Настроить разрешение имён узлов домена через DNS </w:t>
+      </w:r>
+      <w:proofErr w:type="spellStart"/>
+      <w:r>
+        <w:t>FreeIPA</w:t>
+      </w:r>
+      <w:proofErr w:type="spellEnd"/>
+      <w:r>
+        <w:t xml:space="preserve">. </w:t>
       </w:r>
     </w:p>
     <w:p>
@@ -2726,7 +2941,15 @@
       </w:pPr>
       <w:r>
         <w:lastRenderedPageBreak/>
-        <w:t xml:space="preserve">• клиент домена FreeIPA; </w:t>
+        <w:t xml:space="preserve">• клиент домена </w:t>
+      </w:r>
+      <w:proofErr w:type="spellStart"/>
+      <w:r>
+        <w:t>FreeIPA</w:t>
+      </w:r>
+      <w:proofErr w:type="spellEnd"/>
+      <w:r>
+        <w:t xml:space="preserve">; </w:t>
       </w:r>
     </w:p>
     <w:p>
@@ -2750,7 +2973,15 @@
         <w:pStyle w:val="default1"/>
       </w:pPr>
       <w:r>
-        <w:t xml:space="preserve">• Ввести ПК2 в домен FreeIPA. </w:t>
+        <w:t xml:space="preserve">• Ввести ПК2 в домен </w:t>
+      </w:r>
+      <w:proofErr w:type="spellStart"/>
+      <w:r>
+        <w:t>FreeIPA</w:t>
+      </w:r>
+      <w:proofErr w:type="spellEnd"/>
+      <w:r>
+        <w:t xml:space="preserve">. </w:t>
       </w:r>
     </w:p>
     <w:p>
@@ -2778,14 +3009,24 @@
         <w:t xml:space="preserve"> </w:t>
       </w:r>
       <w:r>
-        <w:t>Развернуть сетевой сервис GitLab</w:t>
-      </w:r>
+        <w:t xml:space="preserve">Развернуть сетевой сервис </w:t>
+      </w:r>
+      <w:proofErr w:type="spellStart"/>
+      <w:r>
+        <w:t>GitLab</w:t>
+      </w:r>
+      <w:proofErr w:type="spellEnd"/>
       <w:r>
         <w:t xml:space="preserve">. </w:t>
       </w:r>
       <w:r>
-        <w:t>Сервис должен использовать авторизацию через службу каталога FreeIPA</w:t>
-      </w:r>
+        <w:t xml:space="preserve">Сервис должен использовать авторизацию через службу каталога </w:t>
+      </w:r>
+      <w:proofErr w:type="spellStart"/>
+      <w:r>
+        <w:t>FreeIPA</w:t>
+      </w:r>
+      <w:proofErr w:type="spellEnd"/>
       <w:r>
         <w:t xml:space="preserve"> </w:t>
       </w:r>
@@ -2804,8 +3045,13 @@
         <w:pStyle w:val="default1"/>
       </w:pPr>
       <w:r>
-        <w:t>Работа выполняется с использованием технологии виртуальных машин VirtualBox</w:t>
-      </w:r>
+        <w:t xml:space="preserve">Работа выполняется с использованием технологии виртуальных машин </w:t>
+      </w:r>
+      <w:proofErr w:type="spellStart"/>
+      <w:r>
+        <w:t>VirtualBox</w:t>
+      </w:r>
+      <w:proofErr w:type="spellEnd"/>
       <w:r>
         <w:t>.</w:t>
       </w:r>
@@ -2827,14 +3073,18 @@
     <w:p>
       <w:pPr>
         <w:pStyle w:val="1"/>
+        <w:numPr>
+          <w:ilvl w:val="0"/>
+          <w:numId w:val="36"/>
+        </w:numPr>
         <w:spacing w:line="360" w:lineRule="auto"/>
       </w:pPr>
-      <w:bookmarkStart w:id="2" w:name="_Toc222690151"/>
+      <w:bookmarkStart w:id="3" w:name="_Toc224847767"/>
       <w:r>
         <w:lastRenderedPageBreak/>
         <w:t>Проектирование вычислительной сети</w:t>
       </w:r>
-      <w:bookmarkEnd w:id="2"/>
+      <w:bookmarkEnd w:id="3"/>
     </w:p>
     <w:p>
       <w:pPr>
@@ -2903,12 +3153,14 @@
       <w:r>
         <w:t xml:space="preserve">(а конкретно, </w:t>
       </w:r>
+      <w:proofErr w:type="spellStart"/>
       <w:r>
         <w:rPr>
           <w:lang w:val="en-US"/>
         </w:rPr>
         <w:t>IPv</w:t>
       </w:r>
+      <w:proofErr w:type="spellEnd"/>
       <w:r>
         <w:t>4)</w:t>
       </w:r>
@@ -3032,7 +3284,26 @@
           <w:sz w:val="28"/>
           <w:szCs w:val="28"/>
         </w:rPr>
-        <w:t>Рисунок 1 Схема вычислительной сети</w:t>
+        <w:t>Рисунок 1</w:t>
+      </w:r>
+      <w:r>
+        <w:rPr>
+          <w:i/>
+          <w:iCs/>
+          <w:sz w:val="28"/>
+          <w:szCs w:val="28"/>
+          <w:lang w:val="en-US"/>
+        </w:rPr>
+        <w:t>.</w:t>
+      </w:r>
+      <w:r>
+        <w:rPr>
+          <w:i/>
+          <w:iCs/>
+          <w:sz w:val="28"/>
+          <w:szCs w:val="28"/>
+        </w:rPr>
+        <w:t xml:space="preserve"> Схема вычислительной сети</w:t>
       </w:r>
     </w:p>
     <w:p>
@@ -3115,7 +3386,22 @@
           <w:i/>
           <w:iCs/>
         </w:rPr>
-        <w:t>Рисунок 2 Настройка сетевых интерфейсов</w:t>
+        <w:t>Рисунок 2</w:t>
+      </w:r>
+      <w:r>
+        <w:rPr>
+          <w:i/>
+          <w:iCs/>
+          <w:lang w:val="en-US"/>
+        </w:rPr>
+        <w:t>.</w:t>
+      </w:r>
+      <w:r>
+        <w:rPr>
+          <w:i/>
+          <w:iCs/>
+        </w:rPr>
+        <w:t xml:space="preserve"> Настройка сетевых интерфейсов</w:t>
       </w:r>
     </w:p>
     <w:p>
@@ -3293,7 +3579,23 @@
           <w:sz w:val="28"/>
           <w:szCs w:val="28"/>
         </w:rPr>
-        <w:t xml:space="preserve">Для маршрутизации на первой ВМ будет использован форвардинг – принцип маршрутизации, когда хост перенаправляет </w:t>
+        <w:t xml:space="preserve">Для маршрутизации на первой ВМ будет использован </w:t>
+      </w:r>
+      <w:proofErr w:type="spellStart"/>
+      <w:r>
+        <w:rPr>
+          <w:sz w:val="28"/>
+          <w:szCs w:val="28"/>
+        </w:rPr>
+        <w:t>форвардинг</w:t>
+      </w:r>
+      <w:proofErr w:type="spellEnd"/>
+      <w:r>
+        <w:rPr>
+          <w:sz w:val="28"/>
+          <w:szCs w:val="28"/>
+        </w:rPr>
+        <w:t xml:space="preserve"> – принцип маршрутизации, когда хост перенаправляет </w:t>
       </w:r>
       <w:r>
         <w:rPr>
@@ -3462,6 +3764,8 @@
         </w:rPr>
         <w:t xml:space="preserve">1 – </w:t>
       </w:r>
+      <w:proofErr w:type="spellStart"/>
+      <w:proofErr w:type="gramStart"/>
       <w:r>
         <w:rPr>
           <w:sz w:val="28"/>
@@ -3470,6 +3774,7 @@
         </w:rPr>
         <w:t>bystrovmd</w:t>
       </w:r>
+      <w:proofErr w:type="spellEnd"/>
       <w:r>
         <w:rPr>
           <w:sz w:val="28"/>
@@ -3477,6 +3782,7 @@
         </w:rPr>
         <w:t>.1431.</w:t>
       </w:r>
+      <w:proofErr w:type="spellStart"/>
       <w:r>
         <w:rPr>
           <w:sz w:val="28"/>
@@ -3485,6 +3791,8 @@
         </w:rPr>
         <w:t>guap</w:t>
       </w:r>
+      <w:proofErr w:type="spellEnd"/>
+      <w:proofErr w:type="gramEnd"/>
       <w:r>
         <w:rPr>
           <w:sz w:val="28"/>
@@ -3514,6 +3822,7 @@
         </w:rPr>
         <w:t xml:space="preserve">Для второй – </w:t>
       </w:r>
+      <w:proofErr w:type="spellStart"/>
       <w:r>
         <w:rPr>
           <w:sz w:val="28"/>
@@ -3522,6 +3831,7 @@
         </w:rPr>
         <w:t>bystrovmd</w:t>
       </w:r>
+      <w:proofErr w:type="spellEnd"/>
       <w:r>
         <w:rPr>
           <w:sz w:val="28"/>
@@ -3529,6 +3839,7 @@
         </w:rPr>
         <w:t>2.1431.</w:t>
       </w:r>
+      <w:proofErr w:type="spellStart"/>
       <w:r>
         <w:rPr>
           <w:sz w:val="28"/>
@@ -3537,6 +3848,7 @@
         </w:rPr>
         <w:t>guap</w:t>
       </w:r>
+      <w:proofErr w:type="spellEnd"/>
       <w:r>
         <w:rPr>
           <w:sz w:val="28"/>
@@ -3569,18 +3881,21 @@
     <w:p>
       <w:pPr>
         <w:pStyle w:val="1"/>
+        <w:numPr>
+          <w:ilvl w:val="0"/>
+          <w:numId w:val="36"/>
+        </w:numPr>
         <w:tabs>
           <w:tab w:val="left" w:pos="993"/>
         </w:tabs>
         <w:spacing w:line="360" w:lineRule="auto"/>
-        <w:ind w:firstLine="709"/>
-      </w:pPr>
-      <w:bookmarkStart w:id="3" w:name="_Toc222690152"/>
+      </w:pPr>
+      <w:bookmarkStart w:id="4" w:name="_Toc224847768"/>
       <w:r>
         <w:lastRenderedPageBreak/>
         <w:t>Настройка и конфигурирование сетевых сервисов</w:t>
       </w:r>
-      <w:bookmarkEnd w:id="3"/>
+      <w:bookmarkEnd w:id="4"/>
     </w:p>
     <w:p>
       <w:pPr>
@@ -3722,7 +4037,39 @@
           <w:sz w:val="28"/>
           <w:szCs w:val="28"/>
         </w:rPr>
-        <w:t>/etc/kea/kea-dhcp4.conf</w:t>
+        <w:t>/</w:t>
+      </w:r>
+      <w:proofErr w:type="spellStart"/>
+      <w:r>
+        <w:rPr>
+          <w:sz w:val="28"/>
+          <w:szCs w:val="28"/>
+        </w:rPr>
+        <w:t>etc</w:t>
+      </w:r>
+      <w:proofErr w:type="spellEnd"/>
+      <w:r>
+        <w:rPr>
+          <w:sz w:val="28"/>
+          <w:szCs w:val="28"/>
+        </w:rPr>
+        <w:t>/</w:t>
+      </w:r>
+      <w:proofErr w:type="spellStart"/>
+      <w:r>
+        <w:rPr>
+          <w:sz w:val="28"/>
+          <w:szCs w:val="28"/>
+        </w:rPr>
+        <w:t>kea</w:t>
+      </w:r>
+      <w:proofErr w:type="spellEnd"/>
+      <w:r>
+        <w:rPr>
+          <w:sz w:val="28"/>
+          <w:szCs w:val="28"/>
+        </w:rPr>
+        <w:t>/kea-dhcp4.conf</w:t>
       </w:r>
       <w:r>
         <w:rPr>
@@ -3910,7 +4257,18 @@
           <w:szCs w:val="22"/>
           <w:lang w:val="en-US"/>
         </w:rPr>
-        <w:t>"enp0s8"</w:t>
+        <w:t>"enp0s8</w:t>
+      </w:r>
+      <w:proofErr w:type="gramStart"/>
+      <w:r>
+        <w:rPr>
+          <w:rFonts w:ascii="Lucida Console" w:hAnsi="Lucida Console"/>
+          <w:color w:val="880000"/>
+          <w:sz w:val="22"/>
+          <w:szCs w:val="22"/>
+          <w:lang w:val="en-US"/>
+        </w:rPr>
+        <w:t>"</w:t>
       </w:r>
       <w:r>
         <w:rPr>
@@ -3923,6 +4281,7 @@
         </w:rPr>
         <w:t xml:space="preserve"> ]</w:t>
       </w:r>
+      <w:proofErr w:type="gramEnd"/>
     </w:p>
     <w:p>
       <w:pPr>
@@ -4185,7 +4544,19 @@
           <w:shd w:val="clear" w:color="auto" w:fill="F3F3F3"/>
           <w:lang w:val="en-US"/>
         </w:rPr>
-        <w:t xml:space="preserve">: [ { </w:t>
+        <w:t xml:space="preserve">: [ </w:t>
+      </w:r>
+      <w:proofErr w:type="gramStart"/>
+      <w:r>
+        <w:rPr>
+          <w:rFonts w:ascii="Lucida Console" w:hAnsi="Lucida Console"/>
+          <w:color w:val="444444"/>
+          <w:sz w:val="22"/>
+          <w:szCs w:val="22"/>
+          <w:shd w:val="clear" w:color="auto" w:fill="F3F3F3"/>
+          <w:lang w:val="en-US"/>
+        </w:rPr>
+        <w:t xml:space="preserve">{ </w:t>
       </w:r>
       <w:r>
         <w:rPr>
@@ -4195,7 +4566,18 @@
           <w:szCs w:val="22"/>
           <w:lang w:val="en-US"/>
         </w:rPr>
-        <w:t>"pool"</w:t>
+        <w:t>"</w:t>
+      </w:r>
+      <w:proofErr w:type="gramEnd"/>
+      <w:r>
+        <w:rPr>
+          <w:rFonts w:ascii="Lucida Console" w:hAnsi="Lucida Console"/>
+          <w:color w:val="880000"/>
+          <w:sz w:val="22"/>
+          <w:szCs w:val="22"/>
+          <w:lang w:val="en-US"/>
+        </w:rPr>
+        <w:t>pool"</w:t>
       </w:r>
       <w:r>
         <w:rPr>
@@ -4766,7 +5148,31 @@
           <w:szCs w:val="22"/>
           <w:lang w:val="en-US"/>
         </w:rPr>
-        <w:t>"guap.local"</w:t>
+        <w:t>"</w:t>
+      </w:r>
+      <w:proofErr w:type="spellStart"/>
+      <w:proofErr w:type="gramStart"/>
+      <w:r>
+        <w:rPr>
+          <w:rFonts w:ascii="Lucida Console" w:hAnsi="Lucida Console"/>
+          <w:color w:val="880000"/>
+          <w:sz w:val="22"/>
+          <w:szCs w:val="22"/>
+          <w:lang w:val="en-US"/>
+        </w:rPr>
+        <w:t>guap.local</w:t>
+      </w:r>
+      <w:proofErr w:type="spellEnd"/>
+      <w:proofErr w:type="gramEnd"/>
+      <w:r>
+        <w:rPr>
+          <w:rFonts w:ascii="Lucida Console" w:hAnsi="Lucida Console"/>
+          <w:color w:val="880000"/>
+          <w:sz w:val="22"/>
+          <w:szCs w:val="22"/>
+          <w:lang w:val="en-US"/>
+        </w:rPr>
+        <w:t>"</w:t>
       </w:r>
     </w:p>
     <w:p>
@@ -5007,6 +5413,7 @@
         </w:rPr>
         <w:t xml:space="preserve">необходимо установить пакеты </w:t>
       </w:r>
+      <w:proofErr w:type="spellStart"/>
       <w:r>
         <w:rPr>
           <w:sz w:val="28"/>
@@ -5015,6 +5422,7 @@
         </w:rPr>
         <w:t>ipa</w:t>
       </w:r>
+      <w:proofErr w:type="spellEnd"/>
       <w:r>
         <w:rPr>
           <w:sz w:val="28"/>
@@ -5044,6 +5452,7 @@
         </w:rPr>
         <w:t xml:space="preserve">и </w:t>
       </w:r>
+      <w:proofErr w:type="spellStart"/>
       <w:r>
         <w:rPr>
           <w:sz w:val="28"/>
@@ -5052,6 +5461,7 @@
         </w:rPr>
         <w:t>ipa</w:t>
       </w:r>
+      <w:proofErr w:type="spellEnd"/>
       <w:r>
         <w:rPr>
           <w:sz w:val="28"/>
@@ -5074,6 +5484,7 @@
         </w:rPr>
         <w:t>-</w:t>
       </w:r>
+      <w:proofErr w:type="spellStart"/>
       <w:r>
         <w:rPr>
           <w:sz w:val="28"/>
@@ -5082,6 +5493,7 @@
         </w:rPr>
         <w:t>dns</w:t>
       </w:r>
+      <w:proofErr w:type="spellEnd"/>
       <w:r>
         <w:rPr>
           <w:sz w:val="28"/>
@@ -5193,13 +5605,77 @@
           <w:lang w:val="en-US"/>
         </w:rPr>
       </w:pPr>
-      <w:r>
-        <w:rPr>
-          <w:sz w:val="28"/>
-          <w:szCs w:val="28"/>
-          <w:lang w:val="en-US"/>
-        </w:rPr>
-        <w:t>dnf install ipa-server ipa-server-dns -y</w:t>
+      <w:proofErr w:type="spellStart"/>
+      <w:r>
+        <w:rPr>
+          <w:sz w:val="28"/>
+          <w:szCs w:val="28"/>
+          <w:lang w:val="en-US"/>
+        </w:rPr>
+        <w:t>dnf</w:t>
+      </w:r>
+      <w:proofErr w:type="spellEnd"/>
+      <w:r>
+        <w:rPr>
+          <w:sz w:val="28"/>
+          <w:szCs w:val="28"/>
+          <w:lang w:val="en-US"/>
+        </w:rPr>
+        <w:t xml:space="preserve"> install </w:t>
+      </w:r>
+      <w:proofErr w:type="spellStart"/>
+      <w:r>
+        <w:rPr>
+          <w:sz w:val="28"/>
+          <w:szCs w:val="28"/>
+          <w:lang w:val="en-US"/>
+        </w:rPr>
+        <w:t>ipa</w:t>
+      </w:r>
+      <w:proofErr w:type="spellEnd"/>
+      <w:r>
+        <w:rPr>
+          <w:sz w:val="28"/>
+          <w:szCs w:val="28"/>
+          <w:lang w:val="en-US"/>
+        </w:rPr>
+        <w:t xml:space="preserve">-server </w:t>
+      </w:r>
+      <w:proofErr w:type="spellStart"/>
+      <w:r>
+        <w:rPr>
+          <w:sz w:val="28"/>
+          <w:szCs w:val="28"/>
+          <w:lang w:val="en-US"/>
+        </w:rPr>
+        <w:t>ipa</w:t>
+      </w:r>
+      <w:proofErr w:type="spellEnd"/>
+      <w:r>
+        <w:rPr>
+          <w:sz w:val="28"/>
+          <w:szCs w:val="28"/>
+          <w:lang w:val="en-US"/>
+        </w:rPr>
+        <w:t>-server-</w:t>
+      </w:r>
+      <w:proofErr w:type="spellStart"/>
+      <w:r>
+        <w:rPr>
+          <w:sz w:val="28"/>
+          <w:szCs w:val="28"/>
+          <w:lang w:val="en-US"/>
+        </w:rPr>
+        <w:t>dns</w:t>
+      </w:r>
+      <w:proofErr w:type="spellEnd"/>
+      <w:r>
+        <w:rPr>
+          <w:sz w:val="28"/>
+          <w:szCs w:val="28"/>
+          <w:lang w:val="en-US"/>
+        </w:rPr>
+        <w:t xml:space="preserve"> -y</w:t>
       </w:r>
     </w:p>
     <w:p>
@@ -5216,13 +5692,41 @@
           <w:lang w:val="en-US"/>
         </w:rPr>
       </w:pPr>
-      <w:r>
-        <w:rPr>
-          <w:sz w:val="28"/>
-          <w:szCs w:val="28"/>
-          <w:lang w:val="en-US"/>
-        </w:rPr>
-        <w:t>ipa-server-install --setup-dns --auto-reverse \</w:t>
+      <w:proofErr w:type="spellStart"/>
+      <w:r>
+        <w:rPr>
+          <w:sz w:val="28"/>
+          <w:szCs w:val="28"/>
+          <w:lang w:val="en-US"/>
+        </w:rPr>
+        <w:t>ipa</w:t>
+      </w:r>
+      <w:proofErr w:type="spellEnd"/>
+      <w:r>
+        <w:rPr>
+          <w:sz w:val="28"/>
+          <w:szCs w:val="28"/>
+          <w:lang w:val="en-US"/>
+        </w:rPr>
+        <w:t>-server-install --setup-</w:t>
+      </w:r>
+      <w:proofErr w:type="spellStart"/>
+      <w:r>
+        <w:rPr>
+          <w:sz w:val="28"/>
+          <w:szCs w:val="28"/>
+          <w:lang w:val="en-US"/>
+        </w:rPr>
+        <w:t>dns</w:t>
+      </w:r>
+      <w:proofErr w:type="spellEnd"/>
+      <w:r>
+        <w:rPr>
+          <w:sz w:val="28"/>
+          <w:szCs w:val="28"/>
+          <w:lang w:val="en-US"/>
+        </w:rPr>
+        <w:t xml:space="preserve"> --auto-reverse \</w:t>
       </w:r>
     </w:p>
     <w:p>
@@ -5245,7 +5749,27 @@
           <w:szCs w:val="28"/>
           <w:lang w:val="en-US"/>
         </w:rPr>
-        <w:t xml:space="preserve">  -r GUAP.LOCAL -n guap.local -p </w:t>
+        <w:t xml:space="preserve">  -r GUAP.LOCAL -n </w:t>
+      </w:r>
+      <w:proofErr w:type="spellStart"/>
+      <w:proofErr w:type="gramStart"/>
+      <w:r>
+        <w:rPr>
+          <w:sz w:val="28"/>
+          <w:szCs w:val="28"/>
+          <w:lang w:val="en-US"/>
+        </w:rPr>
+        <w:t>guap.local</w:t>
+      </w:r>
+      <w:proofErr w:type="spellEnd"/>
+      <w:proofErr w:type="gramEnd"/>
+      <w:r>
+        <w:rPr>
+          <w:sz w:val="28"/>
+          <w:szCs w:val="28"/>
+          <w:lang w:val="en-US"/>
+        </w:rPr>
+        <w:t xml:space="preserve"> -p </w:t>
       </w:r>
       <w:r>
         <w:rPr>
@@ -5300,7 +5824,43 @@
           <w:szCs w:val="28"/>
           <w:lang w:val="en-US"/>
         </w:rPr>
-        <w:t xml:space="preserve">  --hostname=bystrovmd.1431.guap.local --no-ntp </w:t>
+        <w:t xml:space="preserve">  --hostname=</w:t>
+      </w:r>
+      <w:proofErr w:type="gramStart"/>
+      <w:r>
+        <w:rPr>
+          <w:sz w:val="28"/>
+          <w:szCs w:val="28"/>
+          <w:lang w:val="en-US"/>
+        </w:rPr>
+        <w:t>bystrovmd.1431.guap</w:t>
+      </w:r>
+      <w:proofErr w:type="gramEnd"/>
+      <w:r>
+        <w:rPr>
+          <w:sz w:val="28"/>
+          <w:szCs w:val="28"/>
+          <w:lang w:val="en-US"/>
+        </w:rPr>
+        <w:t>.local --no-</w:t>
+      </w:r>
+      <w:proofErr w:type="spellStart"/>
+      <w:r>
+        <w:rPr>
+          <w:sz w:val="28"/>
+          <w:szCs w:val="28"/>
+          <w:lang w:val="en-US"/>
+        </w:rPr>
+        <w:t>ntp</w:t>
+      </w:r>
+      <w:proofErr w:type="spellEnd"/>
+      <w:r>
+        <w:rPr>
+          <w:sz w:val="28"/>
+          <w:szCs w:val="28"/>
+          <w:lang w:val="en-US"/>
+        </w:rPr>
+        <w:t xml:space="preserve"> </w:t>
       </w:r>
       <w:r>
         <w:rPr>
@@ -5326,12 +5886,14 @@
       <w:r>
         <w:t xml:space="preserve">После выполнения команды </w:t>
       </w:r>
+      <w:proofErr w:type="spellStart"/>
       <w:r>
         <w:rPr>
           <w:lang w:val="en-US"/>
         </w:rPr>
         <w:t>ipa</w:t>
       </w:r>
+      <w:proofErr w:type="spellEnd"/>
       <w:r>
         <w:t>-</w:t>
       </w:r>
@@ -5394,7 +5956,7 @@
       <w:pPr>
         <w:pStyle w:val="default1"/>
       </w:pPr>
-      <w:bookmarkStart w:id="4" w:name="_Hlk222688102"/>
+      <w:bookmarkStart w:id="5" w:name="_Hlk222688102"/>
       <w:r>
         <w:rPr>
           <w:noProof/>
@@ -5450,7 +6012,7 @@
           <w:i/>
           <w:iCs/>
         </w:rPr>
-        <w:t xml:space="preserve">Рисунок 3 </w:t>
+        <w:t>Рисунок 3</w:t>
       </w:r>
       <w:r>
         <w:rPr>
@@ -5458,7 +6020,7 @@
           <w:iCs/>
           <w:lang w:val="en-US"/>
         </w:rPr>
-        <w:t>FreeIPA</w:t>
+        <w:t>.</w:t>
       </w:r>
       <w:r>
         <w:rPr>
@@ -5471,11 +6033,26 @@
         <w:rPr>
           <w:i/>
           <w:iCs/>
+          <w:lang w:val="en-US"/>
+        </w:rPr>
+        <w:t>FreeIPA</w:t>
+      </w:r>
+      <w:r>
+        <w:rPr>
+          <w:i/>
+          <w:iCs/>
+        </w:rPr>
+        <w:t xml:space="preserve"> </w:t>
+      </w:r>
+      <w:r>
+        <w:rPr>
+          <w:i/>
+          <w:iCs/>
         </w:rPr>
         <w:t>после установки</w:t>
       </w:r>
     </w:p>
-    <w:bookmarkEnd w:id="4"/>
+    <w:bookmarkEnd w:id="5"/>
     <w:p>
       <w:pPr>
         <w:pStyle w:val="default1"/>
@@ -5567,7 +6144,22 @@
           <w:i/>
           <w:iCs/>
         </w:rPr>
-        <w:t xml:space="preserve">Рисунок 4 Создание пользователя </w:t>
+        <w:t>Рисунок 4</w:t>
+      </w:r>
+      <w:r>
+        <w:rPr>
+          <w:i/>
+          <w:iCs/>
+          <w:lang w:val="en-US"/>
+        </w:rPr>
+        <w:t>.</w:t>
+      </w:r>
+      <w:r>
+        <w:rPr>
+          <w:i/>
+          <w:iCs/>
+        </w:rPr>
+        <w:t xml:space="preserve"> Создание пользователя </w:t>
       </w:r>
       <w:r>
         <w:rPr>
@@ -5647,7 +6239,22 @@
           <w:i/>
           <w:iCs/>
         </w:rPr>
-        <w:t>Рисунок 5 Добавление новой группы пользователей</w:t>
+        <w:t>Рисунок 5</w:t>
+      </w:r>
+      <w:r>
+        <w:rPr>
+          <w:i/>
+          <w:iCs/>
+          <w:lang w:val="en-US"/>
+        </w:rPr>
+        <w:t>.</w:t>
+      </w:r>
+      <w:r>
+        <w:rPr>
+          <w:i/>
+          <w:iCs/>
+        </w:rPr>
+        <w:t xml:space="preserve"> Добавление новой группы пользователей</w:t>
       </w:r>
     </w:p>
     <w:p>
@@ -5662,12 +6269,14 @@
       <w:pPr>
         <w:pStyle w:val="default1"/>
       </w:pPr>
+      <w:proofErr w:type="spellStart"/>
       <w:r>
         <w:rPr>
           <w:lang w:val="en-US"/>
         </w:rPr>
         <w:t>ipa</w:t>
       </w:r>
+      <w:proofErr w:type="spellEnd"/>
       <w:r>
         <w:t>-</w:t>
       </w:r>
@@ -5689,12 +6298,14 @@
       <w:r>
         <w:t xml:space="preserve"> --</w:t>
       </w:r>
+      <w:proofErr w:type="spellStart"/>
       <w:r>
         <w:rPr>
           <w:lang w:val="en-US"/>
         </w:rPr>
         <w:t>mkhomedir</w:t>
       </w:r>
+      <w:proofErr w:type="spellEnd"/>
       <w:r>
         <w:t xml:space="preserve"> --</w:t>
       </w:r>
@@ -5707,12 +6318,14 @@
       <w:r>
         <w:t>-</w:t>
       </w:r>
+      <w:proofErr w:type="spellStart"/>
       <w:r>
         <w:rPr>
           <w:lang w:val="en-US"/>
         </w:rPr>
         <w:t>ntp</w:t>
       </w:r>
+      <w:proofErr w:type="spellEnd"/>
       <w:r>
         <w:t xml:space="preserve"> –</w:t>
       </w:r>
@@ -5731,12 +6344,14 @@
         <w:lastRenderedPageBreak/>
         <w:t xml:space="preserve">Команду можно вызвать после установки пакета </w:t>
       </w:r>
+      <w:proofErr w:type="spellStart"/>
       <w:r>
         <w:rPr>
           <w:lang w:val="en-US"/>
         </w:rPr>
         <w:t>ipa</w:t>
       </w:r>
+      <w:proofErr w:type="spellEnd"/>
       <w:r>
         <w:t>-</w:t>
       </w:r>
@@ -5830,7 +6445,22 @@
           <w:i/>
           <w:iCs/>
         </w:rPr>
-        <w:t>Рисунок 6 Доменная авторизация на ВМ2</w:t>
+        <w:t>Рисунок 6</w:t>
+      </w:r>
+      <w:r>
+        <w:rPr>
+          <w:i/>
+          <w:iCs/>
+          <w:lang w:val="en-US"/>
+        </w:rPr>
+        <w:t>.</w:t>
+      </w:r>
+      <w:r>
+        <w:rPr>
+          <w:i/>
+          <w:iCs/>
+        </w:rPr>
+        <w:t xml:space="preserve"> Доменная авторизация на ВМ2</w:t>
       </w:r>
     </w:p>
     <w:p>
@@ -5866,14 +6496,20 @@
     <w:p>
       <w:pPr>
         <w:pStyle w:val="1"/>
+        <w:numPr>
+          <w:ilvl w:val="0"/>
+          <w:numId w:val="38"/>
+        </w:numPr>
         <w:spacing w:line="360" w:lineRule="auto"/>
-        <w:ind w:firstLine="709"/>
-      </w:pPr>
-      <w:bookmarkStart w:id="5" w:name="_Toc222690153"/>
+      </w:pPr>
+      <w:r>
+        <w:t xml:space="preserve"> </w:t>
+      </w:r>
+      <w:bookmarkStart w:id="6" w:name="_Toc224847769"/>
       <w:r>
         <w:t>Развертывание и настройка прикладного сервиса</w:t>
       </w:r>
-      <w:bookmarkEnd w:id="5"/>
+      <w:bookmarkEnd w:id="6"/>
     </w:p>
     <w:p>
       <w:pPr>
@@ -5986,12 +6622,14 @@
       <w:r>
         <w:t>.</w:t>
       </w:r>
+      <w:proofErr w:type="spellStart"/>
       <w:r>
         <w:rPr>
           <w:lang w:val="en-US"/>
         </w:rPr>
         <w:t>yml</w:t>
       </w:r>
+      <w:proofErr w:type="spellEnd"/>
       <w:r>
         <w:t xml:space="preserve"> имеет следующий вид:</w:t>
       </w:r>
@@ -6046,6 +6684,7 @@
         </w:rPr>
         <w:t xml:space="preserve">  </w:t>
       </w:r>
+      <w:proofErr w:type="spellStart"/>
       <w:r>
         <w:rPr>
           <w:rFonts w:ascii="Lucida Console" w:hAnsi="Lucida Console"/>
@@ -6056,6 +6695,7 @@
         </w:rPr>
         <w:t>gitlab</w:t>
       </w:r>
+      <w:proofErr w:type="spellEnd"/>
       <w:r>
         <w:rPr>
           <w:rFonts w:ascii="Lucida Console" w:hAnsi="Lucida Console"/>
@@ -6116,7 +6756,63 @@
           <w:szCs w:val="22"/>
           <w:lang w:val="en-US"/>
         </w:rPr>
-        <w:t>'gitlab/gitlab-ce:latest'</w:t>
+        <w:t>'</w:t>
+      </w:r>
+      <w:proofErr w:type="spellStart"/>
+      <w:r>
+        <w:rPr>
+          <w:rFonts w:ascii="Lucida Console" w:hAnsi="Lucida Console"/>
+          <w:color w:val="880000"/>
+          <w:sz w:val="22"/>
+          <w:szCs w:val="22"/>
+          <w:lang w:val="en-US"/>
+        </w:rPr>
+        <w:t>gitlab</w:t>
+      </w:r>
+      <w:proofErr w:type="spellEnd"/>
+      <w:r>
+        <w:rPr>
+          <w:rFonts w:ascii="Lucida Console" w:hAnsi="Lucida Console"/>
+          <w:color w:val="880000"/>
+          <w:sz w:val="22"/>
+          <w:szCs w:val="22"/>
+          <w:lang w:val="en-US"/>
+        </w:rPr>
+        <w:t>/</w:t>
+      </w:r>
+      <w:proofErr w:type="spellStart"/>
+      <w:r>
+        <w:rPr>
+          <w:rFonts w:ascii="Lucida Console" w:hAnsi="Lucida Console"/>
+          <w:color w:val="880000"/>
+          <w:sz w:val="22"/>
+          <w:szCs w:val="22"/>
+          <w:lang w:val="en-US"/>
+        </w:rPr>
+        <w:t>gitlab-</w:t>
+      </w:r>
+      <w:proofErr w:type="gramStart"/>
+      <w:r>
+        <w:rPr>
+          <w:rFonts w:ascii="Lucida Console" w:hAnsi="Lucida Console"/>
+          <w:color w:val="880000"/>
+          <w:sz w:val="22"/>
+          <w:szCs w:val="22"/>
+          <w:lang w:val="en-US"/>
+        </w:rPr>
+        <w:t>ce:latest</w:t>
+      </w:r>
+      <w:proofErr w:type="spellEnd"/>
+      <w:proofErr w:type="gramEnd"/>
+      <w:r>
+        <w:rPr>
+          <w:rFonts w:ascii="Lucida Console" w:hAnsi="Lucida Console"/>
+          <w:color w:val="880000"/>
+          <w:sz w:val="22"/>
+          <w:szCs w:val="22"/>
+          <w:lang w:val="en-US"/>
+        </w:rPr>
+        <w:t>'</w:t>
       </w:r>
     </w:p>
     <w:p>
@@ -6224,7 +6920,29 @@
           <w:szCs w:val="22"/>
           <w:lang w:val="en-US"/>
         </w:rPr>
-        <w:t>'bystrovmd2.1431.guap.local'</w:t>
+        <w:t>'bystrovmd</w:t>
+      </w:r>
+      <w:proofErr w:type="gramStart"/>
+      <w:r>
+        <w:rPr>
+          <w:rFonts w:ascii="Lucida Console" w:hAnsi="Lucida Console"/>
+          <w:color w:val="880000"/>
+          <w:sz w:val="22"/>
+          <w:szCs w:val="22"/>
+          <w:lang w:val="en-US"/>
+        </w:rPr>
+        <w:t>2.1431.guap</w:t>
+      </w:r>
+      <w:proofErr w:type="gramEnd"/>
+      <w:r>
+        <w:rPr>
+          <w:rFonts w:ascii="Lucida Console" w:hAnsi="Lucida Console"/>
+          <w:color w:val="880000"/>
+          <w:sz w:val="22"/>
+          <w:szCs w:val="22"/>
+          <w:lang w:val="en-US"/>
+        </w:rPr>
+        <w:t>.local'</w:t>
       </w:r>
       <w:r>
         <w:rPr>
@@ -6342,11 +7060,10 @@
           <w:szCs w:val="22"/>
           <w:lang w:val="en-US"/>
         </w:rPr>
-        <w:t xml:space="preserve">        external_url 'http://bystrovmd2.1431.guap.local'</w:t>
-      </w:r>
-    </w:p>
-    <w:p>
-      <w:pPr>
+        <w:t xml:space="preserve">        </w:t>
+      </w:r>
+      <w:proofErr w:type="spellStart"/>
+      <w:r>
         <w:rPr>
           <w:rFonts w:ascii="Lucida Console" w:hAnsi="Lucida Console"/>
           <w:color w:val="880000"/>
@@ -6354,7 +7071,9 @@
           <w:szCs w:val="22"/>
           <w:lang w:val="en-US"/>
         </w:rPr>
-      </w:pPr>
+        <w:t>external_url</w:t>
+      </w:r>
+      <w:proofErr w:type="spellEnd"/>
       <w:r>
         <w:rPr>
           <w:rFonts w:ascii="Lucida Console" w:hAnsi="Lucida Console"/>
@@ -6363,7 +7082,7 @@
           <w:szCs w:val="22"/>
           <w:lang w:val="en-US"/>
         </w:rPr>
-        <w:t xml:space="preserve">        gitlab_rails['ldap_enabled'] = true</w:t>
+        <w:t xml:space="preserve"> 'http://bystrovmd2.1431.guap.local'</w:t>
       </w:r>
     </w:p>
     <w:p>
@@ -6384,11 +7103,10 @@
           <w:szCs w:val="22"/>
           <w:lang w:val="en-US"/>
         </w:rPr>
-        <w:t xml:space="preserve">        gitlab_rails['ldap_servers'] = {</w:t>
-      </w:r>
-    </w:p>
-    <w:p>
-      <w:pPr>
+        <w:t xml:space="preserve">        </w:t>
+      </w:r>
+      <w:proofErr w:type="spellStart"/>
+      <w:r>
         <w:rPr>
           <w:rFonts w:ascii="Lucida Console" w:hAnsi="Lucida Console"/>
           <w:color w:val="880000"/>
@@ -6396,7 +7114,9 @@
           <w:szCs w:val="22"/>
           <w:lang w:val="en-US"/>
         </w:rPr>
-      </w:pPr>
+        <w:t>gitlab_rails</w:t>
+      </w:r>
+      <w:proofErr w:type="spellEnd"/>
       <w:r>
         <w:rPr>
           <w:rFonts w:ascii="Lucida Console" w:hAnsi="Lucida Console"/>
@@ -6405,6 +7125,114 @@
           <w:szCs w:val="22"/>
           <w:lang w:val="en-US"/>
         </w:rPr>
+        <w:t>['</w:t>
+      </w:r>
+      <w:proofErr w:type="spellStart"/>
+      <w:r>
+        <w:rPr>
+          <w:rFonts w:ascii="Lucida Console" w:hAnsi="Lucida Console"/>
+          <w:color w:val="880000"/>
+          <w:sz w:val="22"/>
+          <w:szCs w:val="22"/>
+          <w:lang w:val="en-US"/>
+        </w:rPr>
+        <w:t>ldap_enabled</w:t>
+      </w:r>
+      <w:proofErr w:type="spellEnd"/>
+      <w:r>
+        <w:rPr>
+          <w:rFonts w:ascii="Lucida Console" w:hAnsi="Lucida Console"/>
+          <w:color w:val="880000"/>
+          <w:sz w:val="22"/>
+          <w:szCs w:val="22"/>
+          <w:lang w:val="en-US"/>
+        </w:rPr>
+        <w:t>'] = true</w:t>
+      </w:r>
+    </w:p>
+    <w:p>
+      <w:pPr>
+        <w:rPr>
+          <w:rFonts w:ascii="Lucida Console" w:hAnsi="Lucida Console"/>
+          <w:color w:val="880000"/>
+          <w:sz w:val="22"/>
+          <w:szCs w:val="22"/>
+          <w:lang w:val="en-US"/>
+        </w:rPr>
+      </w:pPr>
+      <w:r>
+        <w:rPr>
+          <w:rFonts w:ascii="Lucida Console" w:hAnsi="Lucida Console"/>
+          <w:color w:val="880000"/>
+          <w:sz w:val="22"/>
+          <w:szCs w:val="22"/>
+          <w:lang w:val="en-US"/>
+        </w:rPr>
+        <w:t xml:space="preserve">        </w:t>
+      </w:r>
+      <w:proofErr w:type="spellStart"/>
+      <w:r>
+        <w:rPr>
+          <w:rFonts w:ascii="Lucida Console" w:hAnsi="Lucida Console"/>
+          <w:color w:val="880000"/>
+          <w:sz w:val="22"/>
+          <w:szCs w:val="22"/>
+          <w:lang w:val="en-US"/>
+        </w:rPr>
+        <w:t>gitlab_rails</w:t>
+      </w:r>
+      <w:proofErr w:type="spellEnd"/>
+      <w:r>
+        <w:rPr>
+          <w:rFonts w:ascii="Lucida Console" w:hAnsi="Lucida Console"/>
+          <w:color w:val="880000"/>
+          <w:sz w:val="22"/>
+          <w:szCs w:val="22"/>
+          <w:lang w:val="en-US"/>
+        </w:rPr>
+        <w:t>['</w:t>
+      </w:r>
+      <w:proofErr w:type="spellStart"/>
+      <w:r>
+        <w:rPr>
+          <w:rFonts w:ascii="Lucida Console" w:hAnsi="Lucida Console"/>
+          <w:color w:val="880000"/>
+          <w:sz w:val="22"/>
+          <w:szCs w:val="22"/>
+          <w:lang w:val="en-US"/>
+        </w:rPr>
+        <w:t>ldap_servers</w:t>
+      </w:r>
+      <w:proofErr w:type="spellEnd"/>
+      <w:r>
+        <w:rPr>
+          <w:rFonts w:ascii="Lucida Console" w:hAnsi="Lucida Console"/>
+          <w:color w:val="880000"/>
+          <w:sz w:val="22"/>
+          <w:szCs w:val="22"/>
+          <w:lang w:val="en-US"/>
+        </w:rPr>
+        <w:t>'] = {</w:t>
+      </w:r>
+    </w:p>
+    <w:p>
+      <w:pPr>
+        <w:rPr>
+          <w:rFonts w:ascii="Lucida Console" w:hAnsi="Lucida Console"/>
+          <w:color w:val="880000"/>
+          <w:sz w:val="22"/>
+          <w:szCs w:val="22"/>
+          <w:lang w:val="en-US"/>
+        </w:rPr>
+      </w:pPr>
+      <w:r>
+        <w:rPr>
+          <w:rFonts w:ascii="Lucida Console" w:hAnsi="Lucida Console"/>
+          <w:color w:val="880000"/>
+          <w:sz w:val="22"/>
+          <w:szCs w:val="22"/>
+          <w:lang w:val="en-US"/>
+        </w:rPr>
         <w:t xml:space="preserve">          'main' =&gt; {</w:t>
       </w:r>
     </w:p>
@@ -6447,11 +7275,10 @@
           <w:szCs w:val="22"/>
           <w:lang w:val="en-US"/>
         </w:rPr>
-        <w:t xml:space="preserve">            'host' =&gt; 'bystrovmd.1431.guap.local',</w:t>
-      </w:r>
-    </w:p>
-    <w:p>
-      <w:pPr>
+        <w:t xml:space="preserve">            'host' =&gt; '</w:t>
+      </w:r>
+      <w:proofErr w:type="gramStart"/>
+      <w:r>
         <w:rPr>
           <w:rFonts w:ascii="Lucida Console" w:hAnsi="Lucida Console"/>
           <w:color w:val="880000"/>
@@ -6459,7 +7286,9 @@
           <w:szCs w:val="22"/>
           <w:lang w:val="en-US"/>
         </w:rPr>
-      </w:pPr>
+        <w:t>bystrovmd.1431.guap</w:t>
+      </w:r>
+      <w:proofErr w:type="gramEnd"/>
       <w:r>
         <w:rPr>
           <w:rFonts w:ascii="Lucida Console" w:hAnsi="Lucida Console"/>
@@ -6468,6 +7297,27 @@
           <w:szCs w:val="22"/>
           <w:lang w:val="en-US"/>
         </w:rPr>
+        <w:t>.local',</w:t>
+      </w:r>
+    </w:p>
+    <w:p>
+      <w:pPr>
+        <w:rPr>
+          <w:rFonts w:ascii="Lucida Console" w:hAnsi="Lucida Console"/>
+          <w:color w:val="880000"/>
+          <w:sz w:val="22"/>
+          <w:szCs w:val="22"/>
+          <w:lang w:val="en-US"/>
+        </w:rPr>
+      </w:pPr>
+      <w:r>
+        <w:rPr>
+          <w:rFonts w:ascii="Lucida Console" w:hAnsi="Lucida Console"/>
+          <w:color w:val="880000"/>
+          <w:sz w:val="22"/>
+          <w:szCs w:val="22"/>
+          <w:lang w:val="en-US"/>
+        </w:rPr>
         <w:t xml:space="preserve">            'port' =&gt; 389,</w:t>
       </w:r>
     </w:p>
@@ -6489,11 +7339,10 @@
           <w:szCs w:val="22"/>
           <w:lang w:val="en-US"/>
         </w:rPr>
-        <w:t xml:space="preserve">            'uid' =&gt; 'uid',</w:t>
-      </w:r>
-    </w:p>
-    <w:p>
-      <w:pPr>
+        <w:t xml:space="preserve">            '</w:t>
+      </w:r>
+      <w:proofErr w:type="spellStart"/>
+      <w:r>
         <w:rPr>
           <w:rFonts w:ascii="Lucida Console" w:hAnsi="Lucida Console"/>
           <w:color w:val="880000"/>
@@ -6501,7 +7350,9 @@
           <w:szCs w:val="22"/>
           <w:lang w:val="en-US"/>
         </w:rPr>
-      </w:pPr>
+        <w:t>uid</w:t>
+      </w:r>
+      <w:proofErr w:type="spellEnd"/>
       <w:r>
         <w:rPr>
           <w:rFonts w:ascii="Lucida Console" w:hAnsi="Lucida Console"/>
@@ -6510,6 +7361,49 @@
           <w:szCs w:val="22"/>
           <w:lang w:val="en-US"/>
         </w:rPr>
+        <w:t>' =&gt; '</w:t>
+      </w:r>
+      <w:proofErr w:type="spellStart"/>
+      <w:r>
+        <w:rPr>
+          <w:rFonts w:ascii="Lucida Console" w:hAnsi="Lucida Console"/>
+          <w:color w:val="880000"/>
+          <w:sz w:val="22"/>
+          <w:szCs w:val="22"/>
+          <w:lang w:val="en-US"/>
+        </w:rPr>
+        <w:t>uid</w:t>
+      </w:r>
+      <w:proofErr w:type="spellEnd"/>
+      <w:r>
+        <w:rPr>
+          <w:rFonts w:ascii="Lucida Console" w:hAnsi="Lucida Console"/>
+          <w:color w:val="880000"/>
+          <w:sz w:val="22"/>
+          <w:szCs w:val="22"/>
+          <w:lang w:val="en-US"/>
+        </w:rPr>
+        <w:t>',</w:t>
+      </w:r>
+    </w:p>
+    <w:p>
+      <w:pPr>
+        <w:rPr>
+          <w:rFonts w:ascii="Lucida Console" w:hAnsi="Lucida Console"/>
+          <w:color w:val="880000"/>
+          <w:sz w:val="22"/>
+          <w:szCs w:val="22"/>
+          <w:lang w:val="en-US"/>
+        </w:rPr>
+      </w:pPr>
+      <w:r>
+        <w:rPr>
+          <w:rFonts w:ascii="Lucida Console" w:hAnsi="Lucida Console"/>
+          <w:color w:val="880000"/>
+          <w:sz w:val="22"/>
+          <w:szCs w:val="22"/>
+          <w:lang w:val="en-US"/>
+        </w:rPr>
         <w:t xml:space="preserve">            'encryption' =&gt; 'plain', </w:t>
       </w:r>
     </w:p>
@@ -6531,11 +7425,10 @@
           <w:szCs w:val="22"/>
           <w:lang w:val="en-US"/>
         </w:rPr>
-        <w:t xml:space="preserve">            'base' =&gt; 'cn=accounts,dc=guap,dc=local',</w:t>
-      </w:r>
-    </w:p>
-    <w:p>
-      <w:pPr>
+        <w:t xml:space="preserve">            'base' =&gt; '</w:t>
+      </w:r>
+      <w:proofErr w:type="spellStart"/>
+      <w:r>
         <w:rPr>
           <w:rFonts w:ascii="Lucida Console" w:hAnsi="Lucida Console"/>
           <w:color w:val="880000"/>
@@ -6543,7 +7436,9 @@
           <w:szCs w:val="22"/>
           <w:lang w:val="en-US"/>
         </w:rPr>
-      </w:pPr>
+        <w:t>cn</w:t>
+      </w:r>
+      <w:proofErr w:type="spellEnd"/>
       <w:r>
         <w:rPr>
           <w:rFonts w:ascii="Lucida Console" w:hAnsi="Lucida Console"/>
@@ -6552,11 +7447,11 @@
           <w:szCs w:val="22"/>
           <w:lang w:val="en-US"/>
         </w:rPr>
-        <w:t xml:space="preserve">            'bind_dn' =&gt; 'uid=admin,cn=users,cn=accounts,dc=guap,dc=local',</w:t>
-      </w:r>
-    </w:p>
-    <w:p>
-      <w:pPr>
+        <w:t>=</w:t>
+      </w:r>
+      <w:proofErr w:type="spellStart"/>
+      <w:proofErr w:type="gramStart"/>
+      <w:r>
         <w:rPr>
           <w:rFonts w:ascii="Lucida Console" w:hAnsi="Lucida Console"/>
           <w:color w:val="880000"/>
@@ -6564,7 +7459,10 @@
           <w:szCs w:val="22"/>
           <w:lang w:val="en-US"/>
         </w:rPr>
-      </w:pPr>
+        <w:t>accounts,dc</w:t>
+      </w:r>
+      <w:proofErr w:type="spellEnd"/>
+      <w:proofErr w:type="gramEnd"/>
       <w:r>
         <w:rPr>
           <w:rFonts w:ascii="Lucida Console" w:hAnsi="Lucida Console"/>
@@ -6573,6 +7471,204 @@
           <w:szCs w:val="22"/>
           <w:lang w:val="en-US"/>
         </w:rPr>
+        <w:t>=</w:t>
+      </w:r>
+      <w:proofErr w:type="spellStart"/>
+      <w:r>
+        <w:rPr>
+          <w:rFonts w:ascii="Lucida Console" w:hAnsi="Lucida Console"/>
+          <w:color w:val="880000"/>
+          <w:sz w:val="22"/>
+          <w:szCs w:val="22"/>
+          <w:lang w:val="en-US"/>
+        </w:rPr>
+        <w:t>guap,dc</w:t>
+      </w:r>
+      <w:proofErr w:type="spellEnd"/>
+      <w:r>
+        <w:rPr>
+          <w:rFonts w:ascii="Lucida Console" w:hAnsi="Lucida Console"/>
+          <w:color w:val="880000"/>
+          <w:sz w:val="22"/>
+          <w:szCs w:val="22"/>
+          <w:lang w:val="en-US"/>
+        </w:rPr>
+        <w:t>=local',</w:t>
+      </w:r>
+    </w:p>
+    <w:p>
+      <w:pPr>
+        <w:rPr>
+          <w:rFonts w:ascii="Lucida Console" w:hAnsi="Lucida Console"/>
+          <w:color w:val="880000"/>
+          <w:sz w:val="22"/>
+          <w:szCs w:val="22"/>
+          <w:lang w:val="en-US"/>
+        </w:rPr>
+      </w:pPr>
+      <w:r>
+        <w:rPr>
+          <w:rFonts w:ascii="Lucida Console" w:hAnsi="Lucida Console"/>
+          <w:color w:val="880000"/>
+          <w:sz w:val="22"/>
+          <w:szCs w:val="22"/>
+          <w:lang w:val="en-US"/>
+        </w:rPr>
+        <w:t xml:space="preserve">            '</w:t>
+      </w:r>
+      <w:proofErr w:type="spellStart"/>
+      <w:r>
+        <w:rPr>
+          <w:rFonts w:ascii="Lucida Console" w:hAnsi="Lucida Console"/>
+          <w:color w:val="880000"/>
+          <w:sz w:val="22"/>
+          <w:szCs w:val="22"/>
+          <w:lang w:val="en-US"/>
+        </w:rPr>
+        <w:t>bind_dn</w:t>
+      </w:r>
+      <w:proofErr w:type="spellEnd"/>
+      <w:r>
+        <w:rPr>
+          <w:rFonts w:ascii="Lucida Console" w:hAnsi="Lucida Console"/>
+          <w:color w:val="880000"/>
+          <w:sz w:val="22"/>
+          <w:szCs w:val="22"/>
+          <w:lang w:val="en-US"/>
+        </w:rPr>
+        <w:t>' =&gt; '</w:t>
+      </w:r>
+      <w:proofErr w:type="spellStart"/>
+      <w:r>
+        <w:rPr>
+          <w:rFonts w:ascii="Lucida Console" w:hAnsi="Lucida Console"/>
+          <w:color w:val="880000"/>
+          <w:sz w:val="22"/>
+          <w:szCs w:val="22"/>
+          <w:lang w:val="en-US"/>
+        </w:rPr>
+        <w:t>uid</w:t>
+      </w:r>
+      <w:proofErr w:type="spellEnd"/>
+      <w:r>
+        <w:rPr>
+          <w:rFonts w:ascii="Lucida Console" w:hAnsi="Lucida Console"/>
+          <w:color w:val="880000"/>
+          <w:sz w:val="22"/>
+          <w:szCs w:val="22"/>
+          <w:lang w:val="en-US"/>
+        </w:rPr>
+        <w:t>=</w:t>
+      </w:r>
+      <w:proofErr w:type="spellStart"/>
+      <w:proofErr w:type="gramStart"/>
+      <w:r>
+        <w:rPr>
+          <w:rFonts w:ascii="Lucida Console" w:hAnsi="Lucida Console"/>
+          <w:color w:val="880000"/>
+          <w:sz w:val="22"/>
+          <w:szCs w:val="22"/>
+          <w:lang w:val="en-US"/>
+        </w:rPr>
+        <w:t>admin,cn</w:t>
+      </w:r>
+      <w:proofErr w:type="spellEnd"/>
+      <w:proofErr w:type="gramEnd"/>
+      <w:r>
+        <w:rPr>
+          <w:rFonts w:ascii="Lucida Console" w:hAnsi="Lucida Console"/>
+          <w:color w:val="880000"/>
+          <w:sz w:val="22"/>
+          <w:szCs w:val="22"/>
+          <w:lang w:val="en-US"/>
+        </w:rPr>
+        <w:t>=</w:t>
+      </w:r>
+      <w:proofErr w:type="spellStart"/>
+      <w:r>
+        <w:rPr>
+          <w:rFonts w:ascii="Lucida Console" w:hAnsi="Lucida Console"/>
+          <w:color w:val="880000"/>
+          <w:sz w:val="22"/>
+          <w:szCs w:val="22"/>
+          <w:lang w:val="en-US"/>
+        </w:rPr>
+        <w:t>users,cn</w:t>
+      </w:r>
+      <w:proofErr w:type="spellEnd"/>
+      <w:r>
+        <w:rPr>
+          <w:rFonts w:ascii="Lucida Console" w:hAnsi="Lucida Console"/>
+          <w:color w:val="880000"/>
+          <w:sz w:val="22"/>
+          <w:szCs w:val="22"/>
+          <w:lang w:val="en-US"/>
+        </w:rPr>
+        <w:t>=</w:t>
+      </w:r>
+      <w:proofErr w:type="spellStart"/>
+      <w:r>
+        <w:rPr>
+          <w:rFonts w:ascii="Lucida Console" w:hAnsi="Lucida Console"/>
+          <w:color w:val="880000"/>
+          <w:sz w:val="22"/>
+          <w:szCs w:val="22"/>
+          <w:lang w:val="en-US"/>
+        </w:rPr>
+        <w:t>accounts,dc</w:t>
+      </w:r>
+      <w:proofErr w:type="spellEnd"/>
+      <w:r>
+        <w:rPr>
+          <w:rFonts w:ascii="Lucida Console" w:hAnsi="Lucida Console"/>
+          <w:color w:val="880000"/>
+          <w:sz w:val="22"/>
+          <w:szCs w:val="22"/>
+          <w:lang w:val="en-US"/>
+        </w:rPr>
+        <w:t>=</w:t>
+      </w:r>
+      <w:proofErr w:type="spellStart"/>
+      <w:r>
+        <w:rPr>
+          <w:rFonts w:ascii="Lucida Console" w:hAnsi="Lucida Console"/>
+          <w:color w:val="880000"/>
+          <w:sz w:val="22"/>
+          <w:szCs w:val="22"/>
+          <w:lang w:val="en-US"/>
+        </w:rPr>
+        <w:t>guap,dc</w:t>
+      </w:r>
+      <w:proofErr w:type="spellEnd"/>
+      <w:r>
+        <w:rPr>
+          <w:rFonts w:ascii="Lucida Console" w:hAnsi="Lucida Console"/>
+          <w:color w:val="880000"/>
+          <w:sz w:val="22"/>
+          <w:szCs w:val="22"/>
+          <w:lang w:val="en-US"/>
+        </w:rPr>
+        <w:t>=local',</w:t>
+      </w:r>
+    </w:p>
+    <w:p>
+      <w:pPr>
+        <w:rPr>
+          <w:rFonts w:ascii="Lucida Console" w:hAnsi="Lucida Console"/>
+          <w:color w:val="880000"/>
+          <w:sz w:val="22"/>
+          <w:szCs w:val="22"/>
+          <w:lang w:val="en-US"/>
+        </w:rPr>
+      </w:pPr>
+      <w:r>
+        <w:rPr>
+          <w:rFonts w:ascii="Lucida Console" w:hAnsi="Lucida Console"/>
+          <w:color w:val="880000"/>
+          <w:sz w:val="22"/>
+          <w:szCs w:val="22"/>
+          <w:lang w:val="en-US"/>
+        </w:rPr>
         <w:t xml:space="preserve">            'password' =&gt; '</w:t>
       </w:r>
       <w:r>
@@ -6614,11 +7710,10 @@
           <w:szCs w:val="22"/>
           <w:lang w:val="en-US"/>
         </w:rPr>
-        <w:t xml:space="preserve">            'active_directory' =&gt; false,</w:t>
-      </w:r>
-    </w:p>
-    <w:p>
-      <w:pPr>
+        <w:t xml:space="preserve">            '</w:t>
+      </w:r>
+      <w:proofErr w:type="spellStart"/>
+      <w:r>
         <w:rPr>
           <w:rFonts w:ascii="Lucida Console" w:hAnsi="Lucida Console"/>
           <w:color w:val="880000"/>
@@ -6626,7 +7721,9 @@
           <w:szCs w:val="22"/>
           <w:lang w:val="en-US"/>
         </w:rPr>
-      </w:pPr>
+        <w:t>active_directory</w:t>
+      </w:r>
+      <w:proofErr w:type="spellEnd"/>
       <w:r>
         <w:rPr>
           <w:rFonts w:ascii="Lucida Console" w:hAnsi="Lucida Console"/>
@@ -6635,7 +7732,7 @@
           <w:szCs w:val="22"/>
           <w:lang w:val="en-US"/>
         </w:rPr>
-        <w:t xml:space="preserve">            'allow_username_or_email_login' =&gt; true,</w:t>
+        <w:t>' =&gt; false,</w:t>
       </w:r>
     </w:p>
     <w:p>
@@ -6656,11 +7753,10 @@
           <w:szCs w:val="22"/>
           <w:lang w:val="en-US"/>
         </w:rPr>
-        <w:t xml:space="preserve">            'block_auto_created_users' =&gt; false</w:t>
-      </w:r>
-    </w:p>
-    <w:p>
-      <w:pPr>
+        <w:t xml:space="preserve">            '</w:t>
+      </w:r>
+      <w:proofErr w:type="spellStart"/>
+      <w:r>
         <w:rPr>
           <w:rFonts w:ascii="Lucida Console" w:hAnsi="Lucida Console"/>
           <w:color w:val="880000"/>
@@ -6668,7 +7764,9 @@
           <w:szCs w:val="22"/>
           <w:lang w:val="en-US"/>
         </w:rPr>
-      </w:pPr>
+        <w:t>allow_username_or_email_login</w:t>
+      </w:r>
+      <w:proofErr w:type="spellEnd"/>
       <w:r>
         <w:rPr>
           <w:rFonts w:ascii="Lucida Console" w:hAnsi="Lucida Console"/>
@@ -6677,6 +7775,70 @@
           <w:szCs w:val="22"/>
           <w:lang w:val="en-US"/>
         </w:rPr>
+        <w:t>' =&gt; true,</w:t>
+      </w:r>
+    </w:p>
+    <w:p>
+      <w:pPr>
+        <w:rPr>
+          <w:rFonts w:ascii="Lucida Console" w:hAnsi="Lucida Console"/>
+          <w:color w:val="880000"/>
+          <w:sz w:val="22"/>
+          <w:szCs w:val="22"/>
+          <w:lang w:val="en-US"/>
+        </w:rPr>
+      </w:pPr>
+      <w:r>
+        <w:rPr>
+          <w:rFonts w:ascii="Lucida Console" w:hAnsi="Lucida Console"/>
+          <w:color w:val="880000"/>
+          <w:sz w:val="22"/>
+          <w:szCs w:val="22"/>
+          <w:lang w:val="en-US"/>
+        </w:rPr>
+        <w:t xml:space="preserve">            '</w:t>
+      </w:r>
+      <w:proofErr w:type="spellStart"/>
+      <w:r>
+        <w:rPr>
+          <w:rFonts w:ascii="Lucida Console" w:hAnsi="Lucida Console"/>
+          <w:color w:val="880000"/>
+          <w:sz w:val="22"/>
+          <w:szCs w:val="22"/>
+          <w:lang w:val="en-US"/>
+        </w:rPr>
+        <w:t>block_auto_created_users</w:t>
+      </w:r>
+      <w:proofErr w:type="spellEnd"/>
+      <w:r>
+        <w:rPr>
+          <w:rFonts w:ascii="Lucida Console" w:hAnsi="Lucida Console"/>
+          <w:color w:val="880000"/>
+          <w:sz w:val="22"/>
+          <w:szCs w:val="22"/>
+          <w:lang w:val="en-US"/>
+        </w:rPr>
+        <w:t>' =&gt; false</w:t>
+      </w:r>
+    </w:p>
+    <w:p>
+      <w:pPr>
+        <w:rPr>
+          <w:rFonts w:ascii="Lucida Console" w:hAnsi="Lucida Console"/>
+          <w:color w:val="880000"/>
+          <w:sz w:val="22"/>
+          <w:szCs w:val="22"/>
+          <w:lang w:val="en-US"/>
+        </w:rPr>
+      </w:pPr>
+      <w:r>
+        <w:rPr>
+          <w:rFonts w:ascii="Lucida Console" w:hAnsi="Lucida Console"/>
+          <w:color w:val="880000"/>
+          <w:sz w:val="22"/>
+          <w:szCs w:val="22"/>
+          <w:lang w:val="en-US"/>
+        </w:rPr>
         <w:t xml:space="preserve">          }</w:t>
       </w:r>
     </w:p>
@@ -6984,6 +8146,7 @@
         </w:rPr>
         <w:t xml:space="preserve"> </w:t>
       </w:r>
+      <w:proofErr w:type="gramStart"/>
       <w:r>
         <w:rPr>
           <w:rFonts w:ascii="Lucida Console" w:hAnsi="Lucida Console"/>
@@ -6992,7 +8155,62 @@
           <w:szCs w:val="22"/>
           <w:lang w:val="en-US"/>
         </w:rPr>
-        <w:t>'./config:/etc/gitlab'</w:t>
+        <w:t>'./</w:t>
+      </w:r>
+      <w:proofErr w:type="gramEnd"/>
+      <w:r>
+        <w:rPr>
+          <w:rFonts w:ascii="Lucida Console" w:hAnsi="Lucida Console"/>
+          <w:color w:val="880000"/>
+          <w:sz w:val="22"/>
+          <w:szCs w:val="22"/>
+          <w:lang w:val="en-US"/>
+        </w:rPr>
+        <w:t>config:/</w:t>
+      </w:r>
+      <w:proofErr w:type="spellStart"/>
+      <w:r>
+        <w:rPr>
+          <w:rFonts w:ascii="Lucida Console" w:hAnsi="Lucida Console"/>
+          <w:color w:val="880000"/>
+          <w:sz w:val="22"/>
+          <w:szCs w:val="22"/>
+          <w:lang w:val="en-US"/>
+        </w:rPr>
+        <w:t>etc</w:t>
+      </w:r>
+      <w:proofErr w:type="spellEnd"/>
+      <w:r>
+        <w:rPr>
+          <w:rFonts w:ascii="Lucida Console" w:hAnsi="Lucida Console"/>
+          <w:color w:val="880000"/>
+          <w:sz w:val="22"/>
+          <w:szCs w:val="22"/>
+          <w:lang w:val="en-US"/>
+        </w:rPr>
+        <w:t>/</w:t>
+      </w:r>
+      <w:proofErr w:type="spellStart"/>
+      <w:r>
+        <w:rPr>
+          <w:rFonts w:ascii="Lucida Console" w:hAnsi="Lucida Console"/>
+          <w:color w:val="880000"/>
+          <w:sz w:val="22"/>
+          <w:szCs w:val="22"/>
+          <w:lang w:val="en-US"/>
+        </w:rPr>
+        <w:t>gitlab</w:t>
+      </w:r>
+      <w:proofErr w:type="spellEnd"/>
+      <w:r>
+        <w:rPr>
+          <w:rFonts w:ascii="Lucida Console" w:hAnsi="Lucida Console"/>
+          <w:color w:val="880000"/>
+          <w:sz w:val="22"/>
+          <w:szCs w:val="22"/>
+          <w:lang w:val="en-US"/>
+        </w:rPr>
+        <w:t>'</w:t>
       </w:r>
     </w:p>
     <w:p>
@@ -7038,6 +8256,7 @@
         </w:rPr>
         <w:t xml:space="preserve"> </w:t>
       </w:r>
+      <w:proofErr w:type="gramStart"/>
       <w:r>
         <w:rPr>
           <w:rFonts w:ascii="Lucida Console" w:hAnsi="Lucida Console"/>
@@ -7046,7 +8265,40 @@
           <w:szCs w:val="22"/>
           <w:lang w:val="en-US"/>
         </w:rPr>
-        <w:t>'./logs:/var/log/gitlab'</w:t>
+        <w:t>'./</w:t>
+      </w:r>
+      <w:proofErr w:type="gramEnd"/>
+      <w:r>
+        <w:rPr>
+          <w:rFonts w:ascii="Lucida Console" w:hAnsi="Lucida Console"/>
+          <w:color w:val="880000"/>
+          <w:sz w:val="22"/>
+          <w:szCs w:val="22"/>
+          <w:lang w:val="en-US"/>
+        </w:rPr>
+        <w:t>logs:/var/log/</w:t>
+      </w:r>
+      <w:proofErr w:type="spellStart"/>
+      <w:r>
+        <w:rPr>
+          <w:rFonts w:ascii="Lucida Console" w:hAnsi="Lucida Console"/>
+          <w:color w:val="880000"/>
+          <w:sz w:val="22"/>
+          <w:szCs w:val="22"/>
+          <w:lang w:val="en-US"/>
+        </w:rPr>
+        <w:t>gitlab</w:t>
+      </w:r>
+      <w:proofErr w:type="spellEnd"/>
+      <w:r>
+        <w:rPr>
+          <w:rFonts w:ascii="Lucida Console" w:hAnsi="Lucida Console"/>
+          <w:color w:val="880000"/>
+          <w:sz w:val="22"/>
+          <w:szCs w:val="22"/>
+          <w:lang w:val="en-US"/>
+        </w:rPr>
+        <w:t>'</w:t>
       </w:r>
     </w:p>
     <w:p>
@@ -7084,6 +8336,7 @@
         </w:rPr>
         <w:t xml:space="preserve"> </w:t>
       </w:r>
+      <w:proofErr w:type="gramStart"/>
       <w:r>
         <w:rPr>
           <w:rFonts w:ascii="Lucida Console" w:hAnsi="Lucida Console"/>
@@ -7093,6 +8346,7 @@
         </w:rPr>
         <w:t>'./</w:t>
       </w:r>
+      <w:proofErr w:type="gramEnd"/>
       <w:r>
         <w:rPr>
           <w:rFonts w:ascii="Lucida Console" w:hAnsi="Lucida Console"/>
@@ -7150,6 +8404,7 @@
         </w:rPr>
         <w:t>/</w:t>
       </w:r>
+      <w:proofErr w:type="spellStart"/>
       <w:r>
         <w:rPr>
           <w:rFonts w:ascii="Lucida Console" w:hAnsi="Lucida Console"/>
@@ -7160,6 +8415,7 @@
         </w:rPr>
         <w:t>gitlab</w:t>
       </w:r>
+      <w:proofErr w:type="spellEnd"/>
       <w:r>
         <w:rPr>
           <w:rFonts w:ascii="Lucida Console" w:hAnsi="Lucida Console"/>
@@ -7207,8 +8463,29 @@
       <w:r>
         <w:t xml:space="preserve">нения развертывания необходимо установить пакеты </w:t>
       </w:r>
-      <w:r>
-        <w:t xml:space="preserve">docker-ce, docker-ce-cli, containerd.io, docker-compose-plugin, </w:t>
+      <w:proofErr w:type="spellStart"/>
+      <w:r>
+        <w:t>docker-ce</w:t>
+      </w:r>
+      <w:proofErr w:type="spellEnd"/>
+      <w:r>
+        <w:t xml:space="preserve">, </w:t>
+      </w:r>
+      <w:proofErr w:type="spellStart"/>
+      <w:r>
+        <w:t>docker-ce-cli</w:t>
+      </w:r>
+      <w:proofErr w:type="spellEnd"/>
+      <w:r>
+        <w:t xml:space="preserve">, containerd.io, </w:t>
+      </w:r>
+      <w:proofErr w:type="spellStart"/>
+      <w:r>
+        <w:t>docker-compose-plugin</w:t>
+      </w:r>
+      <w:proofErr w:type="spellEnd"/>
+      <w:r>
+        <w:t xml:space="preserve">, </w:t>
       </w:r>
       <w:r>
         <w:t>а затем выполнить команду:</w:t>
@@ -7298,12 +8575,14 @@
       <w:r>
         <w:t>.</w:t>
       </w:r>
+      <w:proofErr w:type="spellStart"/>
       <w:r>
         <w:rPr>
           <w:lang w:val="en-US"/>
         </w:rPr>
         <w:t>yml</w:t>
       </w:r>
+      <w:proofErr w:type="spellEnd"/>
       <w:r>
         <w:t xml:space="preserve">. </w:t>
       </w:r>
@@ -7398,7 +8677,7 @@
           <w:i/>
           <w:iCs/>
         </w:rPr>
-        <w:t xml:space="preserve">Рисунок 7 Веб-интерфейс </w:t>
+        <w:t>Рисунок 7</w:t>
       </w:r>
       <w:r>
         <w:rPr>
@@ -7406,6 +8685,21 @@
           <w:iCs/>
           <w:lang w:val="en-US"/>
         </w:rPr>
+        <w:t>.</w:t>
+      </w:r>
+      <w:r>
+        <w:rPr>
+          <w:i/>
+          <w:iCs/>
+        </w:rPr>
+        <w:t xml:space="preserve"> Веб-интерфейс </w:t>
+      </w:r>
+      <w:r>
+        <w:rPr>
+          <w:i/>
+          <w:iCs/>
+          <w:lang w:val="en-US"/>
+        </w:rPr>
         <w:t>GitLab</w:t>
       </w:r>
     </w:p>
@@ -7431,15 +8725,18 @@
     <w:p>
       <w:pPr>
         <w:pStyle w:val="1"/>
+        <w:numPr>
+          <w:ilvl w:val="0"/>
+          <w:numId w:val="38"/>
+        </w:numPr>
         <w:spacing w:line="360" w:lineRule="auto"/>
-        <w:ind w:firstLine="709"/>
-      </w:pPr>
-      <w:bookmarkStart w:id="6" w:name="_Toc222690154"/>
+      </w:pPr>
+      <w:bookmarkStart w:id="7" w:name="_Toc224847770"/>
       <w:r>
         <w:lastRenderedPageBreak/>
         <w:t>Проверка работоспособности системы</w:t>
       </w:r>
-      <w:bookmarkEnd w:id="6"/>
+      <w:bookmarkEnd w:id="7"/>
     </w:p>
     <w:p>
       <w:pPr>
@@ -7469,7 +8766,15 @@
         </w:numPr>
       </w:pPr>
       <w:r>
-        <w:t xml:space="preserve">Должна быть развернута служба каталога FreeIPA. </w:t>
+        <w:t xml:space="preserve">Должна быть развернута служба каталога </w:t>
+      </w:r>
+      <w:proofErr w:type="spellStart"/>
+      <w:r>
+        <w:t>FreeIPA</w:t>
+      </w:r>
+      <w:proofErr w:type="spellEnd"/>
+      <w:r>
+        <w:t xml:space="preserve">. </w:t>
       </w:r>
     </w:p>
     <w:p>
@@ -7477,7 +8782,20 @@
         <w:pStyle w:val="default1"/>
       </w:pPr>
       <w:r>
-        <w:t xml:space="preserve">2) Доменное имя должно соответствовать формату: ..guap.local </w:t>
+        <w:t xml:space="preserve">2) Доменное имя должно соответствовать </w:t>
+      </w:r>
+      <w:proofErr w:type="gramStart"/>
+      <w:r>
+        <w:t>формату: ..</w:t>
+      </w:r>
+      <w:proofErr w:type="spellStart"/>
+      <w:proofErr w:type="gramEnd"/>
+      <w:r>
+        <w:t>guap.local</w:t>
+      </w:r>
+      <w:proofErr w:type="spellEnd"/>
+      <w:r>
+        <w:t xml:space="preserve"> </w:t>
       </w:r>
     </w:p>
     <w:p>
@@ -7585,7 +8903,22 @@
           <w:i/>
           <w:iCs/>
         </w:rPr>
-        <w:t xml:space="preserve">Рисунок 8 Пользователи группы </w:t>
+        <w:t>Рисунок 8</w:t>
+      </w:r>
+      <w:r>
+        <w:rPr>
+          <w:i/>
+          <w:iCs/>
+          <w:lang w:val="en-US"/>
+        </w:rPr>
+        <w:t>.</w:t>
+      </w:r>
+      <w:r>
+        <w:rPr>
+          <w:i/>
+          <w:iCs/>
+        </w:rPr>
+        <w:t xml:space="preserve"> Пользователи группы </w:t>
       </w:r>
       <w:r>
         <w:rPr>
@@ -7700,6 +9033,14 @@
         <w:rPr>
           <w:i/>
           <w:iCs/>
+          <w:lang w:val="en-US"/>
+        </w:rPr>
+        <w:t>.</w:t>
+      </w:r>
+      <w:r>
+        <w:rPr>
+          <w:i/>
+          <w:iCs/>
         </w:rPr>
         <w:t xml:space="preserve"> Доменная авторизация на ВМ2</w:t>
       </w:r>
@@ -7714,7 +9055,31 @@
         <w:pStyle w:val="default1"/>
       </w:pPr>
       <w:r>
-        <w:t xml:space="preserve">5) Допускается использование Docker / Docker Compose. </w:t>
+        <w:t xml:space="preserve">5) Допускается использование </w:t>
+      </w:r>
+      <w:proofErr w:type="spellStart"/>
+      <w:r>
+        <w:t>Docker</w:t>
+      </w:r>
+      <w:proofErr w:type="spellEnd"/>
+      <w:r>
+        <w:t xml:space="preserve"> / </w:t>
+      </w:r>
+      <w:proofErr w:type="spellStart"/>
+      <w:r>
+        <w:t>Docker</w:t>
+      </w:r>
+      <w:proofErr w:type="spellEnd"/>
+      <w:r>
+        <w:t xml:space="preserve"> </w:t>
+      </w:r>
+      <w:proofErr w:type="spellStart"/>
+      <w:r>
+        <w:t>Compose</w:t>
+      </w:r>
+      <w:proofErr w:type="spellEnd"/>
+      <w:r>
+        <w:t xml:space="preserve">. </w:t>
       </w:r>
     </w:p>
     <w:p>
@@ -7900,7 +9265,22 @@
           <w:i/>
           <w:iCs/>
         </w:rPr>
-        <w:t>Рисунок 10 Динамически полученные настройки</w:t>
+        <w:t>Рисунок 10</w:t>
+      </w:r>
+      <w:r>
+        <w:rPr>
+          <w:i/>
+          <w:iCs/>
+          <w:lang w:val="en-US"/>
+        </w:rPr>
+        <w:t>.</w:t>
+      </w:r>
+      <w:r>
+        <w:rPr>
+          <w:i/>
+          <w:iCs/>
+        </w:rPr>
+        <w:t xml:space="preserve"> Динамически полученные настройки</w:t>
       </w:r>
     </w:p>
     <w:p>
@@ -8017,7 +9397,22 @@
           <w:i/>
           <w:iCs/>
         </w:rPr>
-        <w:t>Рисунок 11 Трассировка хоста</w:t>
+        <w:t>Рисунок 11</w:t>
+      </w:r>
+      <w:r>
+        <w:rPr>
+          <w:i/>
+          <w:iCs/>
+          <w:lang w:val="en-US"/>
+        </w:rPr>
+        <w:t>.</w:t>
+      </w:r>
+      <w:r>
+        <w:rPr>
+          <w:i/>
+          <w:iCs/>
+        </w:rPr>
+        <w:t xml:space="preserve"> Трассировка хоста</w:t>
       </w:r>
     </w:p>
     <w:p>
@@ -8121,7 +9516,7 @@
           <w:i/>
           <w:iCs/>
         </w:rPr>
-        <w:t xml:space="preserve">Рисунок 12 </w:t>
+        <w:t>Рисунок 12</w:t>
       </w:r>
       <w:r>
         <w:rPr>
@@ -8129,7 +9524,7 @@
           <w:iCs/>
           <w:lang w:val="en-US"/>
         </w:rPr>
-        <w:t>HTTP</w:t>
+        <w:t>.</w:t>
       </w:r>
       <w:r>
         <w:rPr>
@@ -8142,6 +9537,21 @@
         <w:rPr>
           <w:i/>
           <w:iCs/>
+          <w:lang w:val="en-US"/>
+        </w:rPr>
+        <w:t>HTTP</w:t>
+      </w:r>
+      <w:r>
+        <w:rPr>
+          <w:i/>
+          <w:iCs/>
+        </w:rPr>
+        <w:t xml:space="preserve"> </w:t>
+      </w:r>
+      <w:r>
+        <w:rPr>
+          <w:i/>
+          <w:iCs/>
         </w:rPr>
         <w:t>запрос</w:t>
       </w:r>
@@ -8169,7 +9579,15 @@
         <w:pStyle w:val="default1"/>
       </w:pPr>
       <w:r>
-        <w:t xml:space="preserve">1) Клиентская виртуальная машина должна быть введена в домен FreeIPA. </w:t>
+        <w:t xml:space="preserve">1) Клиентская виртуальная машина должна быть введена в домен </w:t>
+      </w:r>
+      <w:proofErr w:type="spellStart"/>
+      <w:r>
+        <w:t>FreeIPA</w:t>
+      </w:r>
+      <w:proofErr w:type="spellEnd"/>
+      <w:r>
+        <w:t xml:space="preserve">. </w:t>
       </w:r>
     </w:p>
     <w:p>
@@ -8192,7 +9610,15 @@
         </w:numPr>
       </w:pPr>
       <w:r>
-        <w:t xml:space="preserve">На сервере приложений должен быть развернут сетевой сервис (web-приложение). </w:t>
+        <w:t>На сервере приложений должен быть развернут сетевой сервис (</w:t>
+      </w:r>
+      <w:proofErr w:type="spellStart"/>
+      <w:r>
+        <w:t>web</w:t>
+      </w:r>
+      <w:proofErr w:type="spellEnd"/>
+      <w:r>
+        <w:t xml:space="preserve">-приложение). </w:t>
       </w:r>
     </w:p>
     <w:p>
@@ -8336,7 +9762,26 @@
           <w:sz w:val="28"/>
           <w:szCs w:val="28"/>
         </w:rPr>
-        <w:t xml:space="preserve">Рисунок 13 Учетная запись связана с </w:t>
+        <w:t>Рисунок 13</w:t>
+      </w:r>
+      <w:r>
+        <w:rPr>
+          <w:i/>
+          <w:iCs/>
+          <w:sz w:val="28"/>
+          <w:szCs w:val="28"/>
+          <w:lang w:val="en-US"/>
+        </w:rPr>
+        <w:t>.</w:t>
+      </w:r>
+      <w:r>
+        <w:rPr>
+          <w:i/>
+          <w:iCs/>
+          <w:sz w:val="28"/>
+          <w:szCs w:val="28"/>
+        </w:rPr>
+        <w:t xml:space="preserve"> Учетная запись связана с </w:t>
       </w:r>
       <w:r>
         <w:rPr>
@@ -8408,7 +9853,22 @@
           <w:i/>
           <w:iCs/>
         </w:rPr>
-        <w:t>Рисунок 14 Неудачная попытка входа не-доменного пользователя</w:t>
+        <w:t>Рисунок 14</w:t>
+      </w:r>
+      <w:r>
+        <w:rPr>
+          <w:i/>
+          <w:iCs/>
+          <w:lang w:val="en-US"/>
+        </w:rPr>
+        <w:t>.</w:t>
+      </w:r>
+      <w:r>
+        <w:rPr>
+          <w:i/>
+          <w:iCs/>
+        </w:rPr>
+        <w:t xml:space="preserve"> Неудачная попытка входа не-доменного пользователя</w:t>
       </w:r>
     </w:p>
     <w:p>
@@ -8430,12 +9890,12 @@
         <w:pStyle w:val="1"/>
         <w:spacing w:line="360" w:lineRule="auto"/>
       </w:pPr>
-      <w:bookmarkStart w:id="7" w:name="_Toc222690155"/>
+      <w:bookmarkStart w:id="8" w:name="_Toc224847771"/>
       <w:r>
         <w:lastRenderedPageBreak/>
         <w:t>ЗАКЛЮЧЕНИЕ</w:t>
       </w:r>
-      <w:bookmarkEnd w:id="7"/>
+      <w:bookmarkEnd w:id="8"/>
     </w:p>
     <w:p>
       <w:pPr>
@@ -8798,12 +10258,12 @@
         <w:pStyle w:val="1"/>
         <w:spacing w:line="360" w:lineRule="auto"/>
       </w:pPr>
-      <w:bookmarkStart w:id="8" w:name="_Toc222690156"/>
+      <w:bookmarkStart w:id="9" w:name="_Toc224847772"/>
       <w:r>
         <w:lastRenderedPageBreak/>
         <w:t>СПИСОК ИСПОЛЬЗОВАННЫХ ИСТОЧНИКОВ</w:t>
       </w:r>
-      <w:bookmarkEnd w:id="8"/>
+      <w:bookmarkEnd w:id="9"/>
     </w:p>
     <w:p>
       <w:pPr>
@@ -8900,7 +10360,55 @@
           <w:sz w:val="28"/>
           <w:szCs w:val="28"/>
         </w:rPr>
-        <w:t>Компьютерные сети : учебник и практикум для среднего профессионального образования / под научной редакцией А. М. Нечаева, А. Е. Трубина, А. Ю. Анисимова. — Москва : Издательство Юрайт, 2026. — 515 с.</w:t>
+        <w:t xml:space="preserve">Компьютерные </w:t>
+      </w:r>
+      <w:proofErr w:type="gramStart"/>
+      <w:r>
+        <w:rPr>
+          <w:sz w:val="28"/>
+          <w:szCs w:val="28"/>
+        </w:rPr>
+        <w:t>сети :</w:t>
+      </w:r>
+      <w:proofErr w:type="gramEnd"/>
+      <w:r>
+        <w:rPr>
+          <w:sz w:val="28"/>
+          <w:szCs w:val="28"/>
+        </w:rPr>
+        <w:t xml:space="preserve"> учебник и практикум для среднего профессионального образования / под научной редакцией А. М. Нечаева, А. Е. Трубина, А. Ю. Анисимова. — </w:t>
+      </w:r>
+      <w:proofErr w:type="gramStart"/>
+      <w:r>
+        <w:rPr>
+          <w:sz w:val="28"/>
+          <w:szCs w:val="28"/>
+        </w:rPr>
+        <w:t>Москва :</w:t>
+      </w:r>
+      <w:proofErr w:type="gramEnd"/>
+      <w:r>
+        <w:rPr>
+          <w:sz w:val="28"/>
+          <w:szCs w:val="28"/>
+        </w:rPr>
+        <w:t xml:space="preserve"> Издательство </w:t>
+      </w:r>
+      <w:proofErr w:type="spellStart"/>
+      <w:r>
+        <w:rPr>
+          <w:sz w:val="28"/>
+          <w:szCs w:val="28"/>
+        </w:rPr>
+        <w:t>Юрайт</w:t>
+      </w:r>
+      <w:proofErr w:type="spellEnd"/>
+      <w:r>
+        <w:rPr>
+          <w:sz w:val="28"/>
+          <w:szCs w:val="28"/>
+        </w:rPr>
+        <w:t>, 2026. — 515 с.</w:t>
       </w:r>
     </w:p>
     <w:p>
@@ -8942,7 +10450,39 @@
           <w:sz w:val="28"/>
           <w:szCs w:val="28"/>
         </w:rPr>
-        <w:t>Таненбаум Э. Компьютерные сети. 5-е изд. / Э. Таненбаум, Д. Уэзеролл. - Санкт-Петербург : Питер, 2014. - 960 с.</w:t>
+        <w:t xml:space="preserve">Таненбаум Э. Компьютерные сети. 5-е изд. / Э. Таненбаум, Д. </w:t>
+      </w:r>
+      <w:proofErr w:type="spellStart"/>
+      <w:r>
+        <w:rPr>
+          <w:sz w:val="28"/>
+          <w:szCs w:val="28"/>
+        </w:rPr>
+        <w:t>Уэзеролл</w:t>
+      </w:r>
+      <w:proofErr w:type="spellEnd"/>
+      <w:r>
+        <w:rPr>
+          <w:sz w:val="28"/>
+          <w:szCs w:val="28"/>
+        </w:rPr>
+        <w:t>. - Санкт-</w:t>
+      </w:r>
+      <w:proofErr w:type="gramStart"/>
+      <w:r>
+        <w:rPr>
+          <w:sz w:val="28"/>
+          <w:szCs w:val="28"/>
+        </w:rPr>
+        <w:t>Петербург :</w:t>
+      </w:r>
+      <w:proofErr w:type="gramEnd"/>
+      <w:r>
+        <w:rPr>
+          <w:sz w:val="28"/>
+          <w:szCs w:val="28"/>
+        </w:rPr>
+        <w:t xml:space="preserve"> Питер, 2014. - 960 с.</w:t>
       </w:r>
     </w:p>
     <w:p>
@@ -8963,26 +10503,42 @@
           <w:sz w:val="28"/>
           <w:szCs w:val="28"/>
         </w:rPr>
-        <w:t>4</w:t>
-      </w:r>
-      <w:bookmarkStart w:id="9" w:name="_GoBack"/>
-      <w:bookmarkEnd w:id="9"/>
-      <w:r>
-        <w:rPr>
-          <w:sz w:val="28"/>
-          <w:szCs w:val="28"/>
-        </w:rPr>
-        <w:t>.</w:t>
+        <w:t>4.</w:t>
       </w:r>
       <w:r>
         <w:t xml:space="preserve"> </w:t>
       </w:r>
-      <w:r>
-        <w:rPr>
-          <w:sz w:val="28"/>
-          <w:szCs w:val="28"/>
-        </w:rPr>
-        <w:t>Олифер Виктор, Олифер Наталья</w:t>
+      <w:proofErr w:type="spellStart"/>
+      <w:r>
+        <w:rPr>
+          <w:sz w:val="28"/>
+          <w:szCs w:val="28"/>
+        </w:rPr>
+        <w:t>Олифер</w:t>
+      </w:r>
+      <w:proofErr w:type="spellEnd"/>
+      <w:r>
+        <w:rPr>
+          <w:sz w:val="28"/>
+          <w:szCs w:val="28"/>
+        </w:rPr>
+        <w:t xml:space="preserve"> Виктор, </w:t>
+      </w:r>
+      <w:proofErr w:type="spellStart"/>
+      <w:r>
+        <w:rPr>
+          <w:sz w:val="28"/>
+          <w:szCs w:val="28"/>
+        </w:rPr>
+        <w:t>Олифер</w:t>
+      </w:r>
+      <w:proofErr w:type="spellEnd"/>
+      <w:r>
+        <w:rPr>
+          <w:sz w:val="28"/>
+          <w:szCs w:val="28"/>
+        </w:rPr>
+        <w:t xml:space="preserve"> Наталья</w:t>
       </w:r>
       <w:r>
         <w:rPr>
@@ -9017,14 +10573,7 @@
           <w:sz w:val="28"/>
           <w:szCs w:val="28"/>
         </w:rPr>
-        <w:t>5</w:t>
-      </w:r>
-      <w:r>
-        <w:rPr>
-          <w:sz w:val="28"/>
-          <w:szCs w:val="28"/>
-        </w:rPr>
-        <w:t>.</w:t>
+        <w:t>5.</w:t>
       </w:r>
       <w:r>
         <w:rPr>
@@ -9039,7 +10588,25 @@
           <w:sz w:val="28"/>
           <w:szCs w:val="28"/>
         </w:rPr>
-        <w:t>Заика А.А. Локальные сети и интернет / А.А. Заика. - Москва : Национальный Открытый Университет ИНТУИТ, 2024. - 323 с.</w:t>
+        <w:t xml:space="preserve">Заика А.А. Локальные сети и интернет / А.А. Заика. - </w:t>
+      </w:r>
+      <w:proofErr w:type="gramStart"/>
+      <w:r>
+        <w:rPr>
+          <w:bCs/>
+          <w:sz w:val="28"/>
+          <w:szCs w:val="28"/>
+        </w:rPr>
+        <w:t>Москва :</w:t>
+      </w:r>
+      <w:proofErr w:type="gramEnd"/>
+      <w:r>
+        <w:rPr>
+          <w:bCs/>
+          <w:sz w:val="28"/>
+          <w:szCs w:val="28"/>
+        </w:rPr>
+        <w:t xml:space="preserve"> Национальный Открытый Университет ИНТУИТ, 2024. - 323 с.</w:t>
       </w:r>
     </w:p>
     <w:p>
@@ -11816,7 +13383,7 @@
   <w:abstractNum w:abstractNumId="23" w15:restartNumberingAfterBreak="0">
     <w:nsid w:val="63A33026"/>
     <w:multiLevelType w:val="hybridMultilevel"/>
-    <w:tmpl w:val="65C823D4"/>
+    <w:tmpl w:val="62CEF5AE"/>
     <w:lvl w:ilvl="0" w:tplc="148EC894">
       <w:start w:val="1"/>
       <w:numFmt w:val="decimal"/>
@@ -12156,6 +13723,95 @@
     </w:lvl>
   </w:abstractNum>
   <w:abstractNum w:abstractNumId="26" w15:restartNumberingAfterBreak="0">
+    <w:nsid w:val="669D519F"/>
+    <w:multiLevelType w:val="hybridMultilevel"/>
+    <w:tmpl w:val="0D5AA56A"/>
+    <w:lvl w:ilvl="0" w:tplc="A39AD86A">
+      <w:start w:val="1"/>
+      <w:numFmt w:val="decimal"/>
+      <w:lvlText w:val="%1."/>
+      <w:lvlJc w:val="left"/>
+      <w:pPr>
+        <w:ind w:left="1069" w:hanging="360"/>
+      </w:pPr>
+      <w:rPr>
+        <w:rFonts w:hint="default"/>
+      </w:rPr>
+    </w:lvl>
+    <w:lvl w:ilvl="1" w:tplc="04190019" w:tentative="1">
+      <w:start w:val="1"/>
+      <w:numFmt w:val="lowerLetter"/>
+      <w:lvlText w:val="%2."/>
+      <w:lvlJc w:val="left"/>
+      <w:pPr>
+        <w:ind w:left="1789" w:hanging="360"/>
+      </w:pPr>
+    </w:lvl>
+    <w:lvl w:ilvl="2" w:tplc="0419001B" w:tentative="1">
+      <w:start w:val="1"/>
+      <w:numFmt w:val="lowerRoman"/>
+      <w:lvlText w:val="%3."/>
+      <w:lvlJc w:val="right"/>
+      <w:pPr>
+        <w:ind w:left="2509" w:hanging="180"/>
+      </w:pPr>
+    </w:lvl>
+    <w:lvl w:ilvl="3" w:tplc="0419000F" w:tentative="1">
+      <w:start w:val="1"/>
+      <w:numFmt w:val="decimal"/>
+      <w:lvlText w:val="%4."/>
+      <w:lvlJc w:val="left"/>
+      <w:pPr>
+        <w:ind w:left="3229" w:hanging="360"/>
+      </w:pPr>
+    </w:lvl>
+    <w:lvl w:ilvl="4" w:tplc="04190019" w:tentative="1">
+      <w:start w:val="1"/>
+      <w:numFmt w:val="lowerLetter"/>
+      <w:lvlText w:val="%5."/>
+      <w:lvlJc w:val="left"/>
+      <w:pPr>
+        <w:ind w:left="3949" w:hanging="360"/>
+      </w:pPr>
+    </w:lvl>
+    <w:lvl w:ilvl="5" w:tplc="0419001B" w:tentative="1">
+      <w:start w:val="1"/>
+      <w:numFmt w:val="lowerRoman"/>
+      <w:lvlText w:val="%6."/>
+      <w:lvlJc w:val="right"/>
+      <w:pPr>
+        <w:ind w:left="4669" w:hanging="180"/>
+      </w:pPr>
+    </w:lvl>
+    <w:lvl w:ilvl="6" w:tplc="0419000F" w:tentative="1">
+      <w:start w:val="1"/>
+      <w:numFmt w:val="decimal"/>
+      <w:lvlText w:val="%7."/>
+      <w:lvlJc w:val="left"/>
+      <w:pPr>
+        <w:ind w:left="5389" w:hanging="360"/>
+      </w:pPr>
+    </w:lvl>
+    <w:lvl w:ilvl="7" w:tplc="04190019" w:tentative="1">
+      <w:start w:val="1"/>
+      <w:numFmt w:val="lowerLetter"/>
+      <w:lvlText w:val="%8."/>
+      <w:lvlJc w:val="left"/>
+      <w:pPr>
+        <w:ind w:left="6109" w:hanging="360"/>
+      </w:pPr>
+    </w:lvl>
+    <w:lvl w:ilvl="8" w:tplc="0419001B" w:tentative="1">
+      <w:start w:val="1"/>
+      <w:numFmt w:val="lowerRoman"/>
+      <w:lvlText w:val="%9."/>
+      <w:lvlJc w:val="right"/>
+      <w:pPr>
+        <w:ind w:left="6829" w:hanging="180"/>
+      </w:pPr>
+    </w:lvl>
+  </w:abstractNum>
+  <w:abstractNum w:abstractNumId="27" w15:restartNumberingAfterBreak="0">
     <w:nsid w:val="6E1F58D5"/>
     <w:multiLevelType w:val="hybridMultilevel"/>
     <w:tmpl w:val="7B62E306"/>
@@ -12268,7 +13924,7 @@
       </w:rPr>
     </w:lvl>
   </w:abstractNum>
-  <w:abstractNum w:abstractNumId="27" w15:restartNumberingAfterBreak="0">
+  <w:abstractNum w:abstractNumId="28" w15:restartNumberingAfterBreak="0">
     <w:nsid w:val="71745237"/>
     <w:multiLevelType w:val="multilevel"/>
     <w:tmpl w:val="9AFADC64"/>
@@ -12417,7 +14073,7 @@
       </w:rPr>
     </w:lvl>
   </w:abstractNum>
-  <w:abstractNum w:abstractNumId="28" w15:restartNumberingAfterBreak="0">
+  <w:abstractNum w:abstractNumId="29" w15:restartNumberingAfterBreak="0">
     <w:nsid w:val="739C0745"/>
     <w:multiLevelType w:val="hybridMultilevel"/>
     <w:tmpl w:val="2B3AAC28"/>
@@ -12530,7 +14186,7 @@
       </w:rPr>
     </w:lvl>
   </w:abstractNum>
-  <w:abstractNum w:abstractNumId="29" w15:restartNumberingAfterBreak="0">
+  <w:abstractNum w:abstractNumId="30" w15:restartNumberingAfterBreak="0">
     <w:nsid w:val="773877B7"/>
     <w:multiLevelType w:val="hybridMultilevel"/>
     <w:tmpl w:val="F44A68CC"/>
@@ -12643,7 +14299,7 @@
       </w:rPr>
     </w:lvl>
   </w:abstractNum>
-  <w:abstractNum w:abstractNumId="30" w15:restartNumberingAfterBreak="0">
+  <w:abstractNum w:abstractNumId="31" w15:restartNumberingAfterBreak="0">
     <w:nsid w:val="783B3D9D"/>
     <w:multiLevelType w:val="hybridMultilevel"/>
     <w:tmpl w:val="07A831D0"/>
@@ -12756,7 +14412,7 @@
       </w:rPr>
     </w:lvl>
   </w:abstractNum>
-  <w:abstractNum w:abstractNumId="31" w15:restartNumberingAfterBreak="0">
+  <w:abstractNum w:abstractNumId="32" w15:restartNumberingAfterBreak="0">
     <w:nsid w:val="78F3467F"/>
     <w:multiLevelType w:val="hybridMultilevel"/>
     <w:tmpl w:val="8C4A6978"/>
@@ -12869,7 +14525,96 @@
       </w:rPr>
     </w:lvl>
   </w:abstractNum>
-  <w:abstractNum w:abstractNumId="32" w15:restartNumberingAfterBreak="0">
+  <w:abstractNum w:abstractNumId="33" w15:restartNumberingAfterBreak="0">
+    <w:nsid w:val="795514AC"/>
+    <w:multiLevelType w:val="hybridMultilevel"/>
+    <w:tmpl w:val="75468D72"/>
+    <w:lvl w:ilvl="0" w:tplc="75D6310C">
+      <w:start w:val="43"/>
+      <w:numFmt w:val="decimal"/>
+      <w:lvlText w:val="%1."/>
+      <w:lvlJc w:val="left"/>
+      <w:pPr>
+        <w:ind w:left="1080" w:hanging="360"/>
+      </w:pPr>
+      <w:rPr>
+        <w:rFonts w:hint="default"/>
+      </w:rPr>
+    </w:lvl>
+    <w:lvl w:ilvl="1" w:tplc="04190019" w:tentative="1">
+      <w:start w:val="1"/>
+      <w:numFmt w:val="lowerLetter"/>
+      <w:lvlText w:val="%2."/>
+      <w:lvlJc w:val="left"/>
+      <w:pPr>
+        <w:ind w:left="1440" w:hanging="360"/>
+      </w:pPr>
+    </w:lvl>
+    <w:lvl w:ilvl="2" w:tplc="0419001B" w:tentative="1">
+      <w:start w:val="1"/>
+      <w:numFmt w:val="lowerRoman"/>
+      <w:lvlText w:val="%3."/>
+      <w:lvlJc w:val="right"/>
+      <w:pPr>
+        <w:ind w:left="2160" w:hanging="180"/>
+      </w:pPr>
+    </w:lvl>
+    <w:lvl w:ilvl="3" w:tplc="0419000F" w:tentative="1">
+      <w:start w:val="1"/>
+      <w:numFmt w:val="decimal"/>
+      <w:lvlText w:val="%4."/>
+      <w:lvlJc w:val="left"/>
+      <w:pPr>
+        <w:ind w:left="2880" w:hanging="360"/>
+      </w:pPr>
+    </w:lvl>
+    <w:lvl w:ilvl="4" w:tplc="04190019" w:tentative="1">
+      <w:start w:val="1"/>
+      <w:numFmt w:val="lowerLetter"/>
+      <w:lvlText w:val="%5."/>
+      <w:lvlJc w:val="left"/>
+      <w:pPr>
+        <w:ind w:left="3600" w:hanging="360"/>
+      </w:pPr>
+    </w:lvl>
+    <w:lvl w:ilvl="5" w:tplc="0419001B" w:tentative="1">
+      <w:start w:val="1"/>
+      <w:numFmt w:val="lowerRoman"/>
+      <w:lvlText w:val="%6."/>
+      <w:lvlJc w:val="right"/>
+      <w:pPr>
+        <w:ind w:left="4320" w:hanging="180"/>
+      </w:pPr>
+    </w:lvl>
+    <w:lvl w:ilvl="6" w:tplc="0419000F" w:tentative="1">
+      <w:start w:val="1"/>
+      <w:numFmt w:val="decimal"/>
+      <w:lvlText w:val="%7."/>
+      <w:lvlJc w:val="left"/>
+      <w:pPr>
+        <w:ind w:left="5040" w:hanging="360"/>
+      </w:pPr>
+    </w:lvl>
+    <w:lvl w:ilvl="7" w:tplc="04190019" w:tentative="1">
+      <w:start w:val="1"/>
+      <w:numFmt w:val="lowerLetter"/>
+      <w:lvlText w:val="%8."/>
+      <w:lvlJc w:val="left"/>
+      <w:pPr>
+        <w:ind w:left="5760" w:hanging="360"/>
+      </w:pPr>
+    </w:lvl>
+    <w:lvl w:ilvl="8" w:tplc="0419001B" w:tentative="1">
+      <w:start w:val="1"/>
+      <w:numFmt w:val="lowerRoman"/>
+      <w:lvlText w:val="%9."/>
+      <w:lvlJc w:val="right"/>
+      <w:pPr>
+        <w:ind w:left="6480" w:hanging="180"/>
+      </w:pPr>
+    </w:lvl>
+  </w:abstractNum>
+  <w:abstractNum w:abstractNumId="34" w15:restartNumberingAfterBreak="0">
     <w:nsid w:val="795E5839"/>
     <w:multiLevelType w:val="hybridMultilevel"/>
     <w:tmpl w:val="782EEE78"/>
@@ -12982,7 +14727,7 @@
       </w:rPr>
     </w:lvl>
   </w:abstractNum>
-  <w:abstractNum w:abstractNumId="33" w15:restartNumberingAfterBreak="0">
+  <w:abstractNum w:abstractNumId="35" w15:restartNumberingAfterBreak="0">
     <w:nsid w:val="798D602B"/>
     <w:multiLevelType w:val="hybridMultilevel"/>
     <w:tmpl w:val="32204224"/>
@@ -13095,7 +14840,7 @@
       </w:rPr>
     </w:lvl>
   </w:abstractNum>
-  <w:abstractNum w:abstractNumId="34" w15:restartNumberingAfterBreak="0">
+  <w:abstractNum w:abstractNumId="36" w15:restartNumberingAfterBreak="0">
     <w:nsid w:val="7B2A3C1A"/>
     <w:multiLevelType w:val="hybridMultilevel"/>
     <w:tmpl w:val="D9F08BCE"/>
@@ -13206,6 +14951,95 @@
       <w:rPr>
         <w:rFonts w:ascii="Wingdings" w:hAnsi="Wingdings" w:hint="default"/>
       </w:rPr>
+    </w:lvl>
+  </w:abstractNum>
+  <w:abstractNum w:abstractNumId="37" w15:restartNumberingAfterBreak="0">
+    <w:nsid w:val="7D6F5AD1"/>
+    <w:multiLevelType w:val="hybridMultilevel"/>
+    <w:tmpl w:val="8716EB82"/>
+    <w:lvl w:ilvl="0" w:tplc="5172DF08">
+      <w:start w:val="4"/>
+      <w:numFmt w:val="decimal"/>
+      <w:lvlText w:val="%1."/>
+      <w:lvlJc w:val="left"/>
+      <w:pPr>
+        <w:ind w:left="1080" w:hanging="360"/>
+      </w:pPr>
+      <w:rPr>
+        <w:rFonts w:hint="default"/>
+      </w:rPr>
+    </w:lvl>
+    <w:lvl w:ilvl="1" w:tplc="04190019" w:tentative="1">
+      <w:start w:val="1"/>
+      <w:numFmt w:val="lowerLetter"/>
+      <w:lvlText w:val="%2."/>
+      <w:lvlJc w:val="left"/>
+      <w:pPr>
+        <w:ind w:left="1440" w:hanging="360"/>
+      </w:pPr>
+    </w:lvl>
+    <w:lvl w:ilvl="2" w:tplc="0419001B" w:tentative="1">
+      <w:start w:val="1"/>
+      <w:numFmt w:val="lowerRoman"/>
+      <w:lvlText w:val="%3."/>
+      <w:lvlJc w:val="right"/>
+      <w:pPr>
+        <w:ind w:left="2160" w:hanging="180"/>
+      </w:pPr>
+    </w:lvl>
+    <w:lvl w:ilvl="3" w:tplc="0419000F" w:tentative="1">
+      <w:start w:val="1"/>
+      <w:numFmt w:val="decimal"/>
+      <w:lvlText w:val="%4."/>
+      <w:lvlJc w:val="left"/>
+      <w:pPr>
+        <w:ind w:left="2880" w:hanging="360"/>
+      </w:pPr>
+    </w:lvl>
+    <w:lvl w:ilvl="4" w:tplc="04190019" w:tentative="1">
+      <w:start w:val="1"/>
+      <w:numFmt w:val="lowerLetter"/>
+      <w:lvlText w:val="%5."/>
+      <w:lvlJc w:val="left"/>
+      <w:pPr>
+        <w:ind w:left="3600" w:hanging="360"/>
+      </w:pPr>
+    </w:lvl>
+    <w:lvl w:ilvl="5" w:tplc="0419001B" w:tentative="1">
+      <w:start w:val="1"/>
+      <w:numFmt w:val="lowerRoman"/>
+      <w:lvlText w:val="%6."/>
+      <w:lvlJc w:val="right"/>
+      <w:pPr>
+        <w:ind w:left="4320" w:hanging="180"/>
+      </w:pPr>
+    </w:lvl>
+    <w:lvl w:ilvl="6" w:tplc="0419000F" w:tentative="1">
+      <w:start w:val="1"/>
+      <w:numFmt w:val="decimal"/>
+      <w:lvlText w:val="%7."/>
+      <w:lvlJc w:val="left"/>
+      <w:pPr>
+        <w:ind w:left="5040" w:hanging="360"/>
+      </w:pPr>
+    </w:lvl>
+    <w:lvl w:ilvl="7" w:tplc="04190019" w:tentative="1">
+      <w:start w:val="1"/>
+      <w:numFmt w:val="lowerLetter"/>
+      <w:lvlText w:val="%8."/>
+      <w:lvlJc w:val="left"/>
+      <w:pPr>
+        <w:ind w:left="5760" w:hanging="360"/>
+      </w:pPr>
+    </w:lvl>
+    <w:lvl w:ilvl="8" w:tplc="0419001B" w:tentative="1">
+      <w:start w:val="1"/>
+      <w:numFmt w:val="lowerRoman"/>
+      <w:lvlText w:val="%9."/>
+      <w:lvlJc w:val="right"/>
+      <w:pPr>
+        <w:ind w:left="6480" w:hanging="180"/>
+      </w:pPr>
     </w:lvl>
   </w:abstractNum>
   <w:num w:numId="1">
@@ -13215,7 +15049,7 @@
     <w:abstractNumId w:val="3"/>
   </w:num>
   <w:num w:numId="3">
-    <w:abstractNumId w:val="27"/>
+    <w:abstractNumId w:val="28"/>
   </w:num>
   <w:num w:numId="4">
     <w:abstractNumId w:val="19"/>
@@ -13233,13 +15067,13 @@
     <w:abstractNumId w:val="18"/>
   </w:num>
   <w:num w:numId="9">
-    <w:abstractNumId w:val="33"/>
+    <w:abstractNumId w:val="35"/>
   </w:num>
   <w:num w:numId="10">
     <w:abstractNumId w:val="10"/>
   </w:num>
   <w:num w:numId="11">
-    <w:abstractNumId w:val="28"/>
+    <w:abstractNumId w:val="29"/>
   </w:num>
   <w:num w:numId="12">
     <w:abstractNumId w:val="12"/>
@@ -13251,13 +15085,13 @@
     <w:abstractNumId w:val="11"/>
   </w:num>
   <w:num w:numId="15">
-    <w:abstractNumId w:val="32"/>
+    <w:abstractNumId w:val="34"/>
   </w:num>
   <w:num w:numId="16">
     <w:abstractNumId w:val="13"/>
   </w:num>
   <w:num w:numId="17">
-    <w:abstractNumId w:val="34"/>
+    <w:abstractNumId w:val="36"/>
   </w:num>
   <w:num w:numId="18">
     <w:abstractNumId w:val="14"/>
@@ -13281,7 +15115,7 @@
     <w:abstractNumId w:val="6"/>
   </w:num>
   <w:num w:numId="25">
-    <w:abstractNumId w:val="30"/>
+    <w:abstractNumId w:val="31"/>
   </w:num>
   <w:num w:numId="26">
     <w:abstractNumId w:val="5"/>
@@ -13290,7 +15124,7 @@
     <w:abstractNumId w:val="9"/>
   </w:num>
   <w:num w:numId="28">
-    <w:abstractNumId w:val="26"/>
+    <w:abstractNumId w:val="27"/>
   </w:num>
   <w:num w:numId="29">
     <w:abstractNumId w:val="1"/>
@@ -13299,10 +15133,10 @@
     <w:abstractNumId w:val="25"/>
   </w:num>
   <w:num w:numId="31">
-    <w:abstractNumId w:val="29"/>
+    <w:abstractNumId w:val="30"/>
   </w:num>
   <w:num w:numId="32">
-    <w:abstractNumId w:val="31"/>
+    <w:abstractNumId w:val="32"/>
   </w:num>
   <w:num w:numId="33">
     <w:abstractNumId w:val="17"/>
@@ -13312,6 +15146,15 @@
   </w:num>
   <w:num w:numId="35">
     <w:abstractNumId w:val="22"/>
+  </w:num>
+  <w:num w:numId="36">
+    <w:abstractNumId w:val="26"/>
+  </w:num>
+  <w:num w:numId="37">
+    <w:abstractNumId w:val="33"/>
+  </w:num>
+  <w:num w:numId="38">
+    <w:abstractNumId w:val="37"/>
   </w:num>
 </w:numbering>
 </file>
@@ -14559,7 +16402,7 @@
 </file>
 
 <file path=customXml/itemProps1.xml><?xml version="1.0" encoding="utf-8"?>
-<ds:datastoreItem xmlns:ds="http://schemas.openxmlformats.org/officeDocument/2006/customXml" ds:itemID="{822DD6D0-629E-455F-8562-74965841F43D}">
+<ds:datastoreItem xmlns:ds="http://schemas.openxmlformats.org/officeDocument/2006/customXml" ds:itemID="{9CBE0AC2-A73F-414A-BBCC-A8A2CB870CAB}">
   <ds:schemaRefs>
     <ds:schemaRef ds:uri="http://schemas.openxmlformats.org/officeDocument/2006/bibliography"/>
   </ds:schemaRefs>
